--- a/Shell Interview Questions and answers.docx
+++ b/Shell Interview Questions and answers.docx
@@ -5,37 +5,3012 @@
     <w:p>
       <w:pPr>
         <w:rPr>
+          <w:rFonts w:asciiTheme="majorHAnsi" w:hAnsiTheme="majorHAnsi"/>
+          <w:sz w:val="20"/>
+          <w:szCs w:val="20"/>
           <w:lang w:val="en-US"/>
         </w:rPr>
       </w:pPr>
       <w:r>
         <w:rPr>
+          <w:rFonts w:asciiTheme="majorHAnsi" w:hAnsiTheme="majorHAnsi"/>
+          <w:sz w:val="20"/>
+          <w:szCs w:val="20"/>
           <w:lang w:val="en-US"/>
         </w:rPr>
         <w:t>Shell</w:t>
       </w:r>
+      <w:r>
+        <w:rPr>
+          <w:rFonts w:asciiTheme="majorHAnsi" w:hAnsiTheme="majorHAnsi"/>
+          <w:sz w:val="20"/>
+          <w:szCs w:val="20"/>
+          <w:lang w:val="en-US"/>
+        </w:rPr>
+        <w:t xml:space="preserve"> Interview Questions and answers</w:t>
+      </w:r>
+    </w:p>
+    <w:p>
+      <w:pPr>
+        <w:rPr>
+          <w:rFonts w:asciiTheme="majorHAnsi" w:eastAsia="Times New Roman" w:hAnsiTheme="majorHAnsi" w:cs="Times New Roman"/>
+          <w:b/>
+          <w:bCs/>
+          <w:sz w:val="20"/>
+          <w:szCs w:val="20"/>
+          <w:lang w:eastAsia="en-IN"/>
+        </w:rPr>
+      </w:pPr>
+      <w:r>
+        <w:rPr>
+          <w:rFonts w:ascii="Cambria" w:eastAsia="Times New Roman" w:hAnsi="Cambria" w:cs="Cambria"/>
+          <w:b/>
+          <w:bCs/>
+          <w:sz w:val="20"/>
+          <w:szCs w:val="20"/>
+          <w:lang w:eastAsia="en-IN"/>
+        </w:rPr>
+        <w:t>🔑</w:t>
+      </w:r>
+      <w:r>
+        <w:rPr>
+          <w:rFonts w:asciiTheme="majorHAnsi" w:eastAsia="Times New Roman" w:hAnsiTheme="majorHAnsi" w:cs="Times New Roman"/>
+          <w:b/>
+          <w:bCs/>
+          <w:sz w:val="20"/>
+          <w:szCs w:val="20"/>
+          <w:lang w:eastAsia="en-IN"/>
+        </w:rPr>
+        <w:t xml:space="preserve"> Key Topics Covered in Session-14 Notes</w:t>
+      </w:r>
+    </w:p>
+    <w:p>
+      <w:pPr>
+        <w:rPr>
+          <w:rFonts w:asciiTheme="majorHAnsi" w:eastAsia="Times New Roman" w:hAnsiTheme="majorHAnsi" w:cs="Times New Roman"/>
+          <w:b/>
+          <w:bCs/>
+          <w:sz w:val="20"/>
+          <w:szCs w:val="20"/>
+          <w:lang w:eastAsia="en-IN"/>
+        </w:rPr>
+      </w:pPr>
+      <w:r>
+        <w:rPr>
+          <w:rFonts w:asciiTheme="majorHAnsi" w:eastAsia="Times New Roman" w:hAnsiTheme="majorHAnsi" w:cs="Times New Roman"/>
+          <w:b/>
+          <w:bCs/>
+          <w:sz w:val="20"/>
+          <w:szCs w:val="20"/>
+          <w:lang w:eastAsia="en-IN"/>
+        </w:rPr>
+        <w:t>1. Why Scripting?</w:t>
+      </w:r>
+    </w:p>
+    <w:p>
+      <w:pPr>
+        <w:rPr>
+          <w:rFonts w:asciiTheme="majorHAnsi" w:eastAsia="Times New Roman" w:hAnsiTheme="majorHAnsi" w:cs="Times New Roman"/>
+          <w:sz w:val="20"/>
+          <w:szCs w:val="20"/>
+          <w:lang w:eastAsia="en-IN"/>
+        </w:rPr>
+      </w:pPr>
+      <w:r>
+        <w:rPr>
+          <w:rFonts w:asciiTheme="majorHAnsi" w:eastAsia="Times New Roman" w:hAnsiTheme="majorHAnsi" w:cs="Times New Roman"/>
+          <w:b/>
+          <w:bCs/>
+          <w:sz w:val="20"/>
+          <w:szCs w:val="20"/>
+          <w:lang w:eastAsia="en-IN"/>
+        </w:rPr>
+        <w:t>Goals:</w:t>
+      </w:r>
+      <w:r>
+        <w:rPr>
+          <w:rFonts w:asciiTheme="majorHAnsi" w:eastAsia="Times New Roman" w:hAnsiTheme="majorHAnsi" w:cs="Times New Roman"/>
+          <w:sz w:val="20"/>
+          <w:szCs w:val="20"/>
+          <w:lang w:eastAsia="en-IN"/>
+        </w:rPr>
+        <w:t xml:space="preserve"> Speed, accuracy, consistency, scalability, documentation, reusability.</w:t>
+      </w:r>
+    </w:p>
+    <w:p>
+      <w:pPr>
+        <w:rPr>
+          <w:rFonts w:asciiTheme="majorHAnsi" w:eastAsia="Times New Roman" w:hAnsiTheme="majorHAnsi" w:cs="Times New Roman"/>
+          <w:sz w:val="20"/>
+          <w:szCs w:val="20"/>
+          <w:lang w:eastAsia="en-IN"/>
+        </w:rPr>
+      </w:pPr>
+      <w:r>
+        <w:rPr>
+          <w:rFonts w:asciiTheme="majorHAnsi" w:eastAsia="Times New Roman" w:hAnsiTheme="majorHAnsi" w:cs="Times New Roman"/>
+          <w:b/>
+          <w:bCs/>
+          <w:sz w:val="20"/>
+          <w:szCs w:val="20"/>
+          <w:lang w:eastAsia="en-IN"/>
+        </w:rPr>
+        <w:t>Interview Angle:</w:t>
+      </w:r>
+      <w:r>
+        <w:rPr>
+          <w:rFonts w:asciiTheme="majorHAnsi" w:eastAsia="Times New Roman" w:hAnsiTheme="majorHAnsi" w:cs="Times New Roman"/>
+          <w:sz w:val="20"/>
+          <w:szCs w:val="20"/>
+          <w:lang w:eastAsia="en-IN"/>
+        </w:rPr>
+        <w:t xml:space="preserve"> Expect questions like </w:t>
+      </w:r>
+      <w:r>
+        <w:rPr>
+          <w:rFonts w:asciiTheme="majorHAnsi" w:eastAsia="Times New Roman" w:hAnsiTheme="majorHAnsi" w:cs="Times New Roman"/>
+          <w:iCs/>
+          <w:sz w:val="20"/>
+          <w:szCs w:val="20"/>
+          <w:lang w:eastAsia="en-IN"/>
+        </w:rPr>
+        <w:t>“Why do we automate tasks with scripts?”</w:t>
+      </w:r>
+      <w:r>
+        <w:rPr>
+          <w:rFonts w:asciiTheme="majorHAnsi" w:eastAsia="Times New Roman" w:hAnsiTheme="majorHAnsi" w:cs="Times New Roman"/>
+          <w:sz w:val="20"/>
+          <w:szCs w:val="20"/>
+          <w:lang w:eastAsia="en-IN"/>
+        </w:rPr>
+        <w:t xml:space="preserve"> → Answer: To reduce human error, improve speed, and ensure repeatability.</w:t>
+      </w:r>
+    </w:p>
+    <w:p>
+      <w:pPr>
+        <w:rPr>
+          <w:rFonts w:asciiTheme="majorHAnsi" w:eastAsia="Times New Roman" w:hAnsiTheme="majorHAnsi" w:cs="Times New Roman"/>
+          <w:b/>
+          <w:bCs/>
+          <w:sz w:val="20"/>
+          <w:szCs w:val="20"/>
+          <w:lang w:eastAsia="en-IN"/>
+        </w:rPr>
+      </w:pPr>
+      <w:r>
+        <w:rPr>
+          <w:rFonts w:asciiTheme="majorHAnsi" w:eastAsia="Times New Roman" w:hAnsiTheme="majorHAnsi" w:cs="Times New Roman"/>
+          <w:b/>
+          <w:bCs/>
+          <w:sz w:val="20"/>
+          <w:szCs w:val="20"/>
+          <w:lang w:eastAsia="en-IN"/>
+        </w:rPr>
+        <w:t>2. Version Control Systems</w:t>
+      </w:r>
+    </w:p>
+    <w:p>
+      <w:pPr>
+        <w:rPr>
+          <w:rFonts w:asciiTheme="majorHAnsi" w:eastAsia="Times New Roman" w:hAnsiTheme="majorHAnsi" w:cs="Times New Roman"/>
+          <w:sz w:val="20"/>
+          <w:szCs w:val="20"/>
+          <w:lang w:eastAsia="en-IN"/>
+        </w:rPr>
+      </w:pPr>
+      <w:r>
+        <w:rPr>
+          <w:rFonts w:asciiTheme="majorHAnsi" w:eastAsia="Times New Roman" w:hAnsiTheme="majorHAnsi" w:cs="Times New Roman"/>
+          <w:b/>
+          <w:bCs/>
+          <w:sz w:val="20"/>
+          <w:szCs w:val="20"/>
+          <w:lang w:eastAsia="en-IN"/>
+        </w:rPr>
+        <w:t>Centralized (e.g., SVN):</w:t>
+      </w:r>
+    </w:p>
+    <w:p>
+      <w:pPr>
+        <w:rPr>
+          <w:rFonts w:asciiTheme="majorHAnsi" w:eastAsia="Times New Roman" w:hAnsiTheme="majorHAnsi" w:cs="Times New Roman"/>
+          <w:sz w:val="20"/>
+          <w:szCs w:val="20"/>
+          <w:lang w:eastAsia="en-IN"/>
+        </w:rPr>
+      </w:pPr>
+      <w:r>
+        <w:rPr>
+          <w:rFonts w:asciiTheme="majorHAnsi" w:eastAsia="Times New Roman" w:hAnsiTheme="majorHAnsi" w:cs="Times New Roman"/>
+          <w:sz w:val="20"/>
+          <w:szCs w:val="20"/>
+          <w:lang w:eastAsia="en-IN"/>
+        </w:rPr>
+        <w:t>Single point of failure</w:t>
+      </w:r>
+    </w:p>
+    <w:p>
+      <w:pPr>
+        <w:rPr>
+          <w:rFonts w:asciiTheme="majorHAnsi" w:eastAsia="Times New Roman" w:hAnsiTheme="majorHAnsi" w:cs="Times New Roman"/>
+          <w:sz w:val="20"/>
+          <w:szCs w:val="20"/>
+          <w:lang w:eastAsia="en-IN"/>
+        </w:rPr>
+      </w:pPr>
+      <w:r>
+        <w:rPr>
+          <w:rFonts w:asciiTheme="majorHAnsi" w:eastAsia="Times New Roman" w:hAnsiTheme="majorHAnsi" w:cs="Times New Roman"/>
+          <w:sz w:val="20"/>
+          <w:szCs w:val="20"/>
+          <w:lang w:eastAsia="en-IN"/>
+        </w:rPr>
+        <w:t>Overcrowding, resource shortage</w:t>
+      </w:r>
+    </w:p>
+    <w:p>
+      <w:pPr>
+        <w:rPr>
+          <w:rFonts w:asciiTheme="majorHAnsi" w:eastAsia="Times New Roman" w:hAnsiTheme="majorHAnsi" w:cs="Times New Roman"/>
+          <w:sz w:val="20"/>
+          <w:szCs w:val="20"/>
+          <w:lang w:eastAsia="en-IN"/>
+        </w:rPr>
+      </w:pPr>
+      <w:r>
+        <w:rPr>
+          <w:rFonts w:asciiTheme="majorHAnsi" w:eastAsia="Times New Roman" w:hAnsiTheme="majorHAnsi" w:cs="Times New Roman"/>
+          <w:b/>
+          <w:bCs/>
+          <w:sz w:val="20"/>
+          <w:szCs w:val="20"/>
+          <w:lang w:eastAsia="en-IN"/>
+        </w:rPr>
+        <w:t>Distributed (e.g., Git):</w:t>
+      </w:r>
+    </w:p>
+    <w:p>
+      <w:pPr>
+        <w:rPr>
+          <w:rFonts w:asciiTheme="majorHAnsi" w:eastAsia="Times New Roman" w:hAnsiTheme="majorHAnsi" w:cs="Times New Roman"/>
+          <w:sz w:val="20"/>
+          <w:szCs w:val="20"/>
+          <w:lang w:eastAsia="en-IN"/>
+        </w:rPr>
+      </w:pPr>
+      <w:r>
+        <w:rPr>
+          <w:rFonts w:asciiTheme="majorHAnsi" w:eastAsia="Times New Roman" w:hAnsiTheme="majorHAnsi" w:cs="Times New Roman"/>
+          <w:sz w:val="20"/>
+          <w:szCs w:val="20"/>
+          <w:lang w:eastAsia="en-IN"/>
+        </w:rPr>
+        <w:t>No single point of failure</w:t>
+      </w:r>
+    </w:p>
+    <w:p>
+      <w:pPr>
+        <w:rPr>
+          <w:rFonts w:asciiTheme="majorHAnsi" w:eastAsia="Times New Roman" w:hAnsiTheme="majorHAnsi" w:cs="Times New Roman"/>
+          <w:sz w:val="20"/>
+          <w:szCs w:val="20"/>
+          <w:lang w:eastAsia="en-IN"/>
+        </w:rPr>
+      </w:pPr>
+      <w:r>
+        <w:rPr>
+          <w:rFonts w:asciiTheme="majorHAnsi" w:eastAsia="Times New Roman" w:hAnsiTheme="majorHAnsi" w:cs="Times New Roman"/>
+          <w:sz w:val="20"/>
+          <w:szCs w:val="20"/>
+          <w:lang w:eastAsia="en-IN"/>
+        </w:rPr>
+        <w:t>Local commits possible</w:t>
+      </w:r>
+    </w:p>
+    <w:p>
+      <w:pPr>
+        <w:rPr>
+          <w:rFonts w:asciiTheme="majorHAnsi" w:eastAsia="Times New Roman" w:hAnsiTheme="majorHAnsi" w:cs="Times New Roman"/>
+          <w:sz w:val="20"/>
+          <w:szCs w:val="20"/>
+          <w:lang w:eastAsia="en-IN"/>
+        </w:rPr>
+      </w:pPr>
+      <w:proofErr w:type="gramStart"/>
+      <w:r>
+        <w:rPr>
+          <w:rFonts w:asciiTheme="majorHAnsi" w:eastAsia="Times New Roman" w:hAnsiTheme="majorHAnsi" w:cs="Times New Roman"/>
+          <w:b/>
+          <w:bCs/>
+          <w:sz w:val="20"/>
+          <w:szCs w:val="20"/>
+          <w:lang w:eastAsia="en-IN"/>
+        </w:rPr>
+        <w:t>Interview Q:</w:t>
+      </w:r>
+      <w:r>
+        <w:rPr>
+          <w:rFonts w:asciiTheme="majorHAnsi" w:eastAsia="Times New Roman" w:hAnsiTheme="majorHAnsi" w:cs="Times New Roman"/>
+          <w:sz w:val="20"/>
+          <w:szCs w:val="20"/>
+          <w:lang w:eastAsia="en-IN"/>
+        </w:rPr>
+        <w:t xml:space="preserve"> </w:t>
+      </w:r>
+      <w:r>
+        <w:rPr>
+          <w:rFonts w:asciiTheme="majorHAnsi" w:eastAsia="Times New Roman" w:hAnsiTheme="majorHAnsi" w:cs="Times New Roman"/>
+          <w:iCs/>
+          <w:sz w:val="20"/>
+          <w:szCs w:val="20"/>
+          <w:lang w:eastAsia="en-IN"/>
+        </w:rPr>
+        <w:t>“Difference between centralized and distributed VCS?”</w:t>
+      </w:r>
+      <w:proofErr w:type="gramEnd"/>
+      <w:r>
+        <w:rPr>
+          <w:rFonts w:asciiTheme="majorHAnsi" w:eastAsia="Times New Roman" w:hAnsiTheme="majorHAnsi" w:cs="Times New Roman"/>
+          <w:sz w:val="20"/>
+          <w:szCs w:val="20"/>
+          <w:lang w:eastAsia="en-IN"/>
+        </w:rPr>
+        <w:t xml:space="preserve"> → Centralized relies on one server; distributed allows local repositories and offline work.</w:t>
+      </w:r>
+    </w:p>
+    <w:p>
+      <w:pPr>
+        <w:rPr>
+          <w:rFonts w:asciiTheme="majorHAnsi" w:eastAsia="Times New Roman" w:hAnsiTheme="majorHAnsi" w:cs="Times New Roman"/>
+          <w:b/>
+          <w:bCs/>
+          <w:sz w:val="20"/>
+          <w:szCs w:val="20"/>
+          <w:lang w:eastAsia="en-IN"/>
+        </w:rPr>
+      </w:pPr>
+      <w:r>
+        <w:rPr>
+          <w:rFonts w:asciiTheme="majorHAnsi" w:eastAsia="Times New Roman" w:hAnsiTheme="majorHAnsi" w:cs="Times New Roman"/>
+          <w:b/>
+          <w:bCs/>
+          <w:sz w:val="20"/>
+          <w:szCs w:val="20"/>
+          <w:lang w:eastAsia="en-IN"/>
+        </w:rPr>
+        <w:t>3. Git Basics</w:t>
+      </w:r>
+    </w:p>
+    <w:p>
+      <w:pPr>
+        <w:rPr>
+          <w:rFonts w:asciiTheme="majorHAnsi" w:eastAsia="Times New Roman" w:hAnsiTheme="majorHAnsi" w:cs="Times New Roman"/>
+          <w:sz w:val="20"/>
+          <w:szCs w:val="20"/>
+          <w:lang w:eastAsia="en-IN"/>
+        </w:rPr>
+      </w:pPr>
+      <w:r>
+        <w:rPr>
+          <w:rFonts w:asciiTheme="majorHAnsi" w:eastAsia="Times New Roman" w:hAnsiTheme="majorHAnsi" w:cs="Times New Roman"/>
+          <w:b/>
+          <w:bCs/>
+          <w:sz w:val="20"/>
+          <w:szCs w:val="20"/>
+          <w:lang w:eastAsia="en-IN"/>
+        </w:rPr>
+        <w:t>Commands:</w:t>
+      </w:r>
+    </w:p>
+    <w:p>
+      <w:pPr>
+        <w:rPr>
+          <w:rFonts w:asciiTheme="majorHAnsi" w:eastAsia="Times New Roman" w:hAnsiTheme="majorHAnsi" w:cs="Times New Roman"/>
+          <w:sz w:val="20"/>
+          <w:szCs w:val="20"/>
+          <w:lang w:eastAsia="en-IN"/>
+        </w:rPr>
+      </w:pPr>
+      <w:proofErr w:type="gramStart"/>
+      <w:r>
+        <w:rPr>
+          <w:rFonts w:asciiTheme="majorHAnsi" w:eastAsia="Times New Roman" w:hAnsiTheme="majorHAnsi" w:cs="Courier New"/>
+          <w:sz w:val="20"/>
+          <w:szCs w:val="20"/>
+          <w:lang w:eastAsia="en-IN"/>
+        </w:rPr>
+        <w:t>git</w:t>
+      </w:r>
+      <w:proofErr w:type="gramEnd"/>
+      <w:r>
+        <w:rPr>
+          <w:rFonts w:asciiTheme="majorHAnsi" w:eastAsia="Times New Roman" w:hAnsiTheme="majorHAnsi" w:cs="Courier New"/>
+          <w:sz w:val="20"/>
+          <w:szCs w:val="20"/>
+          <w:lang w:eastAsia="en-IN"/>
+        </w:rPr>
+        <w:t xml:space="preserve"> clone &lt;repo-</w:t>
+      </w:r>
+      <w:proofErr w:type="spellStart"/>
+      <w:r>
+        <w:rPr>
+          <w:rFonts w:asciiTheme="majorHAnsi" w:eastAsia="Times New Roman" w:hAnsiTheme="majorHAnsi" w:cs="Courier New"/>
+          <w:sz w:val="20"/>
+          <w:szCs w:val="20"/>
+          <w:lang w:eastAsia="en-IN"/>
+        </w:rPr>
+        <w:t>url</w:t>
+      </w:r>
+      <w:proofErr w:type="spellEnd"/>
+      <w:r>
+        <w:rPr>
+          <w:rFonts w:asciiTheme="majorHAnsi" w:eastAsia="Times New Roman" w:hAnsiTheme="majorHAnsi" w:cs="Courier New"/>
+          <w:sz w:val="20"/>
+          <w:szCs w:val="20"/>
+          <w:lang w:eastAsia="en-IN"/>
+        </w:rPr>
+        <w:t>&gt;</w:t>
+      </w:r>
+      <w:r>
+        <w:rPr>
+          <w:rFonts w:asciiTheme="majorHAnsi" w:eastAsia="Times New Roman" w:hAnsiTheme="majorHAnsi" w:cs="Times New Roman"/>
+          <w:sz w:val="20"/>
+          <w:szCs w:val="20"/>
+          <w:lang w:eastAsia="en-IN"/>
+        </w:rPr>
+        <w:t xml:space="preserve"> → First-time download</w:t>
+      </w:r>
+    </w:p>
+    <w:p>
+      <w:pPr>
+        <w:rPr>
+          <w:rFonts w:asciiTheme="majorHAnsi" w:eastAsia="Times New Roman" w:hAnsiTheme="majorHAnsi" w:cs="Times New Roman"/>
+          <w:sz w:val="20"/>
+          <w:szCs w:val="20"/>
+          <w:lang w:eastAsia="en-IN"/>
+        </w:rPr>
+      </w:pPr>
+      <w:proofErr w:type="gramStart"/>
+      <w:r>
+        <w:rPr>
+          <w:rFonts w:asciiTheme="majorHAnsi" w:eastAsia="Times New Roman" w:hAnsiTheme="majorHAnsi" w:cs="Courier New"/>
+          <w:sz w:val="20"/>
+          <w:szCs w:val="20"/>
+          <w:lang w:eastAsia="en-IN"/>
+        </w:rPr>
+        <w:t>git</w:t>
+      </w:r>
+      <w:proofErr w:type="gramEnd"/>
+      <w:r>
+        <w:rPr>
+          <w:rFonts w:asciiTheme="majorHAnsi" w:eastAsia="Times New Roman" w:hAnsiTheme="majorHAnsi" w:cs="Courier New"/>
+          <w:sz w:val="20"/>
+          <w:szCs w:val="20"/>
+          <w:lang w:eastAsia="en-IN"/>
+        </w:rPr>
+        <w:t xml:space="preserve"> pull</w:t>
+      </w:r>
+      <w:r>
+        <w:rPr>
+          <w:rFonts w:asciiTheme="majorHAnsi" w:eastAsia="Times New Roman" w:hAnsiTheme="majorHAnsi" w:cs="Times New Roman"/>
+          <w:sz w:val="20"/>
+          <w:szCs w:val="20"/>
+          <w:lang w:eastAsia="en-IN"/>
+        </w:rPr>
+        <w:t xml:space="preserve"> → Update local repo</w:t>
+      </w:r>
+    </w:p>
+    <w:p>
+      <w:pPr>
+        <w:rPr>
+          <w:rFonts w:asciiTheme="majorHAnsi" w:eastAsia="Times New Roman" w:hAnsiTheme="majorHAnsi" w:cs="Times New Roman"/>
+          <w:sz w:val="20"/>
+          <w:szCs w:val="20"/>
+          <w:lang w:eastAsia="en-IN"/>
+        </w:rPr>
+      </w:pPr>
+      <w:proofErr w:type="gramStart"/>
+      <w:r>
+        <w:rPr>
+          <w:rFonts w:asciiTheme="majorHAnsi" w:eastAsia="Times New Roman" w:hAnsiTheme="majorHAnsi" w:cs="Courier New"/>
+          <w:sz w:val="20"/>
+          <w:szCs w:val="20"/>
+          <w:lang w:eastAsia="en-IN"/>
+        </w:rPr>
+        <w:t>git</w:t>
+      </w:r>
+      <w:proofErr w:type="gramEnd"/>
+      <w:r>
+        <w:rPr>
+          <w:rFonts w:asciiTheme="majorHAnsi" w:eastAsia="Times New Roman" w:hAnsiTheme="majorHAnsi" w:cs="Courier New"/>
+          <w:sz w:val="20"/>
+          <w:szCs w:val="20"/>
+          <w:lang w:eastAsia="en-IN"/>
+        </w:rPr>
+        <w:t xml:space="preserve"> add &lt;file&gt;</w:t>
+      </w:r>
+      <w:r>
+        <w:rPr>
+          <w:rFonts w:asciiTheme="majorHAnsi" w:eastAsia="Times New Roman" w:hAnsiTheme="majorHAnsi" w:cs="Times New Roman"/>
+          <w:sz w:val="20"/>
+          <w:szCs w:val="20"/>
+          <w:lang w:eastAsia="en-IN"/>
+        </w:rPr>
+        <w:t xml:space="preserve"> → Stage changes</w:t>
+      </w:r>
+    </w:p>
+    <w:p>
+      <w:pPr>
+        <w:rPr>
+          <w:rFonts w:asciiTheme="majorHAnsi" w:eastAsia="Times New Roman" w:hAnsiTheme="majorHAnsi" w:cs="Times New Roman"/>
+          <w:sz w:val="20"/>
+          <w:szCs w:val="20"/>
+          <w:lang w:eastAsia="en-IN"/>
+        </w:rPr>
+      </w:pPr>
+      <w:proofErr w:type="gramStart"/>
+      <w:r>
+        <w:rPr>
+          <w:rFonts w:asciiTheme="majorHAnsi" w:eastAsia="Times New Roman" w:hAnsiTheme="majorHAnsi" w:cs="Courier New"/>
+          <w:sz w:val="20"/>
+          <w:szCs w:val="20"/>
+          <w:lang w:eastAsia="en-IN"/>
+        </w:rPr>
+        <w:t>git</w:t>
+      </w:r>
+      <w:proofErr w:type="gramEnd"/>
+      <w:r>
+        <w:rPr>
+          <w:rFonts w:asciiTheme="majorHAnsi" w:eastAsia="Times New Roman" w:hAnsiTheme="majorHAnsi" w:cs="Courier New"/>
+          <w:sz w:val="20"/>
+          <w:szCs w:val="20"/>
+          <w:lang w:eastAsia="en-IN"/>
+        </w:rPr>
+        <w:t xml:space="preserve"> commit -m "message"</w:t>
+      </w:r>
+      <w:r>
+        <w:rPr>
+          <w:rFonts w:asciiTheme="majorHAnsi" w:eastAsia="Times New Roman" w:hAnsiTheme="majorHAnsi" w:cs="Times New Roman"/>
+          <w:sz w:val="20"/>
+          <w:szCs w:val="20"/>
+          <w:lang w:eastAsia="en-IN"/>
+        </w:rPr>
+        <w:t xml:space="preserve"> → Local commit</w:t>
+      </w:r>
+    </w:p>
+    <w:p>
+      <w:pPr>
+        <w:rPr>
+          <w:rFonts w:asciiTheme="majorHAnsi" w:eastAsia="Times New Roman" w:hAnsiTheme="majorHAnsi" w:cs="Times New Roman"/>
+          <w:sz w:val="20"/>
+          <w:szCs w:val="20"/>
+          <w:lang w:eastAsia="en-IN"/>
+        </w:rPr>
+      </w:pPr>
+      <w:proofErr w:type="gramStart"/>
+      <w:r>
+        <w:rPr>
+          <w:rFonts w:asciiTheme="majorHAnsi" w:eastAsia="Times New Roman" w:hAnsiTheme="majorHAnsi" w:cs="Courier New"/>
+          <w:sz w:val="20"/>
+          <w:szCs w:val="20"/>
+          <w:lang w:eastAsia="en-IN"/>
+        </w:rPr>
+        <w:t>git</w:t>
+      </w:r>
+      <w:proofErr w:type="gramEnd"/>
+      <w:r>
+        <w:rPr>
+          <w:rFonts w:asciiTheme="majorHAnsi" w:eastAsia="Times New Roman" w:hAnsiTheme="majorHAnsi" w:cs="Courier New"/>
+          <w:sz w:val="20"/>
+          <w:szCs w:val="20"/>
+          <w:lang w:eastAsia="en-IN"/>
+        </w:rPr>
+        <w:t xml:space="preserve"> push origin main</w:t>
+      </w:r>
+      <w:r>
+        <w:rPr>
+          <w:rFonts w:asciiTheme="majorHAnsi" w:eastAsia="Times New Roman" w:hAnsiTheme="majorHAnsi" w:cs="Times New Roman"/>
+          <w:sz w:val="20"/>
+          <w:szCs w:val="20"/>
+          <w:lang w:eastAsia="en-IN"/>
+        </w:rPr>
+        <w:t xml:space="preserve"> → Push to remote</w:t>
+      </w:r>
+    </w:p>
+    <w:p>
+      <w:pPr>
+        <w:rPr>
+          <w:rFonts w:asciiTheme="majorHAnsi" w:eastAsia="Times New Roman" w:hAnsiTheme="majorHAnsi" w:cs="Times New Roman"/>
+          <w:sz w:val="20"/>
+          <w:szCs w:val="20"/>
+          <w:lang w:eastAsia="en-IN"/>
+        </w:rPr>
+      </w:pPr>
+      <w:r>
+        <w:rPr>
+          <w:rFonts w:asciiTheme="majorHAnsi" w:eastAsia="Times New Roman" w:hAnsiTheme="majorHAnsi" w:cs="Times New Roman"/>
+          <w:b/>
+          <w:bCs/>
+          <w:sz w:val="20"/>
+          <w:szCs w:val="20"/>
+          <w:lang w:eastAsia="en-IN"/>
+        </w:rPr>
+        <w:t>Interview Q:</w:t>
+      </w:r>
+      <w:r>
+        <w:rPr>
+          <w:rFonts w:asciiTheme="majorHAnsi" w:eastAsia="Times New Roman" w:hAnsiTheme="majorHAnsi" w:cs="Times New Roman"/>
+          <w:sz w:val="20"/>
+          <w:szCs w:val="20"/>
+          <w:lang w:eastAsia="en-IN"/>
+        </w:rPr>
+        <w:t xml:space="preserve"> </w:t>
+      </w:r>
+      <w:r>
+        <w:rPr>
+          <w:rFonts w:asciiTheme="majorHAnsi" w:eastAsia="Times New Roman" w:hAnsiTheme="majorHAnsi" w:cs="Times New Roman"/>
+          <w:iCs/>
+          <w:sz w:val="20"/>
+          <w:szCs w:val="20"/>
+          <w:lang w:eastAsia="en-IN"/>
+        </w:rPr>
+        <w:t>“Difference between git clone and git pull?”</w:t>
+      </w:r>
+      <w:r>
+        <w:rPr>
+          <w:rFonts w:asciiTheme="majorHAnsi" w:eastAsia="Times New Roman" w:hAnsiTheme="majorHAnsi" w:cs="Times New Roman"/>
+          <w:sz w:val="20"/>
+          <w:szCs w:val="20"/>
+          <w:lang w:eastAsia="en-IN"/>
+        </w:rPr>
+        <w:t xml:space="preserve"> → Clone is initial download; pull fetches updates.</w:t>
+      </w:r>
+    </w:p>
+    <w:p>
+      <w:pPr>
+        <w:rPr>
+          <w:rFonts w:asciiTheme="majorHAnsi" w:eastAsia="Times New Roman" w:hAnsiTheme="majorHAnsi" w:cs="Times New Roman"/>
+          <w:b/>
+          <w:bCs/>
+          <w:sz w:val="20"/>
+          <w:szCs w:val="20"/>
+          <w:lang w:eastAsia="en-IN"/>
+        </w:rPr>
+      </w:pPr>
+      <w:r>
+        <w:rPr>
+          <w:rFonts w:asciiTheme="majorHAnsi" w:eastAsia="Times New Roman" w:hAnsiTheme="majorHAnsi" w:cs="Times New Roman"/>
+          <w:b/>
+          <w:bCs/>
+          <w:sz w:val="20"/>
+          <w:szCs w:val="20"/>
+          <w:lang w:eastAsia="en-IN"/>
+        </w:rPr>
+        <w:t>4. Staging Area &amp; Commits</w:t>
+      </w:r>
+    </w:p>
+    <w:p>
+      <w:pPr>
+        <w:rPr>
+          <w:rFonts w:asciiTheme="majorHAnsi" w:eastAsia="Times New Roman" w:hAnsiTheme="majorHAnsi" w:cs="Times New Roman"/>
+          <w:sz w:val="20"/>
+          <w:szCs w:val="20"/>
+          <w:lang w:eastAsia="en-IN"/>
+        </w:rPr>
+      </w:pPr>
+      <w:r>
+        <w:rPr>
+          <w:rFonts w:asciiTheme="majorHAnsi" w:eastAsia="Times New Roman" w:hAnsiTheme="majorHAnsi" w:cs="Times New Roman"/>
+          <w:b/>
+          <w:bCs/>
+          <w:sz w:val="20"/>
+          <w:szCs w:val="20"/>
+          <w:lang w:eastAsia="en-IN"/>
+        </w:rPr>
+        <w:t>Staging Area:</w:t>
+      </w:r>
+      <w:r>
+        <w:rPr>
+          <w:rFonts w:asciiTheme="majorHAnsi" w:eastAsia="Times New Roman" w:hAnsiTheme="majorHAnsi" w:cs="Times New Roman"/>
+          <w:sz w:val="20"/>
+          <w:szCs w:val="20"/>
+          <w:lang w:eastAsia="en-IN"/>
+        </w:rPr>
+        <w:t xml:space="preserve"> Temporary zone before commit.</w:t>
+      </w:r>
+    </w:p>
+    <w:p>
+      <w:pPr>
+        <w:rPr>
+          <w:rFonts w:asciiTheme="majorHAnsi" w:eastAsia="Times New Roman" w:hAnsiTheme="majorHAnsi" w:cs="Times New Roman"/>
+          <w:sz w:val="20"/>
+          <w:szCs w:val="20"/>
+          <w:lang w:eastAsia="en-IN"/>
+        </w:rPr>
+      </w:pPr>
+      <w:r>
+        <w:rPr>
+          <w:rFonts w:asciiTheme="majorHAnsi" w:eastAsia="Times New Roman" w:hAnsiTheme="majorHAnsi" w:cs="Times New Roman"/>
+          <w:b/>
+          <w:bCs/>
+          <w:sz w:val="20"/>
+          <w:szCs w:val="20"/>
+          <w:lang w:eastAsia="en-IN"/>
+        </w:rPr>
+        <w:t>Local Commit:</w:t>
+      </w:r>
+      <w:r>
+        <w:rPr>
+          <w:rFonts w:asciiTheme="majorHAnsi" w:eastAsia="Times New Roman" w:hAnsiTheme="majorHAnsi" w:cs="Times New Roman"/>
+          <w:sz w:val="20"/>
+          <w:szCs w:val="20"/>
+          <w:lang w:eastAsia="en-IN"/>
+        </w:rPr>
+        <w:t xml:space="preserve"> Logged with author, timestamp, and message.</w:t>
+      </w:r>
+    </w:p>
+    <w:p>
+      <w:pPr>
+        <w:rPr>
+          <w:rFonts w:asciiTheme="majorHAnsi" w:eastAsia="Times New Roman" w:hAnsiTheme="majorHAnsi" w:cs="Times New Roman"/>
+          <w:sz w:val="20"/>
+          <w:szCs w:val="20"/>
+          <w:lang w:eastAsia="en-IN"/>
+        </w:rPr>
+      </w:pPr>
+      <w:r>
+        <w:rPr>
+          <w:rFonts w:asciiTheme="majorHAnsi" w:eastAsia="Times New Roman" w:hAnsiTheme="majorHAnsi" w:cs="Times New Roman"/>
+          <w:b/>
+          <w:bCs/>
+          <w:sz w:val="20"/>
+          <w:szCs w:val="20"/>
+          <w:lang w:eastAsia="en-IN"/>
+        </w:rPr>
+        <w:t>Interview Q:</w:t>
+      </w:r>
+      <w:r>
+        <w:rPr>
+          <w:rFonts w:asciiTheme="majorHAnsi" w:eastAsia="Times New Roman" w:hAnsiTheme="majorHAnsi" w:cs="Times New Roman"/>
+          <w:sz w:val="20"/>
+          <w:szCs w:val="20"/>
+          <w:lang w:eastAsia="en-IN"/>
+        </w:rPr>
+        <w:t xml:space="preserve"> </w:t>
+      </w:r>
+      <w:r>
+        <w:rPr>
+          <w:rFonts w:asciiTheme="majorHAnsi" w:eastAsia="Times New Roman" w:hAnsiTheme="majorHAnsi" w:cs="Times New Roman"/>
+          <w:iCs/>
+          <w:sz w:val="20"/>
+          <w:szCs w:val="20"/>
+          <w:lang w:eastAsia="en-IN"/>
+        </w:rPr>
+        <w:t>“What is the staging area in Git?”</w:t>
+      </w:r>
+      <w:r>
+        <w:rPr>
+          <w:rFonts w:asciiTheme="majorHAnsi" w:eastAsia="Times New Roman" w:hAnsiTheme="majorHAnsi" w:cs="Times New Roman"/>
+          <w:sz w:val="20"/>
+          <w:szCs w:val="20"/>
+          <w:lang w:eastAsia="en-IN"/>
+        </w:rPr>
+        <w:t xml:space="preserve"> → </w:t>
+      </w:r>
+      <w:proofErr w:type="gramStart"/>
+      <w:r>
+        <w:rPr>
+          <w:rFonts w:asciiTheme="majorHAnsi" w:eastAsia="Times New Roman" w:hAnsiTheme="majorHAnsi" w:cs="Times New Roman"/>
+          <w:sz w:val="20"/>
+          <w:szCs w:val="20"/>
+          <w:lang w:eastAsia="en-IN"/>
+        </w:rPr>
+        <w:t>A</w:t>
+      </w:r>
+      <w:proofErr w:type="gramEnd"/>
+      <w:r>
+        <w:rPr>
+          <w:rFonts w:asciiTheme="majorHAnsi" w:eastAsia="Times New Roman" w:hAnsiTheme="majorHAnsi" w:cs="Times New Roman"/>
+          <w:sz w:val="20"/>
+          <w:szCs w:val="20"/>
+          <w:lang w:eastAsia="en-IN"/>
+        </w:rPr>
+        <w:t xml:space="preserve"> buffer where changes are prepared before committing.</w:t>
+      </w:r>
+    </w:p>
+    <w:p>
+      <w:pPr>
+        <w:rPr>
+          <w:rFonts w:asciiTheme="majorHAnsi" w:eastAsia="Times New Roman" w:hAnsiTheme="majorHAnsi" w:cs="Times New Roman"/>
+          <w:b/>
+          <w:bCs/>
+          <w:sz w:val="20"/>
+          <w:szCs w:val="20"/>
+          <w:lang w:eastAsia="en-IN"/>
+        </w:rPr>
+      </w:pPr>
+      <w:r>
+        <w:rPr>
+          <w:rFonts w:asciiTheme="majorHAnsi" w:eastAsia="Times New Roman" w:hAnsiTheme="majorHAnsi" w:cs="Times New Roman"/>
+          <w:b/>
+          <w:bCs/>
+          <w:sz w:val="20"/>
+          <w:szCs w:val="20"/>
+          <w:lang w:eastAsia="en-IN"/>
+        </w:rPr>
+        <w:t>5. Branching &amp; Collaboration</w:t>
+      </w:r>
+    </w:p>
+    <w:p>
+      <w:pPr>
+        <w:rPr>
+          <w:rFonts w:asciiTheme="majorHAnsi" w:eastAsia="Times New Roman" w:hAnsiTheme="majorHAnsi" w:cs="Times New Roman"/>
+          <w:sz w:val="20"/>
+          <w:szCs w:val="20"/>
+          <w:lang w:eastAsia="en-IN"/>
+        </w:rPr>
+      </w:pPr>
+      <w:r>
+        <w:rPr>
+          <w:rFonts w:asciiTheme="majorHAnsi" w:eastAsia="Times New Roman" w:hAnsiTheme="majorHAnsi" w:cs="Times New Roman"/>
+          <w:sz w:val="20"/>
+          <w:szCs w:val="20"/>
+          <w:lang w:eastAsia="en-IN"/>
+        </w:rPr>
+        <w:t>Branching allows duplicate copies for changes, testing, and peer review before merging.</w:t>
+      </w:r>
+    </w:p>
+    <w:p>
+      <w:pPr>
+        <w:rPr>
+          <w:rFonts w:asciiTheme="majorHAnsi" w:eastAsia="Times New Roman" w:hAnsiTheme="majorHAnsi" w:cs="Times New Roman"/>
+          <w:sz w:val="20"/>
+          <w:szCs w:val="20"/>
+          <w:lang w:eastAsia="en-IN"/>
+        </w:rPr>
+      </w:pPr>
+      <w:r>
+        <w:rPr>
+          <w:rFonts w:asciiTheme="majorHAnsi" w:eastAsia="Times New Roman" w:hAnsiTheme="majorHAnsi" w:cs="Times New Roman"/>
+          <w:b/>
+          <w:bCs/>
+          <w:sz w:val="20"/>
+          <w:szCs w:val="20"/>
+          <w:lang w:eastAsia="en-IN"/>
+        </w:rPr>
+        <w:lastRenderedPageBreak/>
+        <w:t>Interview Q:</w:t>
+      </w:r>
+      <w:r>
+        <w:rPr>
+          <w:rFonts w:asciiTheme="majorHAnsi" w:eastAsia="Times New Roman" w:hAnsiTheme="majorHAnsi" w:cs="Times New Roman"/>
+          <w:sz w:val="20"/>
+          <w:szCs w:val="20"/>
+          <w:lang w:eastAsia="en-IN"/>
+        </w:rPr>
+        <w:t xml:space="preserve"> </w:t>
+      </w:r>
+      <w:r>
+        <w:rPr>
+          <w:rFonts w:asciiTheme="majorHAnsi" w:eastAsia="Times New Roman" w:hAnsiTheme="majorHAnsi" w:cs="Times New Roman"/>
+          <w:iCs/>
+          <w:sz w:val="20"/>
+          <w:szCs w:val="20"/>
+          <w:lang w:eastAsia="en-IN"/>
+        </w:rPr>
+        <w:t>“Why use branches?”</w:t>
+      </w:r>
+      <w:r>
+        <w:rPr>
+          <w:rFonts w:asciiTheme="majorHAnsi" w:eastAsia="Times New Roman" w:hAnsiTheme="majorHAnsi" w:cs="Times New Roman"/>
+          <w:sz w:val="20"/>
+          <w:szCs w:val="20"/>
+          <w:lang w:eastAsia="en-IN"/>
+        </w:rPr>
+        <w:t xml:space="preserve"> → </w:t>
+      </w:r>
+      <w:proofErr w:type="gramStart"/>
+      <w:r>
+        <w:rPr>
+          <w:rFonts w:asciiTheme="majorHAnsi" w:eastAsia="Times New Roman" w:hAnsiTheme="majorHAnsi" w:cs="Times New Roman"/>
+          <w:sz w:val="20"/>
+          <w:szCs w:val="20"/>
+          <w:lang w:eastAsia="en-IN"/>
+        </w:rPr>
+        <w:t>To</w:t>
+      </w:r>
+      <w:proofErr w:type="gramEnd"/>
+      <w:r>
+        <w:rPr>
+          <w:rFonts w:asciiTheme="majorHAnsi" w:eastAsia="Times New Roman" w:hAnsiTheme="majorHAnsi" w:cs="Times New Roman"/>
+          <w:sz w:val="20"/>
+          <w:szCs w:val="20"/>
+          <w:lang w:eastAsia="en-IN"/>
+        </w:rPr>
+        <w:t xml:space="preserve"> isolate features/bug fixes and merge safely after testing.</w:t>
+      </w:r>
+    </w:p>
+    <w:p>
+      <w:pPr>
+        <w:rPr>
+          <w:rFonts w:asciiTheme="majorHAnsi" w:eastAsia="Times New Roman" w:hAnsiTheme="majorHAnsi" w:cs="Times New Roman"/>
+          <w:b/>
+          <w:bCs/>
+          <w:sz w:val="20"/>
+          <w:szCs w:val="20"/>
+          <w:lang w:eastAsia="en-IN"/>
+        </w:rPr>
+      </w:pPr>
+      <w:r>
+        <w:rPr>
+          <w:rFonts w:asciiTheme="majorHAnsi" w:eastAsia="Times New Roman" w:hAnsiTheme="majorHAnsi" w:cs="Times New Roman"/>
+          <w:b/>
+          <w:bCs/>
+          <w:sz w:val="20"/>
+          <w:szCs w:val="20"/>
+          <w:lang w:eastAsia="en-IN"/>
+        </w:rPr>
+        <w:t>6. Tools &amp; IDEs</w:t>
+      </w:r>
+    </w:p>
+    <w:p>
+      <w:pPr>
+        <w:rPr>
+          <w:rFonts w:asciiTheme="majorHAnsi" w:eastAsia="Times New Roman" w:hAnsiTheme="majorHAnsi" w:cs="Times New Roman"/>
+          <w:sz w:val="20"/>
+          <w:szCs w:val="20"/>
+          <w:lang w:eastAsia="en-IN"/>
+        </w:rPr>
+      </w:pPr>
+      <w:r>
+        <w:rPr>
+          <w:rFonts w:asciiTheme="majorHAnsi" w:eastAsia="Times New Roman" w:hAnsiTheme="majorHAnsi" w:cs="Times New Roman"/>
+          <w:sz w:val="20"/>
+          <w:szCs w:val="20"/>
+          <w:lang w:eastAsia="en-IN"/>
+        </w:rPr>
+        <w:t xml:space="preserve">Examples: Eclipse, </w:t>
+      </w:r>
+      <w:proofErr w:type="spellStart"/>
+      <w:r>
+        <w:rPr>
+          <w:rFonts w:asciiTheme="majorHAnsi" w:eastAsia="Times New Roman" w:hAnsiTheme="majorHAnsi" w:cs="Times New Roman"/>
+          <w:sz w:val="20"/>
+          <w:szCs w:val="20"/>
+          <w:lang w:eastAsia="en-IN"/>
+        </w:rPr>
+        <w:t>IntelliJ</w:t>
+      </w:r>
+      <w:proofErr w:type="spellEnd"/>
+      <w:r>
+        <w:rPr>
+          <w:rFonts w:asciiTheme="majorHAnsi" w:eastAsia="Times New Roman" w:hAnsiTheme="majorHAnsi" w:cs="Times New Roman"/>
+          <w:sz w:val="20"/>
+          <w:szCs w:val="20"/>
+          <w:lang w:eastAsia="en-IN"/>
+        </w:rPr>
+        <w:t xml:space="preserve">, VS Code, </w:t>
+      </w:r>
+      <w:r>
+        <w:rPr>
+          <w:rFonts w:asciiTheme="majorHAnsi" w:eastAsia="Times New Roman" w:hAnsiTheme="majorHAnsi" w:cstheme="minorHAnsi"/>
+          <w:i/>
+          <w:sz w:val="20"/>
+          <w:szCs w:val="20"/>
+          <w:lang w:eastAsia="en-IN"/>
+        </w:rPr>
+        <w:t>Sublime</w:t>
+      </w:r>
+      <w:r>
+        <w:rPr>
+          <w:rFonts w:asciiTheme="majorHAnsi" w:eastAsia="Times New Roman" w:hAnsiTheme="majorHAnsi" w:cs="Times New Roman"/>
+          <w:sz w:val="20"/>
+          <w:szCs w:val="20"/>
+          <w:lang w:eastAsia="en-IN"/>
+        </w:rPr>
+        <w:t>, Notepad++.</w:t>
+      </w:r>
+    </w:p>
+    <w:p>
+      <w:pPr>
+        <w:rPr>
+          <w:rFonts w:asciiTheme="majorHAnsi" w:eastAsia="Times New Roman" w:hAnsiTheme="majorHAnsi" w:cs="Times New Roman"/>
+          <w:sz w:val="20"/>
+          <w:szCs w:val="20"/>
+          <w:lang w:eastAsia="en-IN"/>
+        </w:rPr>
+      </w:pPr>
+      <w:r>
+        <w:rPr>
+          <w:rFonts w:asciiTheme="majorHAnsi" w:eastAsia="Times New Roman" w:hAnsiTheme="majorHAnsi" w:cs="Times New Roman"/>
+          <w:b/>
+          <w:bCs/>
+          <w:sz w:val="20"/>
+          <w:szCs w:val="20"/>
+          <w:lang w:eastAsia="en-IN"/>
+        </w:rPr>
+        <w:t>Workflow in VS Code:</w:t>
+      </w:r>
+      <w:r>
+        <w:rPr>
+          <w:rFonts w:asciiTheme="majorHAnsi" w:eastAsia="Times New Roman" w:hAnsiTheme="majorHAnsi" w:cs="Times New Roman"/>
+          <w:sz w:val="20"/>
+          <w:szCs w:val="20"/>
+          <w:lang w:eastAsia="en-IN"/>
+        </w:rPr>
+        <w:t xml:space="preserve"> Workspace → Staging → Local Commit → Central Repo.</w:t>
+      </w:r>
+    </w:p>
+    <w:p>
+      <w:pPr>
+        <w:rPr>
+          <w:rFonts w:asciiTheme="majorHAnsi" w:eastAsia="Times New Roman" w:hAnsiTheme="majorHAnsi" w:cs="Times New Roman"/>
+          <w:b/>
+          <w:bCs/>
+          <w:sz w:val="20"/>
+          <w:szCs w:val="20"/>
+          <w:lang w:eastAsia="en-IN"/>
+        </w:rPr>
+      </w:pPr>
+      <w:r>
+        <w:rPr>
+          <w:rFonts w:asciiTheme="majorHAnsi" w:eastAsia="Times New Roman" w:hAnsiTheme="majorHAnsi" w:cs="Times New Roman"/>
+          <w:b/>
+          <w:bCs/>
+          <w:sz w:val="20"/>
+          <w:szCs w:val="20"/>
+          <w:lang w:eastAsia="en-IN"/>
+        </w:rPr>
+        <w:t>7. Shell Scripting Basics</w:t>
+      </w:r>
+    </w:p>
+    <w:p>
+      <w:pPr>
+        <w:rPr>
+          <w:rFonts w:asciiTheme="majorHAnsi" w:eastAsia="Times New Roman" w:hAnsiTheme="majorHAnsi" w:cs="Times New Roman"/>
+          <w:sz w:val="20"/>
+          <w:szCs w:val="20"/>
+          <w:lang w:eastAsia="en-IN"/>
+        </w:rPr>
+      </w:pPr>
+      <w:r>
+        <w:rPr>
+          <w:rFonts w:asciiTheme="majorHAnsi" w:eastAsia="Times New Roman" w:hAnsiTheme="majorHAnsi" w:cs="Times New Roman"/>
+          <w:b/>
+          <w:bCs/>
+          <w:sz w:val="20"/>
+          <w:szCs w:val="20"/>
+          <w:lang w:eastAsia="en-IN"/>
+        </w:rPr>
+        <w:t>Shebang (</w:t>
+      </w:r>
+      <w:r>
+        <w:rPr>
+          <w:rFonts w:asciiTheme="majorHAnsi" w:eastAsia="Times New Roman" w:hAnsiTheme="majorHAnsi" w:cs="Courier New"/>
+          <w:sz w:val="20"/>
+          <w:szCs w:val="20"/>
+          <w:lang w:eastAsia="en-IN"/>
+        </w:rPr>
+        <w:t>#</w:t>
+      </w:r>
+      <w:proofErr w:type="gramStart"/>
+      <w:r>
+        <w:rPr>
+          <w:rFonts w:asciiTheme="majorHAnsi" w:eastAsia="Times New Roman" w:hAnsiTheme="majorHAnsi" w:cs="Courier New"/>
+          <w:sz w:val="20"/>
+          <w:szCs w:val="20"/>
+          <w:lang w:eastAsia="en-IN"/>
+        </w:rPr>
+        <w:t>!/</w:t>
+      </w:r>
+      <w:proofErr w:type="gramEnd"/>
+      <w:r>
+        <w:rPr>
+          <w:rFonts w:asciiTheme="majorHAnsi" w:eastAsia="Times New Roman" w:hAnsiTheme="majorHAnsi" w:cs="Courier New"/>
+          <w:sz w:val="20"/>
+          <w:szCs w:val="20"/>
+          <w:lang w:eastAsia="en-IN"/>
+        </w:rPr>
+        <w:t>bin/bash</w:t>
+      </w:r>
+      <w:r>
+        <w:rPr>
+          <w:rFonts w:asciiTheme="majorHAnsi" w:eastAsia="Times New Roman" w:hAnsiTheme="majorHAnsi" w:cs="Times New Roman"/>
+          <w:b/>
+          <w:bCs/>
+          <w:sz w:val="20"/>
+          <w:szCs w:val="20"/>
+          <w:lang w:eastAsia="en-IN"/>
+        </w:rPr>
+        <w:t>)</w:t>
+      </w:r>
+      <w:r>
+        <w:rPr>
+          <w:rFonts w:asciiTheme="majorHAnsi" w:eastAsia="Times New Roman" w:hAnsiTheme="majorHAnsi" w:cs="Times New Roman"/>
+          <w:sz w:val="20"/>
+          <w:szCs w:val="20"/>
+          <w:lang w:eastAsia="en-IN"/>
+        </w:rPr>
+        <w:t xml:space="preserve"> → Interpreter directive.</w:t>
+      </w:r>
+    </w:p>
+    <w:p>
+      <w:pPr>
+        <w:rPr>
+          <w:rFonts w:asciiTheme="majorHAnsi" w:eastAsia="Times New Roman" w:hAnsiTheme="majorHAnsi" w:cs="Times New Roman"/>
+          <w:sz w:val="20"/>
+          <w:szCs w:val="20"/>
+          <w:lang w:eastAsia="en-IN"/>
+        </w:rPr>
+      </w:pPr>
+      <w:r>
+        <w:rPr>
+          <w:rFonts w:asciiTheme="majorHAnsi" w:eastAsia="Times New Roman" w:hAnsiTheme="majorHAnsi" w:cs="Times New Roman"/>
+          <w:b/>
+          <w:bCs/>
+          <w:sz w:val="20"/>
+          <w:szCs w:val="20"/>
+          <w:lang w:eastAsia="en-IN"/>
+        </w:rPr>
+        <w:t>File extension:</w:t>
+      </w:r>
+      <w:r>
+        <w:rPr>
+          <w:rFonts w:asciiTheme="majorHAnsi" w:eastAsia="Times New Roman" w:hAnsiTheme="majorHAnsi" w:cs="Times New Roman"/>
+          <w:sz w:val="20"/>
+          <w:szCs w:val="20"/>
+          <w:lang w:eastAsia="en-IN"/>
+        </w:rPr>
+        <w:t xml:space="preserve"> </w:t>
+      </w:r>
+      <w:r>
+        <w:rPr>
+          <w:rFonts w:asciiTheme="majorHAnsi" w:eastAsia="Times New Roman" w:hAnsiTheme="majorHAnsi" w:cs="Courier New"/>
+          <w:sz w:val="20"/>
+          <w:szCs w:val="20"/>
+          <w:lang w:eastAsia="en-IN"/>
+        </w:rPr>
+        <w:t>.</w:t>
+      </w:r>
+      <w:proofErr w:type="spellStart"/>
+      <w:r>
+        <w:rPr>
+          <w:rFonts w:asciiTheme="majorHAnsi" w:eastAsia="Times New Roman" w:hAnsiTheme="majorHAnsi" w:cs="Courier New"/>
+          <w:sz w:val="20"/>
+          <w:szCs w:val="20"/>
+          <w:lang w:eastAsia="en-IN"/>
+        </w:rPr>
+        <w:t>sh</w:t>
+      </w:r>
+      <w:proofErr w:type="spellEnd"/>
+    </w:p>
+    <w:p>
+      <w:pPr>
+        <w:rPr>
+          <w:rFonts w:asciiTheme="majorHAnsi" w:eastAsia="Times New Roman" w:hAnsiTheme="majorHAnsi" w:cs="Times New Roman"/>
+          <w:sz w:val="20"/>
+          <w:szCs w:val="20"/>
+          <w:lang w:eastAsia="en-IN"/>
+        </w:rPr>
+      </w:pPr>
+      <w:r>
+        <w:rPr>
+          <w:rFonts w:asciiTheme="majorHAnsi" w:eastAsia="Times New Roman" w:hAnsiTheme="majorHAnsi" w:cs="Times New Roman"/>
+          <w:b/>
+          <w:bCs/>
+          <w:sz w:val="20"/>
+          <w:szCs w:val="20"/>
+          <w:lang w:eastAsia="en-IN"/>
+        </w:rPr>
+        <w:t>Variables:</w:t>
+      </w:r>
+      <w:r>
+        <w:rPr>
+          <w:rFonts w:asciiTheme="majorHAnsi" w:eastAsia="Times New Roman" w:hAnsiTheme="majorHAnsi" w:cs="Times New Roman"/>
+          <w:sz w:val="20"/>
+          <w:szCs w:val="20"/>
+          <w:lang w:eastAsia="en-IN"/>
+        </w:rPr>
+        <w:t xml:space="preserve"> </w:t>
+      </w:r>
+      <w:r>
+        <w:rPr>
+          <w:rFonts w:asciiTheme="majorHAnsi" w:eastAsia="Times New Roman" w:hAnsiTheme="majorHAnsi" w:cs="Courier New"/>
+          <w:sz w:val="20"/>
+          <w:szCs w:val="20"/>
+          <w:lang w:eastAsia="en-IN"/>
+        </w:rPr>
+        <w:t>VAR_NAME=value</w:t>
+      </w:r>
+    </w:p>
+    <w:p>
+      <w:pPr>
+        <w:rPr>
+          <w:rFonts w:asciiTheme="majorHAnsi" w:eastAsia="Times New Roman" w:hAnsiTheme="majorHAnsi" w:cs="Times New Roman"/>
+          <w:sz w:val="20"/>
+          <w:szCs w:val="20"/>
+          <w:lang w:eastAsia="en-IN"/>
+        </w:rPr>
+      </w:pPr>
+      <w:r>
+        <w:rPr>
+          <w:rFonts w:asciiTheme="majorHAnsi" w:eastAsia="Times New Roman" w:hAnsiTheme="majorHAnsi" w:cs="Times New Roman"/>
+          <w:b/>
+          <w:bCs/>
+          <w:sz w:val="20"/>
+          <w:szCs w:val="20"/>
+          <w:lang w:eastAsia="en-IN"/>
+        </w:rPr>
+        <w:t>Principles:</w:t>
+      </w:r>
+      <w:r>
+        <w:rPr>
+          <w:rFonts w:asciiTheme="majorHAnsi" w:eastAsia="Times New Roman" w:hAnsiTheme="majorHAnsi" w:cs="Times New Roman"/>
+          <w:sz w:val="20"/>
+          <w:szCs w:val="20"/>
+          <w:lang w:eastAsia="en-IN"/>
+        </w:rPr>
+        <w:t xml:space="preserve"> DRY (Don’t Repeat Yourself), readability, reusability.</w:t>
+      </w:r>
+    </w:p>
+    <w:p>
+      <w:pPr>
+        <w:rPr>
+          <w:rFonts w:asciiTheme="majorHAnsi" w:eastAsia="Times New Roman" w:hAnsiTheme="majorHAnsi" w:cs="Times New Roman"/>
+          <w:sz w:val="20"/>
+          <w:szCs w:val="20"/>
+          <w:lang w:eastAsia="en-IN"/>
+        </w:rPr>
+      </w:pPr>
+      <w:r>
+        <w:rPr>
+          <w:rFonts w:asciiTheme="majorHAnsi" w:eastAsia="Times New Roman" w:hAnsiTheme="majorHAnsi" w:cs="Times New Roman"/>
+          <w:b/>
+          <w:bCs/>
+          <w:sz w:val="20"/>
+          <w:szCs w:val="20"/>
+          <w:lang w:eastAsia="en-IN"/>
+        </w:rPr>
+        <w:t>Interview Q:</w:t>
+      </w:r>
+      <w:r>
+        <w:rPr>
+          <w:rFonts w:asciiTheme="majorHAnsi" w:eastAsia="Times New Roman" w:hAnsiTheme="majorHAnsi" w:cs="Times New Roman"/>
+          <w:sz w:val="20"/>
+          <w:szCs w:val="20"/>
+          <w:lang w:eastAsia="en-IN"/>
+        </w:rPr>
+        <w:t xml:space="preserve"> </w:t>
+      </w:r>
+      <w:r>
+        <w:rPr>
+          <w:rFonts w:asciiTheme="majorHAnsi" w:eastAsia="Times New Roman" w:hAnsiTheme="majorHAnsi" w:cs="Times New Roman"/>
+          <w:iCs/>
+          <w:sz w:val="20"/>
+          <w:szCs w:val="20"/>
+          <w:lang w:eastAsia="en-IN"/>
+        </w:rPr>
+        <w:t>“What is the purpose of Shebang?”</w:t>
+      </w:r>
+      <w:r>
+        <w:rPr>
+          <w:rFonts w:asciiTheme="majorHAnsi" w:eastAsia="Times New Roman" w:hAnsiTheme="majorHAnsi" w:cs="Times New Roman"/>
+          <w:sz w:val="20"/>
+          <w:szCs w:val="20"/>
+          <w:lang w:eastAsia="en-IN"/>
+        </w:rPr>
+        <w:t xml:space="preserve"> → It tells the system which shell to use for executing the script.</w:t>
+      </w:r>
+    </w:p>
+    <w:p>
+      <w:pPr>
+        <w:rPr>
+          <w:rFonts w:asciiTheme="majorHAnsi" w:eastAsia="Times New Roman" w:hAnsiTheme="majorHAnsi" w:cs="Times New Roman"/>
+          <w:b/>
+          <w:bCs/>
+          <w:sz w:val="20"/>
+          <w:szCs w:val="20"/>
+          <w:lang w:eastAsia="en-IN"/>
+        </w:rPr>
+      </w:pPr>
+      <w:r>
+        <w:rPr>
+          <w:rFonts w:ascii="Cambria" w:eastAsia="Times New Roman" w:hAnsi="Cambria" w:cs="Cambria"/>
+          <w:b/>
+          <w:bCs/>
+          <w:sz w:val="20"/>
+          <w:szCs w:val="20"/>
+          <w:lang w:eastAsia="en-IN"/>
+        </w:rPr>
+        <w:t>📋</w:t>
+      </w:r>
+      <w:r>
+        <w:rPr>
+          <w:rFonts w:asciiTheme="majorHAnsi" w:eastAsia="Times New Roman" w:hAnsiTheme="majorHAnsi" w:cs="Times New Roman"/>
+          <w:b/>
+          <w:bCs/>
+          <w:sz w:val="20"/>
+          <w:szCs w:val="20"/>
+          <w:lang w:eastAsia="en-IN"/>
+        </w:rPr>
+        <w:t xml:space="preserve"> Quick Interview Q&amp;A Recap</w:t>
+      </w:r>
+    </w:p>
+    <w:tbl>
+      <w:tblPr>
+        <w:tblW w:w="0" w:type="auto"/>
+        <w:tblCellSpacing w:w="15" w:type="dxa"/>
+        <w:tblCellMar>
+          <w:top w:w="15" w:type="dxa"/>
+          <w:left w:w="15" w:type="dxa"/>
+          <w:bottom w:w="15" w:type="dxa"/>
+          <w:right w:w="15" w:type="dxa"/>
+        </w:tblCellMar>
+        <w:tblLook w:val="04A0" w:firstRow="1" w:lastRow="0" w:firstColumn="1" w:lastColumn="0" w:noHBand="0" w:noVBand="1"/>
+      </w:tblPr>
+      <w:tblGrid>
+        <w:gridCol w:w="2766"/>
+        <w:gridCol w:w="5310"/>
+      </w:tblGrid>
+      <w:tr>
+        <w:trPr>
+          <w:tblHeader/>
+          <w:tblCellSpacing w:w="15" w:type="dxa"/>
+        </w:trPr>
+        <w:tc>
+          <w:tcPr>
+            <w:tcW w:w="0" w:type="auto"/>
+            <w:vAlign w:val="center"/>
+            <w:hideMark/>
+          </w:tcPr>
+          <w:p>
+            <w:pPr>
+              <w:rPr>
+                <w:rFonts w:asciiTheme="majorHAnsi" w:eastAsia="Times New Roman" w:hAnsiTheme="majorHAnsi" w:cs="Times New Roman"/>
+                <w:b/>
+                <w:bCs/>
+                <w:sz w:val="20"/>
+                <w:szCs w:val="20"/>
+                <w:lang w:eastAsia="en-IN"/>
+              </w:rPr>
+            </w:pPr>
+            <w:r>
+              <w:rPr>
+                <w:rFonts w:asciiTheme="majorHAnsi" w:eastAsia="Times New Roman" w:hAnsiTheme="majorHAnsi" w:cs="Times New Roman"/>
+                <w:b/>
+                <w:bCs/>
+                <w:sz w:val="20"/>
+                <w:szCs w:val="20"/>
+                <w:lang w:eastAsia="en-IN"/>
+              </w:rPr>
+              <w:t>Question</w:t>
+            </w:r>
+          </w:p>
+        </w:tc>
+        <w:tc>
+          <w:tcPr>
+            <w:tcW w:w="0" w:type="auto"/>
+            <w:vAlign w:val="center"/>
+            <w:hideMark/>
+          </w:tcPr>
+          <w:p>
+            <w:pPr>
+              <w:rPr>
+                <w:rFonts w:asciiTheme="majorHAnsi" w:eastAsia="Times New Roman" w:hAnsiTheme="majorHAnsi" w:cs="Times New Roman"/>
+                <w:b/>
+                <w:bCs/>
+                <w:sz w:val="20"/>
+                <w:szCs w:val="20"/>
+                <w:lang w:eastAsia="en-IN"/>
+              </w:rPr>
+            </w:pPr>
+            <w:r>
+              <w:rPr>
+                <w:rFonts w:asciiTheme="majorHAnsi" w:eastAsia="Times New Roman" w:hAnsiTheme="majorHAnsi" w:cs="Times New Roman"/>
+                <w:b/>
+                <w:bCs/>
+                <w:sz w:val="20"/>
+                <w:szCs w:val="20"/>
+                <w:lang w:eastAsia="en-IN"/>
+              </w:rPr>
+              <w:t>Answer (Short Form)</w:t>
+            </w:r>
+          </w:p>
+        </w:tc>
+      </w:tr>
+      <w:tr>
+        <w:trPr>
+          <w:tblCellSpacing w:w="15" w:type="dxa"/>
+        </w:trPr>
+        <w:tc>
+          <w:tcPr>
+            <w:tcW w:w="0" w:type="auto"/>
+            <w:vAlign w:val="center"/>
+            <w:hideMark/>
+          </w:tcPr>
+          <w:p>
+            <w:pPr>
+              <w:rPr>
+                <w:rFonts w:asciiTheme="majorHAnsi" w:eastAsia="Times New Roman" w:hAnsiTheme="majorHAnsi" w:cs="Times New Roman"/>
+                <w:sz w:val="20"/>
+                <w:szCs w:val="20"/>
+                <w:lang w:eastAsia="en-IN"/>
+              </w:rPr>
+            </w:pPr>
+            <w:r>
+              <w:rPr>
+                <w:rFonts w:asciiTheme="majorHAnsi" w:eastAsia="Times New Roman" w:hAnsiTheme="majorHAnsi" w:cs="Times New Roman"/>
+                <w:sz w:val="20"/>
+                <w:szCs w:val="20"/>
+                <w:lang w:eastAsia="en-IN"/>
+              </w:rPr>
+              <w:t>Why scripting?</w:t>
+            </w:r>
+          </w:p>
+        </w:tc>
+        <w:tc>
+          <w:tcPr>
+            <w:tcW w:w="0" w:type="auto"/>
+            <w:vAlign w:val="center"/>
+            <w:hideMark/>
+          </w:tcPr>
+          <w:p>
+            <w:pPr>
+              <w:rPr>
+                <w:rFonts w:asciiTheme="majorHAnsi" w:eastAsia="Times New Roman" w:hAnsiTheme="majorHAnsi" w:cs="Times New Roman"/>
+                <w:sz w:val="20"/>
+                <w:szCs w:val="20"/>
+                <w:lang w:eastAsia="en-IN"/>
+              </w:rPr>
+            </w:pPr>
+            <w:r>
+              <w:rPr>
+                <w:rFonts w:asciiTheme="majorHAnsi" w:eastAsia="Times New Roman" w:hAnsiTheme="majorHAnsi" w:cs="Times New Roman"/>
+                <w:sz w:val="20"/>
+                <w:szCs w:val="20"/>
+                <w:lang w:eastAsia="en-IN"/>
+              </w:rPr>
+              <w:t>Speed, accuracy, scalability, reusability</w:t>
+            </w:r>
+          </w:p>
+        </w:tc>
+      </w:tr>
+      <w:tr>
+        <w:trPr>
+          <w:tblCellSpacing w:w="15" w:type="dxa"/>
+        </w:trPr>
+        <w:tc>
+          <w:tcPr>
+            <w:tcW w:w="0" w:type="auto"/>
+            <w:vAlign w:val="center"/>
+            <w:hideMark/>
+          </w:tcPr>
+          <w:p>
+            <w:pPr>
+              <w:rPr>
+                <w:rFonts w:asciiTheme="majorHAnsi" w:eastAsia="Times New Roman" w:hAnsiTheme="majorHAnsi" w:cs="Times New Roman"/>
+                <w:sz w:val="20"/>
+                <w:szCs w:val="20"/>
+                <w:lang w:eastAsia="en-IN"/>
+              </w:rPr>
+            </w:pPr>
+            <w:r>
+              <w:rPr>
+                <w:rFonts w:asciiTheme="majorHAnsi" w:eastAsia="Times New Roman" w:hAnsiTheme="majorHAnsi" w:cs="Times New Roman"/>
+                <w:sz w:val="20"/>
+                <w:szCs w:val="20"/>
+                <w:lang w:eastAsia="en-IN"/>
+              </w:rPr>
+              <w:t xml:space="preserve">Centralized </w:t>
+            </w:r>
+            <w:proofErr w:type="spellStart"/>
+            <w:r>
+              <w:rPr>
+                <w:rFonts w:asciiTheme="majorHAnsi" w:eastAsia="Times New Roman" w:hAnsiTheme="majorHAnsi" w:cs="Times New Roman"/>
+                <w:sz w:val="20"/>
+                <w:szCs w:val="20"/>
+                <w:lang w:eastAsia="en-IN"/>
+              </w:rPr>
+              <w:t>vs</w:t>
+            </w:r>
+            <w:proofErr w:type="spellEnd"/>
+            <w:r>
+              <w:rPr>
+                <w:rFonts w:asciiTheme="majorHAnsi" w:eastAsia="Times New Roman" w:hAnsiTheme="majorHAnsi" w:cs="Times New Roman"/>
+                <w:sz w:val="20"/>
+                <w:szCs w:val="20"/>
+                <w:lang w:eastAsia="en-IN"/>
+              </w:rPr>
+              <w:t xml:space="preserve"> Distributed VCS?</w:t>
+            </w:r>
+          </w:p>
+        </w:tc>
+        <w:tc>
+          <w:tcPr>
+            <w:tcW w:w="0" w:type="auto"/>
+            <w:vAlign w:val="center"/>
+            <w:hideMark/>
+          </w:tcPr>
+          <w:p>
+            <w:pPr>
+              <w:rPr>
+                <w:rFonts w:asciiTheme="majorHAnsi" w:eastAsia="Times New Roman" w:hAnsiTheme="majorHAnsi" w:cs="Times New Roman"/>
+                <w:sz w:val="20"/>
+                <w:szCs w:val="20"/>
+                <w:lang w:eastAsia="en-IN"/>
+              </w:rPr>
+            </w:pPr>
+            <w:r>
+              <w:rPr>
+                <w:rFonts w:asciiTheme="majorHAnsi" w:eastAsia="Times New Roman" w:hAnsiTheme="majorHAnsi" w:cs="Times New Roman"/>
+                <w:sz w:val="20"/>
+                <w:szCs w:val="20"/>
+                <w:lang w:eastAsia="en-IN"/>
+              </w:rPr>
+              <w:t>Centralized = single server; Distributed = multiple local repos</w:t>
+            </w:r>
+          </w:p>
+        </w:tc>
+      </w:tr>
+      <w:tr>
+        <w:trPr>
+          <w:tblCellSpacing w:w="15" w:type="dxa"/>
+        </w:trPr>
+        <w:tc>
+          <w:tcPr>
+            <w:tcW w:w="0" w:type="auto"/>
+            <w:vAlign w:val="center"/>
+            <w:hideMark/>
+          </w:tcPr>
+          <w:p>
+            <w:pPr>
+              <w:rPr>
+                <w:rFonts w:asciiTheme="majorHAnsi" w:eastAsia="Times New Roman" w:hAnsiTheme="majorHAnsi" w:cs="Times New Roman"/>
+                <w:sz w:val="20"/>
+                <w:szCs w:val="20"/>
+                <w:lang w:eastAsia="en-IN"/>
+              </w:rPr>
+            </w:pPr>
+            <w:r>
+              <w:rPr>
+                <w:rFonts w:asciiTheme="majorHAnsi" w:eastAsia="Times New Roman" w:hAnsiTheme="majorHAnsi" w:cs="Times New Roman"/>
+                <w:sz w:val="20"/>
+                <w:szCs w:val="20"/>
+                <w:lang w:eastAsia="en-IN"/>
+              </w:rPr>
+              <w:t xml:space="preserve">Git clone </w:t>
+            </w:r>
+            <w:proofErr w:type="spellStart"/>
+            <w:r>
+              <w:rPr>
+                <w:rFonts w:asciiTheme="majorHAnsi" w:eastAsia="Times New Roman" w:hAnsiTheme="majorHAnsi" w:cs="Times New Roman"/>
+                <w:sz w:val="20"/>
+                <w:szCs w:val="20"/>
+                <w:lang w:eastAsia="en-IN"/>
+              </w:rPr>
+              <w:t>vs</w:t>
+            </w:r>
+            <w:proofErr w:type="spellEnd"/>
+            <w:r>
+              <w:rPr>
+                <w:rFonts w:asciiTheme="majorHAnsi" w:eastAsia="Times New Roman" w:hAnsiTheme="majorHAnsi" w:cs="Times New Roman"/>
+                <w:sz w:val="20"/>
+                <w:szCs w:val="20"/>
+                <w:lang w:eastAsia="en-IN"/>
+              </w:rPr>
+              <w:t xml:space="preserve"> Git pull?</w:t>
+            </w:r>
+          </w:p>
+        </w:tc>
+        <w:tc>
+          <w:tcPr>
+            <w:tcW w:w="0" w:type="auto"/>
+            <w:vAlign w:val="center"/>
+            <w:hideMark/>
+          </w:tcPr>
+          <w:p>
+            <w:pPr>
+              <w:rPr>
+                <w:rFonts w:asciiTheme="majorHAnsi" w:eastAsia="Times New Roman" w:hAnsiTheme="majorHAnsi" w:cs="Times New Roman"/>
+                <w:sz w:val="20"/>
+                <w:szCs w:val="20"/>
+                <w:lang w:eastAsia="en-IN"/>
+              </w:rPr>
+            </w:pPr>
+            <w:r>
+              <w:rPr>
+                <w:rFonts w:asciiTheme="majorHAnsi" w:eastAsia="Times New Roman" w:hAnsiTheme="majorHAnsi" w:cs="Times New Roman"/>
+                <w:sz w:val="20"/>
+                <w:szCs w:val="20"/>
+                <w:lang w:eastAsia="en-IN"/>
+              </w:rPr>
+              <w:t>Clone = first download; Pull = update changes</w:t>
+            </w:r>
+          </w:p>
+        </w:tc>
+      </w:tr>
+      <w:tr>
+        <w:trPr>
+          <w:tblCellSpacing w:w="15" w:type="dxa"/>
+        </w:trPr>
+        <w:tc>
+          <w:tcPr>
+            <w:tcW w:w="0" w:type="auto"/>
+            <w:vAlign w:val="center"/>
+            <w:hideMark/>
+          </w:tcPr>
+          <w:p>
+            <w:pPr>
+              <w:rPr>
+                <w:rFonts w:asciiTheme="majorHAnsi" w:eastAsia="Times New Roman" w:hAnsiTheme="majorHAnsi" w:cs="Times New Roman"/>
+                <w:sz w:val="20"/>
+                <w:szCs w:val="20"/>
+                <w:lang w:eastAsia="en-IN"/>
+              </w:rPr>
+            </w:pPr>
+            <w:r>
+              <w:rPr>
+                <w:rFonts w:asciiTheme="majorHAnsi" w:eastAsia="Times New Roman" w:hAnsiTheme="majorHAnsi" w:cs="Times New Roman"/>
+                <w:sz w:val="20"/>
+                <w:szCs w:val="20"/>
+                <w:lang w:eastAsia="en-IN"/>
+              </w:rPr>
+              <w:t>What is staging area?</w:t>
+            </w:r>
+          </w:p>
+        </w:tc>
+        <w:tc>
+          <w:tcPr>
+            <w:tcW w:w="0" w:type="auto"/>
+            <w:vAlign w:val="center"/>
+            <w:hideMark/>
+          </w:tcPr>
+          <w:p>
+            <w:pPr>
+              <w:rPr>
+                <w:rFonts w:asciiTheme="majorHAnsi" w:eastAsia="Times New Roman" w:hAnsiTheme="majorHAnsi" w:cs="Times New Roman"/>
+                <w:sz w:val="20"/>
+                <w:szCs w:val="20"/>
+                <w:lang w:eastAsia="en-IN"/>
+              </w:rPr>
+            </w:pPr>
+            <w:r>
+              <w:rPr>
+                <w:rFonts w:asciiTheme="majorHAnsi" w:eastAsia="Times New Roman" w:hAnsiTheme="majorHAnsi" w:cs="Times New Roman"/>
+                <w:sz w:val="20"/>
+                <w:szCs w:val="20"/>
+                <w:lang w:eastAsia="en-IN"/>
+              </w:rPr>
+              <w:t>Temporary zone before commit</w:t>
+            </w:r>
+          </w:p>
+        </w:tc>
+      </w:tr>
+      <w:tr>
+        <w:trPr>
+          <w:tblCellSpacing w:w="15" w:type="dxa"/>
+        </w:trPr>
+        <w:tc>
+          <w:tcPr>
+            <w:tcW w:w="0" w:type="auto"/>
+            <w:vAlign w:val="center"/>
+            <w:hideMark/>
+          </w:tcPr>
+          <w:p>
+            <w:pPr>
+              <w:rPr>
+                <w:rFonts w:asciiTheme="majorHAnsi" w:eastAsia="Times New Roman" w:hAnsiTheme="majorHAnsi" w:cs="Times New Roman"/>
+                <w:sz w:val="20"/>
+                <w:szCs w:val="20"/>
+                <w:lang w:eastAsia="en-IN"/>
+              </w:rPr>
+            </w:pPr>
+            <w:r>
+              <w:rPr>
+                <w:rFonts w:asciiTheme="majorHAnsi" w:eastAsia="Times New Roman" w:hAnsiTheme="majorHAnsi" w:cs="Times New Roman"/>
+                <w:sz w:val="20"/>
+                <w:szCs w:val="20"/>
+                <w:lang w:eastAsia="en-IN"/>
+              </w:rPr>
+              <w:t>Purpose of Shebang?</w:t>
+            </w:r>
+          </w:p>
+        </w:tc>
+        <w:tc>
+          <w:tcPr>
+            <w:tcW w:w="0" w:type="auto"/>
+            <w:vAlign w:val="center"/>
+            <w:hideMark/>
+          </w:tcPr>
+          <w:p>
+            <w:pPr>
+              <w:rPr>
+                <w:rFonts w:asciiTheme="majorHAnsi" w:eastAsia="Times New Roman" w:hAnsiTheme="majorHAnsi" w:cs="Times New Roman"/>
+                <w:sz w:val="20"/>
+                <w:szCs w:val="20"/>
+                <w:lang w:eastAsia="en-IN"/>
+              </w:rPr>
+            </w:pPr>
+            <w:r>
+              <w:rPr>
+                <w:rFonts w:asciiTheme="majorHAnsi" w:eastAsia="Times New Roman" w:hAnsiTheme="majorHAnsi" w:cs="Times New Roman"/>
+                <w:sz w:val="20"/>
+                <w:szCs w:val="20"/>
+                <w:lang w:eastAsia="en-IN"/>
+              </w:rPr>
+              <w:t>Defines interpreter for script execution</w:t>
+            </w:r>
+          </w:p>
+        </w:tc>
+      </w:tr>
+    </w:tbl>
+    <w:p>
+      <w:pPr>
+        <w:rPr>
+          <w:rFonts w:asciiTheme="majorHAnsi" w:eastAsia="Times New Roman" w:hAnsiTheme="majorHAnsi" w:cs="Times New Roman"/>
+          <w:b/>
+          <w:bCs/>
+          <w:sz w:val="20"/>
+          <w:szCs w:val="20"/>
+          <w:lang w:eastAsia="en-IN"/>
+        </w:rPr>
+      </w:pPr>
+      <w:r>
+        <w:rPr>
+          <w:rFonts w:ascii="Cambria" w:eastAsia="Times New Roman" w:hAnsi="Cambria" w:cs="Cambria"/>
+          <w:b/>
+          <w:bCs/>
+          <w:sz w:val="20"/>
+          <w:szCs w:val="20"/>
+          <w:lang w:eastAsia="en-IN"/>
+        </w:rPr>
+        <w:t>⚡</w:t>
+      </w:r>
+      <w:r>
+        <w:rPr>
+          <w:rFonts w:asciiTheme="majorHAnsi" w:eastAsia="Times New Roman" w:hAnsiTheme="majorHAnsi" w:cs="Times New Roman"/>
+          <w:b/>
+          <w:bCs/>
+          <w:sz w:val="20"/>
+          <w:szCs w:val="20"/>
+          <w:lang w:eastAsia="en-IN"/>
+        </w:rPr>
+        <w:t xml:space="preserve"> How to Use These Notes in Real-Time Prep</w:t>
+      </w:r>
+    </w:p>
+    <w:p>
+      <w:pPr>
+        <w:rPr>
+          <w:rFonts w:asciiTheme="majorHAnsi" w:eastAsia="Times New Roman" w:hAnsiTheme="majorHAnsi" w:cs="Times New Roman"/>
+          <w:sz w:val="20"/>
+          <w:szCs w:val="20"/>
+          <w:lang w:eastAsia="en-IN"/>
+        </w:rPr>
+      </w:pPr>
+      <w:r>
+        <w:rPr>
+          <w:rFonts w:asciiTheme="majorHAnsi" w:eastAsia="Times New Roman" w:hAnsiTheme="majorHAnsi" w:cs="Times New Roman"/>
+          <w:b/>
+          <w:bCs/>
+          <w:sz w:val="20"/>
+          <w:szCs w:val="20"/>
+          <w:lang w:eastAsia="en-IN"/>
+        </w:rPr>
+        <w:t>Practice aloud:</w:t>
+      </w:r>
+      <w:r>
+        <w:rPr>
+          <w:rFonts w:asciiTheme="majorHAnsi" w:eastAsia="Times New Roman" w:hAnsiTheme="majorHAnsi" w:cs="Times New Roman"/>
+          <w:sz w:val="20"/>
+          <w:szCs w:val="20"/>
+          <w:lang w:eastAsia="en-IN"/>
+        </w:rPr>
+        <w:t xml:space="preserve"> Read each Q and answer in 2–3 sentences.</w:t>
+      </w:r>
+    </w:p>
+    <w:p>
+      <w:pPr>
+        <w:rPr>
+          <w:rFonts w:asciiTheme="majorHAnsi" w:eastAsia="Times New Roman" w:hAnsiTheme="majorHAnsi" w:cs="Times New Roman"/>
+          <w:sz w:val="20"/>
+          <w:szCs w:val="20"/>
+          <w:lang w:eastAsia="en-IN"/>
+        </w:rPr>
+      </w:pPr>
+      <w:r>
+        <w:rPr>
+          <w:rFonts w:asciiTheme="majorHAnsi" w:eastAsia="Times New Roman" w:hAnsiTheme="majorHAnsi" w:cs="Times New Roman"/>
+          <w:b/>
+          <w:bCs/>
+          <w:sz w:val="20"/>
+          <w:szCs w:val="20"/>
+          <w:lang w:eastAsia="en-IN"/>
+        </w:rPr>
+        <w:t>Drill commands:</w:t>
+      </w:r>
+      <w:r>
+        <w:rPr>
+          <w:rFonts w:asciiTheme="majorHAnsi" w:eastAsia="Times New Roman" w:hAnsiTheme="majorHAnsi" w:cs="Times New Roman"/>
+          <w:sz w:val="20"/>
+          <w:szCs w:val="20"/>
+          <w:lang w:eastAsia="en-IN"/>
+        </w:rPr>
+        <w:t xml:space="preserve"> Memorize </w:t>
+      </w:r>
+      <w:r>
+        <w:rPr>
+          <w:rFonts w:asciiTheme="majorHAnsi" w:eastAsia="Times New Roman" w:hAnsiTheme="majorHAnsi" w:cs="Courier New"/>
+          <w:sz w:val="20"/>
+          <w:szCs w:val="20"/>
+          <w:lang w:eastAsia="en-IN"/>
+        </w:rPr>
+        <w:t>git add</w:t>
+      </w:r>
+      <w:r>
+        <w:rPr>
+          <w:rFonts w:asciiTheme="majorHAnsi" w:eastAsia="Times New Roman" w:hAnsiTheme="majorHAnsi" w:cs="Times New Roman"/>
+          <w:sz w:val="20"/>
+          <w:szCs w:val="20"/>
+          <w:lang w:eastAsia="en-IN"/>
+        </w:rPr>
+        <w:t xml:space="preserve">, </w:t>
+      </w:r>
+      <w:r>
+        <w:rPr>
+          <w:rFonts w:asciiTheme="majorHAnsi" w:eastAsia="Times New Roman" w:hAnsiTheme="majorHAnsi" w:cs="Courier New"/>
+          <w:sz w:val="20"/>
+          <w:szCs w:val="20"/>
+          <w:lang w:eastAsia="en-IN"/>
+        </w:rPr>
+        <w:t>git commit</w:t>
+      </w:r>
+      <w:r>
+        <w:rPr>
+          <w:rFonts w:asciiTheme="majorHAnsi" w:eastAsia="Times New Roman" w:hAnsiTheme="majorHAnsi" w:cs="Times New Roman"/>
+          <w:sz w:val="20"/>
+          <w:szCs w:val="20"/>
+          <w:lang w:eastAsia="en-IN"/>
+        </w:rPr>
+        <w:t xml:space="preserve">, </w:t>
+      </w:r>
+      <w:r>
+        <w:rPr>
+          <w:rFonts w:asciiTheme="majorHAnsi" w:eastAsia="Times New Roman" w:hAnsiTheme="majorHAnsi" w:cs="Courier New"/>
+          <w:sz w:val="20"/>
+          <w:szCs w:val="20"/>
+          <w:lang w:eastAsia="en-IN"/>
+        </w:rPr>
+        <w:t>git push</w:t>
+      </w:r>
+      <w:r>
+        <w:rPr>
+          <w:rFonts w:asciiTheme="majorHAnsi" w:eastAsia="Times New Roman" w:hAnsiTheme="majorHAnsi" w:cs="Times New Roman"/>
+          <w:sz w:val="20"/>
+          <w:szCs w:val="20"/>
+          <w:lang w:eastAsia="en-IN"/>
+        </w:rPr>
+        <w:t xml:space="preserve"> workflows.</w:t>
+      </w:r>
+    </w:p>
+    <w:p>
+      <w:pPr>
+        <w:rPr>
+          <w:rFonts w:asciiTheme="majorHAnsi" w:eastAsia="Times New Roman" w:hAnsiTheme="majorHAnsi" w:cs="Times New Roman"/>
+          <w:sz w:val="20"/>
+          <w:szCs w:val="20"/>
+          <w:lang w:eastAsia="en-IN"/>
+        </w:rPr>
+      </w:pPr>
+      <w:r>
+        <w:rPr>
+          <w:rFonts w:asciiTheme="majorHAnsi" w:eastAsia="Times New Roman" w:hAnsiTheme="majorHAnsi" w:cs="Times New Roman"/>
+          <w:b/>
+          <w:bCs/>
+          <w:sz w:val="20"/>
+          <w:szCs w:val="20"/>
+          <w:lang w:eastAsia="en-IN"/>
+        </w:rPr>
+        <w:t>Scenario-based answers:</w:t>
+      </w:r>
+      <w:r>
+        <w:rPr>
+          <w:rFonts w:asciiTheme="majorHAnsi" w:eastAsia="Times New Roman" w:hAnsiTheme="majorHAnsi" w:cs="Times New Roman"/>
+          <w:sz w:val="20"/>
+          <w:szCs w:val="20"/>
+          <w:lang w:eastAsia="en-IN"/>
+        </w:rPr>
+        <w:t xml:space="preserve"> Frame responses with examples (e.g., “In my last project, we used branches for feature isolation…”).</w:t>
+      </w:r>
+    </w:p>
+    <w:p>
+      <w:pPr>
+        <w:rPr>
+          <w:rFonts w:asciiTheme="majorHAnsi" w:eastAsia="Times New Roman" w:hAnsiTheme="majorHAnsi" w:cs="Times New Roman"/>
+          <w:sz w:val="20"/>
+          <w:szCs w:val="20"/>
+          <w:lang w:eastAsia="en-IN"/>
+        </w:rPr>
+      </w:pPr>
+      <w:r>
+        <w:rPr>
+          <w:rFonts w:asciiTheme="majorHAnsi" w:eastAsia="Times New Roman" w:hAnsiTheme="majorHAnsi" w:cs="Times New Roman"/>
+          <w:sz w:val="20"/>
+          <w:szCs w:val="20"/>
+          <w:lang w:eastAsia="en-IN"/>
+        </w:rPr>
+        <w:t xml:space="preserve">Would you like me to </w:t>
+      </w:r>
+      <w:r>
+        <w:rPr>
+          <w:rFonts w:asciiTheme="majorHAnsi" w:eastAsia="Times New Roman" w:hAnsiTheme="majorHAnsi" w:cs="Times New Roman"/>
+          <w:b/>
+          <w:bCs/>
+          <w:sz w:val="20"/>
+          <w:szCs w:val="20"/>
+          <w:lang w:eastAsia="en-IN"/>
+        </w:rPr>
+        <w:t>convert these notes into a rapid-fire quiz format</w:t>
+      </w:r>
+      <w:r>
+        <w:rPr>
+          <w:rFonts w:asciiTheme="majorHAnsi" w:eastAsia="Times New Roman" w:hAnsiTheme="majorHAnsi" w:cs="Times New Roman"/>
+          <w:sz w:val="20"/>
+          <w:szCs w:val="20"/>
+          <w:lang w:eastAsia="en-IN"/>
+        </w:rPr>
+        <w:t xml:space="preserve"> so you can practice answering them as if in a live interview? That way, you’ll get real-time recall training.</w:t>
+      </w:r>
+    </w:p>
+    <w:p>
+      <w:pPr>
+        <w:rPr>
+          <w:rFonts w:asciiTheme="majorHAnsi" w:eastAsia="Times New Roman" w:hAnsiTheme="majorHAnsi" w:cs="Times New Roman"/>
+          <w:sz w:val="20"/>
+          <w:szCs w:val="20"/>
+          <w:lang w:eastAsia="en-IN"/>
+        </w:rPr>
+      </w:pPr>
+      <w:proofErr w:type="gramStart"/>
+      <w:r>
+        <w:rPr>
+          <w:rFonts w:asciiTheme="majorHAnsi" w:eastAsia="Times New Roman" w:hAnsiTheme="majorHAnsi" w:cs="Times New Roman"/>
+          <w:sz w:val="20"/>
+          <w:szCs w:val="20"/>
+          <w:lang w:eastAsia="en-IN"/>
+        </w:rPr>
+        <w:t>scenario</w:t>
+      </w:r>
+      <w:proofErr w:type="gramEnd"/>
+      <w:r>
+        <w:rPr>
+          <w:rFonts w:asciiTheme="majorHAnsi" w:eastAsia="Times New Roman" w:hAnsiTheme="majorHAnsi" w:cs="Times New Roman"/>
+          <w:sz w:val="20"/>
+          <w:szCs w:val="20"/>
+          <w:lang w:eastAsia="en-IN"/>
+        </w:rPr>
+        <w:t xml:space="preserve"> based QA</w:t>
+      </w:r>
+    </w:p>
+    <w:p>
+      <w:pPr>
+        <w:rPr>
+          <w:rFonts w:asciiTheme="majorHAnsi" w:eastAsia="Times New Roman" w:hAnsiTheme="majorHAnsi" w:cs="Times New Roman"/>
+          <w:sz w:val="20"/>
+          <w:szCs w:val="20"/>
+          <w:lang w:eastAsia="en-IN"/>
+        </w:rPr>
+      </w:pPr>
+      <w:r>
+        <w:rPr>
+          <w:rFonts w:asciiTheme="majorHAnsi" w:eastAsia="Times New Roman" w:hAnsiTheme="majorHAnsi" w:cs="Times New Roman"/>
+          <w:sz w:val="20"/>
+          <w:szCs w:val="20"/>
+          <w:lang w:eastAsia="en-IN"/>
+        </w:rPr>
+        <w:t xml:space="preserve">Got it — you want </w:t>
+      </w:r>
+      <w:r>
+        <w:rPr>
+          <w:rFonts w:asciiTheme="majorHAnsi" w:eastAsia="Times New Roman" w:hAnsiTheme="majorHAnsi" w:cs="Times New Roman"/>
+          <w:b/>
+          <w:bCs/>
+          <w:sz w:val="20"/>
+          <w:szCs w:val="20"/>
+          <w:lang w:eastAsia="en-IN"/>
+        </w:rPr>
+        <w:t>scenario-based Q&amp;A</w:t>
+      </w:r>
+      <w:r>
+        <w:rPr>
+          <w:rFonts w:asciiTheme="majorHAnsi" w:eastAsia="Times New Roman" w:hAnsiTheme="majorHAnsi" w:cs="Times New Roman"/>
+          <w:sz w:val="20"/>
+          <w:szCs w:val="20"/>
+          <w:lang w:eastAsia="en-IN"/>
+        </w:rPr>
+        <w:t xml:space="preserve"> built from those interview prep notes. Let’s turn the theory into practical, real-world interview situations so you can practice answering in context.</w:t>
+      </w:r>
+    </w:p>
+    <w:p>
+      <w:pPr>
+        <w:rPr>
+          <w:rFonts w:asciiTheme="majorHAnsi" w:eastAsia="Times New Roman" w:hAnsiTheme="majorHAnsi" w:cs="Times New Roman"/>
+          <w:b/>
+          <w:bCs/>
+          <w:sz w:val="20"/>
+          <w:szCs w:val="20"/>
+          <w:lang w:eastAsia="en-IN"/>
+        </w:rPr>
+      </w:pPr>
+      <w:r>
+        <w:rPr>
+          <w:rFonts w:ascii="Cambria" w:eastAsia="Times New Roman" w:hAnsi="Cambria" w:cs="Cambria"/>
+          <w:b/>
+          <w:bCs/>
+          <w:sz w:val="20"/>
+          <w:szCs w:val="20"/>
+          <w:lang w:eastAsia="en-IN"/>
+        </w:rPr>
+        <w:t>🎯</w:t>
+      </w:r>
+      <w:r>
+        <w:rPr>
+          <w:rFonts w:asciiTheme="majorHAnsi" w:eastAsia="Times New Roman" w:hAnsiTheme="majorHAnsi" w:cs="Times New Roman"/>
+          <w:b/>
+          <w:bCs/>
+          <w:sz w:val="20"/>
+          <w:szCs w:val="20"/>
+          <w:lang w:eastAsia="en-IN"/>
+        </w:rPr>
+        <w:t xml:space="preserve"> Scenario-Based Interview Q&amp;A</w:t>
+      </w:r>
+    </w:p>
+    <w:p>
+      <w:pPr>
+        <w:rPr>
+          <w:rFonts w:asciiTheme="majorHAnsi" w:eastAsia="Times New Roman" w:hAnsiTheme="majorHAnsi" w:cs="Times New Roman"/>
+          <w:b/>
+          <w:bCs/>
+          <w:sz w:val="20"/>
+          <w:szCs w:val="20"/>
+          <w:lang w:eastAsia="en-IN"/>
+        </w:rPr>
+      </w:pPr>
+      <w:r>
+        <w:rPr>
+          <w:rFonts w:asciiTheme="majorHAnsi" w:eastAsia="Times New Roman" w:hAnsiTheme="majorHAnsi" w:cs="Times New Roman"/>
+          <w:b/>
+          <w:bCs/>
+          <w:sz w:val="20"/>
+          <w:szCs w:val="20"/>
+          <w:lang w:eastAsia="en-IN"/>
+        </w:rPr>
+        <w:t>Scenario 1: Git Workflow</w:t>
+      </w:r>
+    </w:p>
+    <w:p>
+      <w:pPr>
+        <w:rPr>
+          <w:rFonts w:asciiTheme="majorHAnsi" w:eastAsia="Times New Roman" w:hAnsiTheme="majorHAnsi" w:cs="Times New Roman"/>
+          <w:sz w:val="20"/>
+          <w:szCs w:val="20"/>
+          <w:lang w:eastAsia="en-IN"/>
+        </w:rPr>
+      </w:pPr>
+      <w:r>
+        <w:rPr>
+          <w:rFonts w:asciiTheme="majorHAnsi" w:eastAsia="Times New Roman" w:hAnsiTheme="majorHAnsi" w:cs="Times New Roman"/>
+          <w:b/>
+          <w:bCs/>
+          <w:sz w:val="20"/>
+          <w:szCs w:val="20"/>
+          <w:lang w:eastAsia="en-IN"/>
+        </w:rPr>
+        <w:lastRenderedPageBreak/>
+        <w:t>Interviewer:</w:t>
+      </w:r>
+      <w:r>
+        <w:rPr>
+          <w:rFonts w:asciiTheme="majorHAnsi" w:eastAsia="Times New Roman" w:hAnsiTheme="majorHAnsi" w:cs="Times New Roman"/>
+          <w:sz w:val="20"/>
+          <w:szCs w:val="20"/>
+          <w:lang w:eastAsia="en-IN"/>
+        </w:rPr>
+        <w:t xml:space="preserve"> </w:t>
+      </w:r>
+      <w:r>
+        <w:rPr>
+          <w:rFonts w:asciiTheme="majorHAnsi" w:eastAsia="Times New Roman" w:hAnsiTheme="majorHAnsi" w:cs="Times New Roman"/>
+          <w:iCs/>
+          <w:sz w:val="20"/>
+          <w:szCs w:val="20"/>
+          <w:lang w:eastAsia="en-IN"/>
+        </w:rPr>
+        <w:t>“You’re working on a feature branch and realize the main branch has moved ahead. How would you handle this situation?”</w:t>
+      </w:r>
+      <w:r>
+        <w:rPr>
+          <w:rFonts w:asciiTheme="majorHAnsi" w:eastAsia="Times New Roman" w:hAnsiTheme="majorHAnsi" w:cs="Times New Roman"/>
+          <w:sz w:val="20"/>
+          <w:szCs w:val="20"/>
+          <w:lang w:eastAsia="en-IN"/>
+        </w:rPr>
+        <w:t xml:space="preserve"> </w:t>
+      </w:r>
+      <w:r>
+        <w:rPr>
+          <w:rFonts w:asciiTheme="majorHAnsi" w:eastAsia="Times New Roman" w:hAnsiTheme="majorHAnsi" w:cs="Times New Roman"/>
+          <w:b/>
+          <w:bCs/>
+          <w:sz w:val="20"/>
+          <w:szCs w:val="20"/>
+          <w:lang w:eastAsia="en-IN"/>
+        </w:rPr>
+        <w:t>Answer:</w:t>
+      </w:r>
+      <w:r>
+        <w:rPr>
+          <w:rFonts w:asciiTheme="majorHAnsi" w:eastAsia="Times New Roman" w:hAnsiTheme="majorHAnsi" w:cs="Times New Roman"/>
+          <w:sz w:val="20"/>
+          <w:szCs w:val="20"/>
+          <w:lang w:eastAsia="en-IN"/>
+        </w:rPr>
+        <w:t xml:space="preserve"> I’d first make sure my local branch is up to date by running </w:t>
+      </w:r>
+      <w:r>
+        <w:rPr>
+          <w:rFonts w:asciiTheme="majorHAnsi" w:eastAsia="Times New Roman" w:hAnsiTheme="majorHAnsi" w:cs="Courier New"/>
+          <w:sz w:val="20"/>
+          <w:szCs w:val="20"/>
+          <w:lang w:eastAsia="en-IN"/>
+        </w:rPr>
+        <w:t>git pull origin main</w:t>
+      </w:r>
+      <w:r>
+        <w:rPr>
+          <w:rFonts w:asciiTheme="majorHAnsi" w:eastAsia="Times New Roman" w:hAnsiTheme="majorHAnsi" w:cs="Times New Roman"/>
+          <w:sz w:val="20"/>
+          <w:szCs w:val="20"/>
+          <w:lang w:eastAsia="en-IN"/>
+        </w:rPr>
+        <w:t>. Then I’d merge or rebase my feature branch with the updated main branch. This ensures my changes integrate smoothly without conflicts. If conflicts arise, I’d resolve them locally, test thoroughly, and then push the updated branch.</w:t>
+      </w:r>
+    </w:p>
+    <w:p>
+      <w:pPr>
+        <w:rPr>
+          <w:rFonts w:asciiTheme="majorHAnsi" w:eastAsia="Times New Roman" w:hAnsiTheme="majorHAnsi" w:cs="Times New Roman"/>
+          <w:b/>
+          <w:bCs/>
+          <w:sz w:val="20"/>
+          <w:szCs w:val="20"/>
+          <w:lang w:eastAsia="en-IN"/>
+        </w:rPr>
+      </w:pPr>
+      <w:r>
+        <w:rPr>
+          <w:rFonts w:asciiTheme="majorHAnsi" w:eastAsia="Times New Roman" w:hAnsiTheme="majorHAnsi" w:cs="Times New Roman"/>
+          <w:b/>
+          <w:bCs/>
+          <w:sz w:val="20"/>
+          <w:szCs w:val="20"/>
+          <w:lang w:eastAsia="en-IN"/>
+        </w:rPr>
+        <w:t xml:space="preserve">Scenario 2: Centralized </w:t>
+      </w:r>
+      <w:proofErr w:type="spellStart"/>
+      <w:r>
+        <w:rPr>
+          <w:rFonts w:asciiTheme="majorHAnsi" w:eastAsia="Times New Roman" w:hAnsiTheme="majorHAnsi" w:cs="Times New Roman"/>
+          <w:b/>
+          <w:bCs/>
+          <w:sz w:val="20"/>
+          <w:szCs w:val="20"/>
+          <w:lang w:eastAsia="en-IN"/>
+        </w:rPr>
+        <w:t>vs</w:t>
+      </w:r>
+      <w:proofErr w:type="spellEnd"/>
+      <w:r>
+        <w:rPr>
+          <w:rFonts w:asciiTheme="majorHAnsi" w:eastAsia="Times New Roman" w:hAnsiTheme="majorHAnsi" w:cs="Times New Roman"/>
+          <w:b/>
+          <w:bCs/>
+          <w:sz w:val="20"/>
+          <w:szCs w:val="20"/>
+          <w:lang w:eastAsia="en-IN"/>
+        </w:rPr>
+        <w:t xml:space="preserve"> Distributed VCS</w:t>
+      </w:r>
+    </w:p>
+    <w:p>
+      <w:pPr>
+        <w:rPr>
+          <w:rFonts w:asciiTheme="majorHAnsi" w:eastAsia="Times New Roman" w:hAnsiTheme="majorHAnsi" w:cs="Times New Roman"/>
+          <w:sz w:val="20"/>
+          <w:szCs w:val="20"/>
+          <w:lang w:eastAsia="en-IN"/>
+        </w:rPr>
+      </w:pPr>
+      <w:r>
+        <w:rPr>
+          <w:rFonts w:asciiTheme="majorHAnsi" w:eastAsia="Times New Roman" w:hAnsiTheme="majorHAnsi" w:cs="Times New Roman"/>
+          <w:b/>
+          <w:bCs/>
+          <w:sz w:val="20"/>
+          <w:szCs w:val="20"/>
+          <w:lang w:eastAsia="en-IN"/>
+        </w:rPr>
+        <w:t>Interviewer:</w:t>
+      </w:r>
+      <w:r>
+        <w:rPr>
+          <w:rFonts w:asciiTheme="majorHAnsi" w:eastAsia="Times New Roman" w:hAnsiTheme="majorHAnsi" w:cs="Times New Roman"/>
+          <w:sz w:val="20"/>
+          <w:szCs w:val="20"/>
+          <w:lang w:eastAsia="en-IN"/>
+        </w:rPr>
+        <w:t xml:space="preserve"> </w:t>
+      </w:r>
+      <w:r>
+        <w:rPr>
+          <w:rFonts w:asciiTheme="majorHAnsi" w:eastAsia="Times New Roman" w:hAnsiTheme="majorHAnsi" w:cs="Times New Roman"/>
+          <w:iCs/>
+          <w:sz w:val="20"/>
+          <w:szCs w:val="20"/>
+          <w:lang w:eastAsia="en-IN"/>
+        </w:rPr>
+        <w:t xml:space="preserve">“Suppose your team is spread across multiple locations with unreliable internet. Which </w:t>
+      </w:r>
+      <w:proofErr w:type="gramStart"/>
+      <w:r>
+        <w:rPr>
+          <w:rFonts w:asciiTheme="majorHAnsi" w:eastAsia="Times New Roman" w:hAnsiTheme="majorHAnsi" w:cs="Times New Roman"/>
+          <w:iCs/>
+          <w:sz w:val="20"/>
+          <w:szCs w:val="20"/>
+          <w:lang w:eastAsia="en-IN"/>
+        </w:rPr>
+        <w:t>version control</w:t>
+      </w:r>
+      <w:proofErr w:type="gramEnd"/>
+      <w:r>
+        <w:rPr>
+          <w:rFonts w:asciiTheme="majorHAnsi" w:eastAsia="Times New Roman" w:hAnsiTheme="majorHAnsi" w:cs="Times New Roman"/>
+          <w:iCs/>
+          <w:sz w:val="20"/>
+          <w:szCs w:val="20"/>
+          <w:lang w:eastAsia="en-IN"/>
+        </w:rPr>
+        <w:t xml:space="preserve"> system would you recommend and why?”</w:t>
+      </w:r>
+      <w:r>
+        <w:rPr>
+          <w:rFonts w:asciiTheme="majorHAnsi" w:eastAsia="Times New Roman" w:hAnsiTheme="majorHAnsi" w:cs="Times New Roman"/>
+          <w:sz w:val="20"/>
+          <w:szCs w:val="20"/>
+          <w:lang w:eastAsia="en-IN"/>
+        </w:rPr>
+        <w:t xml:space="preserve"> </w:t>
+      </w:r>
+      <w:r>
+        <w:rPr>
+          <w:rFonts w:asciiTheme="majorHAnsi" w:eastAsia="Times New Roman" w:hAnsiTheme="majorHAnsi" w:cs="Times New Roman"/>
+          <w:b/>
+          <w:bCs/>
+          <w:sz w:val="20"/>
+          <w:szCs w:val="20"/>
+          <w:lang w:eastAsia="en-IN"/>
+        </w:rPr>
+        <w:t>Answer:</w:t>
+      </w:r>
+      <w:r>
+        <w:rPr>
+          <w:rFonts w:asciiTheme="majorHAnsi" w:eastAsia="Times New Roman" w:hAnsiTheme="majorHAnsi" w:cs="Times New Roman"/>
+          <w:sz w:val="20"/>
+          <w:szCs w:val="20"/>
+          <w:lang w:eastAsia="en-IN"/>
+        </w:rPr>
+        <w:t xml:space="preserve"> I’d recommend a distributed VCS like Git. Developers can commit locally without needing constant internet access, and later push changes when connectivity is available. This avoids bottlenecks and downtime that centralized systems like SVN would cause in such environments.</w:t>
+      </w:r>
+    </w:p>
+    <w:p>
+      <w:pPr>
+        <w:rPr>
+          <w:rFonts w:asciiTheme="majorHAnsi" w:eastAsia="Times New Roman" w:hAnsiTheme="majorHAnsi" w:cs="Times New Roman"/>
+          <w:b/>
+          <w:bCs/>
+          <w:sz w:val="20"/>
+          <w:szCs w:val="20"/>
+          <w:lang w:eastAsia="en-IN"/>
+        </w:rPr>
+      </w:pPr>
+      <w:r>
+        <w:rPr>
+          <w:rFonts w:asciiTheme="majorHAnsi" w:eastAsia="Times New Roman" w:hAnsiTheme="majorHAnsi" w:cs="Times New Roman"/>
+          <w:b/>
+          <w:bCs/>
+          <w:sz w:val="20"/>
+          <w:szCs w:val="20"/>
+          <w:lang w:eastAsia="en-IN"/>
+        </w:rPr>
+        <w:t>Scenario 3: Staging Area</w:t>
+      </w:r>
+    </w:p>
+    <w:p>
+      <w:pPr>
+        <w:rPr>
+          <w:rFonts w:asciiTheme="majorHAnsi" w:eastAsia="Times New Roman" w:hAnsiTheme="majorHAnsi" w:cs="Times New Roman"/>
+          <w:sz w:val="20"/>
+          <w:szCs w:val="20"/>
+          <w:lang w:eastAsia="en-IN"/>
+        </w:rPr>
+      </w:pPr>
+      <w:r>
+        <w:rPr>
+          <w:rFonts w:asciiTheme="majorHAnsi" w:eastAsia="Times New Roman" w:hAnsiTheme="majorHAnsi" w:cs="Times New Roman"/>
+          <w:b/>
+          <w:bCs/>
+          <w:sz w:val="20"/>
+          <w:szCs w:val="20"/>
+          <w:lang w:eastAsia="en-IN"/>
+        </w:rPr>
+        <w:t>Interviewer:</w:t>
+      </w:r>
+      <w:r>
+        <w:rPr>
+          <w:rFonts w:asciiTheme="majorHAnsi" w:eastAsia="Times New Roman" w:hAnsiTheme="majorHAnsi" w:cs="Times New Roman"/>
+          <w:sz w:val="20"/>
+          <w:szCs w:val="20"/>
+          <w:lang w:eastAsia="en-IN"/>
+        </w:rPr>
+        <w:t xml:space="preserve"> </w:t>
+      </w:r>
+      <w:r>
+        <w:rPr>
+          <w:rFonts w:asciiTheme="majorHAnsi" w:eastAsia="Times New Roman" w:hAnsiTheme="majorHAnsi" w:cs="Times New Roman"/>
+          <w:iCs/>
+          <w:sz w:val="20"/>
+          <w:szCs w:val="20"/>
+          <w:lang w:eastAsia="en-IN"/>
+        </w:rPr>
+        <w:t>“Imagine you accidentally staged a file that shouldn’t be committed. What would you do?”</w:t>
+      </w:r>
+      <w:r>
+        <w:rPr>
+          <w:rFonts w:asciiTheme="majorHAnsi" w:eastAsia="Times New Roman" w:hAnsiTheme="majorHAnsi" w:cs="Times New Roman"/>
+          <w:sz w:val="20"/>
+          <w:szCs w:val="20"/>
+          <w:lang w:eastAsia="en-IN"/>
+        </w:rPr>
+        <w:t xml:space="preserve"> </w:t>
+      </w:r>
+      <w:r>
+        <w:rPr>
+          <w:rFonts w:asciiTheme="majorHAnsi" w:eastAsia="Times New Roman" w:hAnsiTheme="majorHAnsi" w:cs="Times New Roman"/>
+          <w:b/>
+          <w:bCs/>
+          <w:sz w:val="20"/>
+          <w:szCs w:val="20"/>
+          <w:lang w:eastAsia="en-IN"/>
+        </w:rPr>
+        <w:t>Answer:</w:t>
+      </w:r>
+      <w:r>
+        <w:rPr>
+          <w:rFonts w:asciiTheme="majorHAnsi" w:eastAsia="Times New Roman" w:hAnsiTheme="majorHAnsi" w:cs="Times New Roman"/>
+          <w:sz w:val="20"/>
+          <w:szCs w:val="20"/>
+          <w:lang w:eastAsia="en-IN"/>
+        </w:rPr>
+        <w:t xml:space="preserve"> I’d use </w:t>
+      </w:r>
+      <w:r>
+        <w:rPr>
+          <w:rFonts w:asciiTheme="majorHAnsi" w:eastAsia="Times New Roman" w:hAnsiTheme="majorHAnsi" w:cs="Courier New"/>
+          <w:sz w:val="20"/>
+          <w:szCs w:val="20"/>
+          <w:lang w:eastAsia="en-IN"/>
+        </w:rPr>
+        <w:t>git reset &lt;file&gt;</w:t>
+      </w:r>
+      <w:r>
+        <w:rPr>
+          <w:rFonts w:asciiTheme="majorHAnsi" w:eastAsia="Times New Roman" w:hAnsiTheme="majorHAnsi" w:cs="Times New Roman"/>
+          <w:sz w:val="20"/>
+          <w:szCs w:val="20"/>
+          <w:lang w:eastAsia="en-IN"/>
+        </w:rPr>
+        <w:t xml:space="preserve"> to </w:t>
+      </w:r>
+      <w:proofErr w:type="spellStart"/>
+      <w:r>
+        <w:rPr>
+          <w:rFonts w:asciiTheme="majorHAnsi" w:eastAsia="Times New Roman" w:hAnsiTheme="majorHAnsi" w:cs="Times New Roman"/>
+          <w:sz w:val="20"/>
+          <w:szCs w:val="20"/>
+          <w:lang w:eastAsia="en-IN"/>
+        </w:rPr>
+        <w:t>unstage</w:t>
+      </w:r>
+      <w:proofErr w:type="spellEnd"/>
+      <w:r>
+        <w:rPr>
+          <w:rFonts w:asciiTheme="majorHAnsi" w:eastAsia="Times New Roman" w:hAnsiTheme="majorHAnsi" w:cs="Times New Roman"/>
+          <w:sz w:val="20"/>
+          <w:szCs w:val="20"/>
+          <w:lang w:eastAsia="en-IN"/>
+        </w:rPr>
+        <w:t xml:space="preserve"> it while keeping the changes in my working directory. This way, I can commit only the intended files and avoid polluting the repository with unnecessary changes.</w:t>
+      </w:r>
+    </w:p>
+    <w:p>
+      <w:pPr>
+        <w:rPr>
+          <w:rFonts w:asciiTheme="majorHAnsi" w:eastAsia="Times New Roman" w:hAnsiTheme="majorHAnsi" w:cs="Times New Roman"/>
+          <w:b/>
+          <w:bCs/>
+          <w:sz w:val="20"/>
+          <w:szCs w:val="20"/>
+          <w:lang w:eastAsia="en-IN"/>
+        </w:rPr>
+      </w:pPr>
+      <w:r>
+        <w:rPr>
+          <w:rFonts w:asciiTheme="majorHAnsi" w:eastAsia="Times New Roman" w:hAnsiTheme="majorHAnsi" w:cs="Times New Roman"/>
+          <w:b/>
+          <w:bCs/>
+          <w:sz w:val="20"/>
+          <w:szCs w:val="20"/>
+          <w:lang w:eastAsia="en-IN"/>
+        </w:rPr>
+        <w:t>Scenario 4: Collaboration</w:t>
+      </w:r>
+    </w:p>
+    <w:p>
+      <w:pPr>
+        <w:rPr>
+          <w:rFonts w:asciiTheme="majorHAnsi" w:eastAsia="Times New Roman" w:hAnsiTheme="majorHAnsi" w:cs="Times New Roman"/>
+          <w:sz w:val="20"/>
+          <w:szCs w:val="20"/>
+          <w:lang w:eastAsia="en-IN"/>
+        </w:rPr>
+      </w:pPr>
+      <w:r>
+        <w:rPr>
+          <w:rFonts w:asciiTheme="majorHAnsi" w:eastAsia="Times New Roman" w:hAnsiTheme="majorHAnsi" w:cs="Times New Roman"/>
+          <w:b/>
+          <w:bCs/>
+          <w:sz w:val="20"/>
+          <w:szCs w:val="20"/>
+          <w:lang w:eastAsia="en-IN"/>
+        </w:rPr>
+        <w:t>Interviewer:</w:t>
+      </w:r>
+      <w:r>
+        <w:rPr>
+          <w:rFonts w:asciiTheme="majorHAnsi" w:eastAsia="Times New Roman" w:hAnsiTheme="majorHAnsi" w:cs="Times New Roman"/>
+          <w:sz w:val="20"/>
+          <w:szCs w:val="20"/>
+          <w:lang w:eastAsia="en-IN"/>
+        </w:rPr>
+        <w:t xml:space="preserve"> </w:t>
+      </w:r>
+      <w:r>
+        <w:rPr>
+          <w:rFonts w:asciiTheme="majorHAnsi" w:eastAsia="Times New Roman" w:hAnsiTheme="majorHAnsi" w:cs="Times New Roman"/>
+          <w:iCs/>
+          <w:sz w:val="20"/>
+          <w:szCs w:val="20"/>
+          <w:lang w:eastAsia="en-IN"/>
+        </w:rPr>
+        <w:t>“Your teammate pushes code that breaks the build. How would you manage this situation using Git?”</w:t>
+      </w:r>
+      <w:r>
+        <w:rPr>
+          <w:rFonts w:asciiTheme="majorHAnsi" w:eastAsia="Times New Roman" w:hAnsiTheme="majorHAnsi" w:cs="Times New Roman"/>
+          <w:sz w:val="20"/>
+          <w:szCs w:val="20"/>
+          <w:lang w:eastAsia="en-IN"/>
+        </w:rPr>
+        <w:t xml:space="preserve"> </w:t>
+      </w:r>
+      <w:r>
+        <w:rPr>
+          <w:rFonts w:asciiTheme="majorHAnsi" w:eastAsia="Times New Roman" w:hAnsiTheme="majorHAnsi" w:cs="Times New Roman"/>
+          <w:b/>
+          <w:bCs/>
+          <w:sz w:val="20"/>
+          <w:szCs w:val="20"/>
+          <w:lang w:eastAsia="en-IN"/>
+        </w:rPr>
+        <w:t>Answer:</w:t>
+      </w:r>
+      <w:r>
+        <w:rPr>
+          <w:rFonts w:asciiTheme="majorHAnsi" w:eastAsia="Times New Roman" w:hAnsiTheme="majorHAnsi" w:cs="Times New Roman"/>
+          <w:sz w:val="20"/>
+          <w:szCs w:val="20"/>
+          <w:lang w:eastAsia="en-IN"/>
+        </w:rPr>
+        <w:t xml:space="preserve"> I’d first identify the commit that introduced the issue using </w:t>
+      </w:r>
+      <w:r>
+        <w:rPr>
+          <w:rFonts w:asciiTheme="majorHAnsi" w:eastAsia="Times New Roman" w:hAnsiTheme="majorHAnsi" w:cs="Courier New"/>
+          <w:sz w:val="20"/>
+          <w:szCs w:val="20"/>
+          <w:lang w:eastAsia="en-IN"/>
+        </w:rPr>
+        <w:t>git log</w:t>
+      </w:r>
+      <w:r>
+        <w:rPr>
+          <w:rFonts w:asciiTheme="majorHAnsi" w:eastAsia="Times New Roman" w:hAnsiTheme="majorHAnsi" w:cs="Times New Roman"/>
+          <w:sz w:val="20"/>
+          <w:szCs w:val="20"/>
+          <w:lang w:eastAsia="en-IN"/>
+        </w:rPr>
+        <w:t xml:space="preserve"> or </w:t>
+      </w:r>
+      <w:r>
+        <w:rPr>
+          <w:rFonts w:asciiTheme="majorHAnsi" w:eastAsia="Times New Roman" w:hAnsiTheme="majorHAnsi" w:cs="Courier New"/>
+          <w:sz w:val="20"/>
+          <w:szCs w:val="20"/>
+          <w:lang w:eastAsia="en-IN"/>
+        </w:rPr>
+        <w:t>git bisect</w:t>
+      </w:r>
+      <w:r>
+        <w:rPr>
+          <w:rFonts w:asciiTheme="majorHAnsi" w:eastAsia="Times New Roman" w:hAnsiTheme="majorHAnsi" w:cs="Times New Roman"/>
+          <w:sz w:val="20"/>
+          <w:szCs w:val="20"/>
+          <w:lang w:eastAsia="en-IN"/>
+        </w:rPr>
+        <w:t>. Then, depending on urgency, I could revert that commit (</w:t>
+      </w:r>
+      <w:r>
+        <w:rPr>
+          <w:rFonts w:asciiTheme="majorHAnsi" w:eastAsia="Times New Roman" w:hAnsiTheme="majorHAnsi" w:cs="Courier New"/>
+          <w:sz w:val="20"/>
+          <w:szCs w:val="20"/>
+          <w:lang w:eastAsia="en-IN"/>
+        </w:rPr>
+        <w:t>git revert &lt;commit-id&gt;</w:t>
+      </w:r>
+      <w:r>
+        <w:rPr>
+          <w:rFonts w:asciiTheme="majorHAnsi" w:eastAsia="Times New Roman" w:hAnsiTheme="majorHAnsi" w:cs="Times New Roman"/>
+          <w:sz w:val="20"/>
+          <w:szCs w:val="20"/>
+          <w:lang w:eastAsia="en-IN"/>
+        </w:rPr>
+        <w:t>) to restore stability. Meanwhile, I’d collaborate with the teammate to fix the bug in a separate branch before merging again.</w:t>
+      </w:r>
+    </w:p>
+    <w:p>
+      <w:pPr>
+        <w:rPr>
+          <w:rFonts w:asciiTheme="majorHAnsi" w:eastAsia="Times New Roman" w:hAnsiTheme="majorHAnsi" w:cs="Times New Roman"/>
+          <w:b/>
+          <w:bCs/>
+          <w:sz w:val="20"/>
+          <w:szCs w:val="20"/>
+          <w:lang w:eastAsia="en-IN"/>
+        </w:rPr>
+      </w:pPr>
+      <w:r>
+        <w:rPr>
+          <w:rFonts w:asciiTheme="majorHAnsi" w:eastAsia="Times New Roman" w:hAnsiTheme="majorHAnsi" w:cs="Times New Roman"/>
+          <w:b/>
+          <w:bCs/>
+          <w:sz w:val="20"/>
+          <w:szCs w:val="20"/>
+          <w:lang w:eastAsia="en-IN"/>
+        </w:rPr>
+        <w:t>Scenario 5: Shell Scripting</w:t>
+      </w:r>
+    </w:p>
+    <w:p>
+      <w:pPr>
+        <w:rPr>
+          <w:rFonts w:asciiTheme="majorHAnsi" w:eastAsia="Times New Roman" w:hAnsiTheme="majorHAnsi" w:cs="Times New Roman"/>
+          <w:sz w:val="20"/>
+          <w:szCs w:val="20"/>
+          <w:lang w:eastAsia="en-IN"/>
+        </w:rPr>
+      </w:pPr>
+      <w:r>
+        <w:rPr>
+          <w:rFonts w:asciiTheme="majorHAnsi" w:eastAsia="Times New Roman" w:hAnsiTheme="majorHAnsi" w:cs="Times New Roman"/>
+          <w:b/>
+          <w:bCs/>
+          <w:sz w:val="20"/>
+          <w:szCs w:val="20"/>
+          <w:lang w:eastAsia="en-IN"/>
+        </w:rPr>
+        <w:t>Interviewer:</w:t>
+      </w:r>
+      <w:r>
+        <w:rPr>
+          <w:rFonts w:asciiTheme="majorHAnsi" w:eastAsia="Times New Roman" w:hAnsiTheme="majorHAnsi" w:cs="Times New Roman"/>
+          <w:sz w:val="20"/>
+          <w:szCs w:val="20"/>
+          <w:lang w:eastAsia="en-IN"/>
+        </w:rPr>
+        <w:t xml:space="preserve"> </w:t>
+      </w:r>
+      <w:r>
+        <w:rPr>
+          <w:rFonts w:asciiTheme="majorHAnsi" w:eastAsia="Times New Roman" w:hAnsiTheme="majorHAnsi" w:cs="Times New Roman"/>
+          <w:iCs/>
+          <w:sz w:val="20"/>
+          <w:szCs w:val="20"/>
+          <w:lang w:eastAsia="en-IN"/>
+        </w:rPr>
+        <w:t xml:space="preserve">“You need to automate daily log </w:t>
+      </w:r>
+      <w:proofErr w:type="spellStart"/>
+      <w:r>
+        <w:rPr>
+          <w:rFonts w:asciiTheme="majorHAnsi" w:eastAsia="Times New Roman" w:hAnsiTheme="majorHAnsi" w:cs="Times New Roman"/>
+          <w:iCs/>
+          <w:sz w:val="20"/>
+          <w:szCs w:val="20"/>
+          <w:lang w:eastAsia="en-IN"/>
+        </w:rPr>
+        <w:t>cleanup</w:t>
+      </w:r>
+      <w:proofErr w:type="spellEnd"/>
+      <w:r>
+        <w:rPr>
+          <w:rFonts w:asciiTheme="majorHAnsi" w:eastAsia="Times New Roman" w:hAnsiTheme="majorHAnsi" w:cs="Times New Roman"/>
+          <w:iCs/>
+          <w:sz w:val="20"/>
+          <w:szCs w:val="20"/>
+          <w:lang w:eastAsia="en-IN"/>
+        </w:rPr>
+        <w:t xml:space="preserve"> on a server. How would you approach this?”</w:t>
+      </w:r>
+      <w:r>
+        <w:rPr>
+          <w:rFonts w:asciiTheme="majorHAnsi" w:eastAsia="Times New Roman" w:hAnsiTheme="majorHAnsi" w:cs="Times New Roman"/>
+          <w:sz w:val="20"/>
+          <w:szCs w:val="20"/>
+          <w:lang w:eastAsia="en-IN"/>
+        </w:rPr>
+        <w:t xml:space="preserve"> </w:t>
+      </w:r>
+      <w:r>
+        <w:rPr>
+          <w:rFonts w:asciiTheme="majorHAnsi" w:eastAsia="Times New Roman" w:hAnsiTheme="majorHAnsi" w:cs="Times New Roman"/>
+          <w:b/>
+          <w:bCs/>
+          <w:sz w:val="20"/>
+          <w:szCs w:val="20"/>
+          <w:lang w:eastAsia="en-IN"/>
+        </w:rPr>
+        <w:t>Answer:</w:t>
+      </w:r>
+      <w:r>
+        <w:rPr>
+          <w:rFonts w:asciiTheme="majorHAnsi" w:eastAsia="Times New Roman" w:hAnsiTheme="majorHAnsi" w:cs="Times New Roman"/>
+          <w:sz w:val="20"/>
+          <w:szCs w:val="20"/>
+          <w:lang w:eastAsia="en-IN"/>
+        </w:rPr>
+        <w:t xml:space="preserve"> I’d write a shell script with a shebang (</w:t>
+      </w:r>
+      <w:r>
+        <w:rPr>
+          <w:rFonts w:asciiTheme="majorHAnsi" w:eastAsia="Times New Roman" w:hAnsiTheme="majorHAnsi" w:cs="Courier New"/>
+          <w:sz w:val="20"/>
+          <w:szCs w:val="20"/>
+          <w:lang w:eastAsia="en-IN"/>
+        </w:rPr>
+        <w:t>#!/bin/bash</w:t>
+      </w:r>
+      <w:r>
+        <w:rPr>
+          <w:rFonts w:asciiTheme="majorHAnsi" w:eastAsia="Times New Roman" w:hAnsiTheme="majorHAnsi" w:cs="Times New Roman"/>
+          <w:sz w:val="20"/>
+          <w:szCs w:val="20"/>
+          <w:lang w:eastAsia="en-IN"/>
+        </w:rPr>
+        <w:t xml:space="preserve">) that finds and deletes log files older than a certain number of days using </w:t>
+      </w:r>
+      <w:r>
+        <w:rPr>
+          <w:rFonts w:asciiTheme="majorHAnsi" w:eastAsia="Times New Roman" w:hAnsiTheme="majorHAnsi" w:cs="Courier New"/>
+          <w:sz w:val="20"/>
+          <w:szCs w:val="20"/>
+          <w:lang w:eastAsia="en-IN"/>
+        </w:rPr>
+        <w:t>find /</w:t>
+      </w:r>
+      <w:proofErr w:type="spellStart"/>
+      <w:r>
+        <w:rPr>
+          <w:rFonts w:asciiTheme="majorHAnsi" w:eastAsia="Times New Roman" w:hAnsiTheme="majorHAnsi" w:cs="Courier New"/>
+          <w:sz w:val="20"/>
+          <w:szCs w:val="20"/>
+          <w:lang w:eastAsia="en-IN"/>
+        </w:rPr>
+        <w:t>var</w:t>
+      </w:r>
+      <w:proofErr w:type="spellEnd"/>
+      <w:r>
+        <w:rPr>
+          <w:rFonts w:asciiTheme="majorHAnsi" w:eastAsia="Times New Roman" w:hAnsiTheme="majorHAnsi" w:cs="Courier New"/>
+          <w:sz w:val="20"/>
+          <w:szCs w:val="20"/>
+          <w:lang w:eastAsia="en-IN"/>
+        </w:rPr>
+        <w:t>/log -type f -</w:t>
+      </w:r>
+      <w:proofErr w:type="spellStart"/>
+      <w:r>
+        <w:rPr>
+          <w:rFonts w:asciiTheme="majorHAnsi" w:eastAsia="Times New Roman" w:hAnsiTheme="majorHAnsi" w:cs="Courier New"/>
+          <w:sz w:val="20"/>
+          <w:szCs w:val="20"/>
+          <w:lang w:eastAsia="en-IN"/>
+        </w:rPr>
+        <w:t>mtime</w:t>
+      </w:r>
+      <w:proofErr w:type="spellEnd"/>
+      <w:r>
+        <w:rPr>
+          <w:rFonts w:asciiTheme="majorHAnsi" w:eastAsia="Times New Roman" w:hAnsiTheme="majorHAnsi" w:cs="Courier New"/>
+          <w:sz w:val="20"/>
+          <w:szCs w:val="20"/>
+          <w:lang w:eastAsia="en-IN"/>
+        </w:rPr>
+        <w:t xml:space="preserve"> +7 -delete</w:t>
+      </w:r>
+      <w:r>
+        <w:rPr>
+          <w:rFonts w:asciiTheme="majorHAnsi" w:eastAsia="Times New Roman" w:hAnsiTheme="majorHAnsi" w:cs="Times New Roman"/>
+          <w:sz w:val="20"/>
+          <w:szCs w:val="20"/>
+          <w:lang w:eastAsia="en-IN"/>
+        </w:rPr>
+        <w:t xml:space="preserve">. Then I’d schedule it with a </w:t>
+      </w:r>
+      <w:proofErr w:type="spellStart"/>
+      <w:r>
+        <w:rPr>
+          <w:rFonts w:asciiTheme="majorHAnsi" w:eastAsia="Times New Roman" w:hAnsiTheme="majorHAnsi" w:cs="Times New Roman"/>
+          <w:sz w:val="20"/>
+          <w:szCs w:val="20"/>
+          <w:lang w:eastAsia="en-IN"/>
+        </w:rPr>
+        <w:t>cron</w:t>
+      </w:r>
+      <w:proofErr w:type="spellEnd"/>
+      <w:r>
+        <w:rPr>
+          <w:rFonts w:asciiTheme="majorHAnsi" w:eastAsia="Times New Roman" w:hAnsiTheme="majorHAnsi" w:cs="Times New Roman"/>
+          <w:sz w:val="20"/>
+          <w:szCs w:val="20"/>
+          <w:lang w:eastAsia="en-IN"/>
+        </w:rPr>
+        <w:t xml:space="preserve"> job to run daily, ensuring consistent </w:t>
+      </w:r>
+      <w:proofErr w:type="spellStart"/>
+      <w:r>
+        <w:rPr>
+          <w:rFonts w:asciiTheme="majorHAnsi" w:eastAsia="Times New Roman" w:hAnsiTheme="majorHAnsi" w:cs="Times New Roman"/>
+          <w:sz w:val="20"/>
+          <w:szCs w:val="20"/>
+          <w:lang w:eastAsia="en-IN"/>
+        </w:rPr>
+        <w:t>cleanup</w:t>
+      </w:r>
+      <w:proofErr w:type="spellEnd"/>
+      <w:r>
+        <w:rPr>
+          <w:rFonts w:asciiTheme="majorHAnsi" w:eastAsia="Times New Roman" w:hAnsiTheme="majorHAnsi" w:cs="Times New Roman"/>
+          <w:sz w:val="20"/>
+          <w:szCs w:val="20"/>
+          <w:lang w:eastAsia="en-IN"/>
+        </w:rPr>
+        <w:t xml:space="preserve"> without manual intervention.</w:t>
+      </w:r>
+    </w:p>
+    <w:p>
+      <w:pPr>
+        <w:rPr>
+          <w:rFonts w:asciiTheme="majorHAnsi" w:eastAsia="Times New Roman" w:hAnsiTheme="majorHAnsi" w:cs="Times New Roman"/>
+          <w:b/>
+          <w:bCs/>
+          <w:sz w:val="20"/>
+          <w:szCs w:val="20"/>
+          <w:lang w:eastAsia="en-IN"/>
+        </w:rPr>
+      </w:pPr>
+      <w:r>
+        <w:rPr>
+          <w:rFonts w:asciiTheme="majorHAnsi" w:eastAsia="Times New Roman" w:hAnsiTheme="majorHAnsi" w:cs="Times New Roman"/>
+          <w:b/>
+          <w:bCs/>
+          <w:sz w:val="20"/>
+          <w:szCs w:val="20"/>
+          <w:lang w:eastAsia="en-IN"/>
+        </w:rPr>
+        <w:t xml:space="preserve">Scenario 6: Git Clone </w:t>
+      </w:r>
+      <w:proofErr w:type="spellStart"/>
+      <w:r>
+        <w:rPr>
+          <w:rFonts w:asciiTheme="majorHAnsi" w:eastAsia="Times New Roman" w:hAnsiTheme="majorHAnsi" w:cs="Times New Roman"/>
+          <w:b/>
+          <w:bCs/>
+          <w:sz w:val="20"/>
+          <w:szCs w:val="20"/>
+          <w:lang w:eastAsia="en-IN"/>
+        </w:rPr>
+        <w:t>vs</w:t>
+      </w:r>
+      <w:proofErr w:type="spellEnd"/>
+      <w:r>
+        <w:rPr>
+          <w:rFonts w:asciiTheme="majorHAnsi" w:eastAsia="Times New Roman" w:hAnsiTheme="majorHAnsi" w:cs="Times New Roman"/>
+          <w:b/>
+          <w:bCs/>
+          <w:sz w:val="20"/>
+          <w:szCs w:val="20"/>
+          <w:lang w:eastAsia="en-IN"/>
+        </w:rPr>
+        <w:t xml:space="preserve"> Pull</w:t>
+      </w:r>
+    </w:p>
+    <w:p>
+      <w:pPr>
+        <w:rPr>
+          <w:rFonts w:asciiTheme="majorHAnsi" w:eastAsia="Times New Roman" w:hAnsiTheme="majorHAnsi" w:cs="Times New Roman"/>
+          <w:sz w:val="20"/>
+          <w:szCs w:val="20"/>
+          <w:lang w:eastAsia="en-IN"/>
+        </w:rPr>
+      </w:pPr>
+      <w:r>
+        <w:rPr>
+          <w:rFonts w:asciiTheme="majorHAnsi" w:eastAsia="Times New Roman" w:hAnsiTheme="majorHAnsi" w:cs="Times New Roman"/>
+          <w:b/>
+          <w:bCs/>
+          <w:sz w:val="20"/>
+          <w:szCs w:val="20"/>
+          <w:lang w:eastAsia="en-IN"/>
+        </w:rPr>
+        <w:t>Interviewer:</w:t>
+      </w:r>
+      <w:r>
+        <w:rPr>
+          <w:rFonts w:asciiTheme="majorHAnsi" w:eastAsia="Times New Roman" w:hAnsiTheme="majorHAnsi" w:cs="Times New Roman"/>
+          <w:sz w:val="20"/>
+          <w:szCs w:val="20"/>
+          <w:lang w:eastAsia="en-IN"/>
+        </w:rPr>
+        <w:t xml:space="preserve"> </w:t>
+      </w:r>
+      <w:r>
+        <w:rPr>
+          <w:rFonts w:asciiTheme="majorHAnsi" w:eastAsia="Times New Roman" w:hAnsiTheme="majorHAnsi" w:cs="Times New Roman"/>
+          <w:iCs/>
+          <w:sz w:val="20"/>
+          <w:szCs w:val="20"/>
+          <w:lang w:eastAsia="en-IN"/>
+        </w:rPr>
+        <w:t>“A new developer joins the team. What Git command should they use to get the project codebase, and how is it different from updating later?”</w:t>
+      </w:r>
+      <w:r>
+        <w:rPr>
+          <w:rFonts w:asciiTheme="majorHAnsi" w:eastAsia="Times New Roman" w:hAnsiTheme="majorHAnsi" w:cs="Times New Roman"/>
+          <w:sz w:val="20"/>
+          <w:szCs w:val="20"/>
+          <w:lang w:eastAsia="en-IN"/>
+        </w:rPr>
+        <w:t xml:space="preserve"> </w:t>
+      </w:r>
+      <w:r>
+        <w:rPr>
+          <w:rFonts w:asciiTheme="majorHAnsi" w:eastAsia="Times New Roman" w:hAnsiTheme="majorHAnsi" w:cs="Times New Roman"/>
+          <w:b/>
+          <w:bCs/>
+          <w:sz w:val="20"/>
+          <w:szCs w:val="20"/>
+          <w:lang w:eastAsia="en-IN"/>
+        </w:rPr>
+        <w:t>Answer:</w:t>
+      </w:r>
+      <w:r>
+        <w:rPr>
+          <w:rFonts w:asciiTheme="majorHAnsi" w:eastAsia="Times New Roman" w:hAnsiTheme="majorHAnsi" w:cs="Times New Roman"/>
+          <w:sz w:val="20"/>
+          <w:szCs w:val="20"/>
+          <w:lang w:eastAsia="en-IN"/>
+        </w:rPr>
+        <w:t xml:space="preserve"> For the initial download, they should use </w:t>
+      </w:r>
+      <w:r>
+        <w:rPr>
+          <w:rFonts w:asciiTheme="majorHAnsi" w:eastAsia="Times New Roman" w:hAnsiTheme="majorHAnsi" w:cs="Courier New"/>
+          <w:sz w:val="20"/>
+          <w:szCs w:val="20"/>
+          <w:lang w:eastAsia="en-IN"/>
+        </w:rPr>
+        <w:t>git clone &lt;repo-</w:t>
+      </w:r>
+      <w:proofErr w:type="spellStart"/>
+      <w:r>
+        <w:rPr>
+          <w:rFonts w:asciiTheme="majorHAnsi" w:eastAsia="Times New Roman" w:hAnsiTheme="majorHAnsi" w:cs="Courier New"/>
+          <w:sz w:val="20"/>
+          <w:szCs w:val="20"/>
+          <w:lang w:eastAsia="en-IN"/>
+        </w:rPr>
+        <w:t>url</w:t>
+      </w:r>
+      <w:proofErr w:type="spellEnd"/>
+      <w:r>
+        <w:rPr>
+          <w:rFonts w:asciiTheme="majorHAnsi" w:eastAsia="Times New Roman" w:hAnsiTheme="majorHAnsi" w:cs="Courier New"/>
+          <w:sz w:val="20"/>
+          <w:szCs w:val="20"/>
+          <w:lang w:eastAsia="en-IN"/>
+        </w:rPr>
+        <w:t>&gt;</w:t>
+      </w:r>
+      <w:r>
+        <w:rPr>
+          <w:rFonts w:asciiTheme="majorHAnsi" w:eastAsia="Times New Roman" w:hAnsiTheme="majorHAnsi" w:cs="Times New Roman"/>
+          <w:sz w:val="20"/>
+          <w:szCs w:val="20"/>
+          <w:lang w:eastAsia="en-IN"/>
+        </w:rPr>
+        <w:t xml:space="preserve">. This creates a local copy of the repository. Later, to update their local copy with new changes, they’d use </w:t>
+      </w:r>
+      <w:r>
+        <w:rPr>
+          <w:rFonts w:asciiTheme="majorHAnsi" w:eastAsia="Times New Roman" w:hAnsiTheme="majorHAnsi" w:cs="Courier New"/>
+          <w:sz w:val="20"/>
+          <w:szCs w:val="20"/>
+          <w:lang w:eastAsia="en-IN"/>
+        </w:rPr>
+        <w:t>git pull</w:t>
+      </w:r>
+      <w:r>
+        <w:rPr>
+          <w:rFonts w:asciiTheme="majorHAnsi" w:eastAsia="Times New Roman" w:hAnsiTheme="majorHAnsi" w:cs="Times New Roman"/>
+          <w:sz w:val="20"/>
+          <w:szCs w:val="20"/>
+          <w:lang w:eastAsia="en-IN"/>
+        </w:rPr>
+        <w:t>, which fetches and merges updates from the remote repository.</w:t>
+      </w:r>
+    </w:p>
+    <w:p>
+      <w:pPr>
+        <w:rPr>
+          <w:rFonts w:asciiTheme="majorHAnsi" w:hAnsiTheme="majorHAnsi"/>
+          <w:sz w:val="20"/>
+          <w:szCs w:val="20"/>
+        </w:rPr>
+      </w:pPr>
+    </w:p>
+    <w:p>
+      <w:pPr>
+        <w:rPr>
+          <w:rFonts w:asciiTheme="majorHAnsi" w:hAnsiTheme="majorHAnsi"/>
+          <w:sz w:val="20"/>
+          <w:szCs w:val="20"/>
+          <w:lang w:val="en-US"/>
+        </w:rPr>
+      </w:pPr>
       <w:bookmarkStart w:id="0" w:name="_GoBack"/>
       <w:bookmarkEnd w:id="0"/>
-      <w:r>
-        <w:rPr>
-          <w:lang w:val="en-US"/>
-        </w:rPr>
-        <w:t xml:space="preserve"> Interview Questions and answers</w:t>
-      </w:r>
-    </w:p>
-    <w:p>
-      <w:pPr>
-        <w:rPr>
-          <w:lang w:val="en-US"/>
-        </w:rPr>
-      </w:pPr>
-    </w:p>
-    <w:p>
-      <w:pPr>
-        <w:rPr>
-          <w:lang w:val="en-US"/>
-        </w:rPr>
-      </w:pPr>
     </w:p>
     <w:sectPr>
       <w:pgSz w:w="11906" w:h="16838"/>
@@ -45,6 +3020,1227 @@
     </w:sectPr>
   </w:body>
 </w:document>
+</file>
+
+<file path=word/numbering.xml><?xml version="1.0" encoding="utf-8"?>
+<w:numbering xmlns:wpc="http://schemas.microsoft.com/office/word/2010/wordprocessingCanvas" xmlns:mc="http://schemas.openxmlformats.org/markup-compatibility/2006" xmlns:o="urn:schemas-microsoft-com:office:office" xmlns:r="http://schemas.openxmlformats.org/officeDocument/2006/relationships" xmlns:m="http://schemas.openxmlformats.org/officeDocument/2006/math" xmlns:v="urn:schemas-microsoft-com:vml" xmlns:wp14="http://schemas.microsoft.com/office/word/2010/wordprocessingDrawing" xmlns:wp="http://schemas.openxmlformats.org/drawingml/2006/wordprocessingDrawing" xmlns:w10="urn:schemas-microsoft-com:office:word" xmlns:w="http://schemas.openxmlformats.org/wordprocessingml/2006/main" xmlns:w14="http://schemas.microsoft.com/office/word/2010/wordml" xmlns:wpg="http://schemas.microsoft.com/office/word/2010/wordprocessingGroup" xmlns:wpi="http://schemas.microsoft.com/office/word/2010/wordprocessingInk" xmlns:wne="http://schemas.microsoft.com/office/word/2006/wordml" xmlns:wps="http://schemas.microsoft.com/office/word/2010/wordprocessingShape" mc:Ignorable="w14 wp14">
+  <w:abstractNum w:abstractNumId="0">
+    <w:nsid w:val="02051631"/>
+    <w:multiLevelType w:val="multilevel"/>
+    <w:tmpl w:val="FCDE7AEC"/>
+    <w:lvl w:ilvl="0">
+      <w:start w:val="1"/>
+      <w:numFmt w:val="bullet"/>
+      <w:lvlText w:val=""/>
+      <w:lvlJc w:val="left"/>
+      <w:pPr>
+        <w:tabs>
+          <w:tab w:val="num" w:pos="720"/>
+        </w:tabs>
+        <w:ind w:left="720" w:hanging="360"/>
+      </w:pPr>
+      <w:rPr>
+        <w:rFonts w:ascii="Symbol" w:hAnsi="Symbol" w:hint="default"/>
+        <w:sz w:val="20"/>
+      </w:rPr>
+    </w:lvl>
+    <w:lvl w:ilvl="1">
+      <w:start w:val="1"/>
+      <w:numFmt w:val="bullet"/>
+      <w:lvlText w:val="o"/>
+      <w:lvlJc w:val="left"/>
+      <w:pPr>
+        <w:tabs>
+          <w:tab w:val="num" w:pos="1440"/>
+        </w:tabs>
+        <w:ind w:left="1440" w:hanging="360"/>
+      </w:pPr>
+      <w:rPr>
+        <w:rFonts w:ascii="Courier New" w:hAnsi="Courier New" w:hint="default"/>
+        <w:sz w:val="20"/>
+      </w:rPr>
+    </w:lvl>
+    <w:lvl w:ilvl="2" w:tentative="1">
+      <w:start w:val="1"/>
+      <w:numFmt w:val="bullet"/>
+      <w:lvlText w:val=""/>
+      <w:lvlJc w:val="left"/>
+      <w:pPr>
+        <w:tabs>
+          <w:tab w:val="num" w:pos="2160"/>
+        </w:tabs>
+        <w:ind w:left="2160" w:hanging="360"/>
+      </w:pPr>
+      <w:rPr>
+        <w:rFonts w:ascii="Wingdings" w:hAnsi="Wingdings" w:hint="default"/>
+        <w:sz w:val="20"/>
+      </w:rPr>
+    </w:lvl>
+    <w:lvl w:ilvl="3" w:tentative="1">
+      <w:start w:val="1"/>
+      <w:numFmt w:val="bullet"/>
+      <w:lvlText w:val=""/>
+      <w:lvlJc w:val="left"/>
+      <w:pPr>
+        <w:tabs>
+          <w:tab w:val="num" w:pos="2880"/>
+        </w:tabs>
+        <w:ind w:left="2880" w:hanging="360"/>
+      </w:pPr>
+      <w:rPr>
+        <w:rFonts w:ascii="Wingdings" w:hAnsi="Wingdings" w:hint="default"/>
+        <w:sz w:val="20"/>
+      </w:rPr>
+    </w:lvl>
+    <w:lvl w:ilvl="4" w:tentative="1">
+      <w:start w:val="1"/>
+      <w:numFmt w:val="bullet"/>
+      <w:lvlText w:val=""/>
+      <w:lvlJc w:val="left"/>
+      <w:pPr>
+        <w:tabs>
+          <w:tab w:val="num" w:pos="3600"/>
+        </w:tabs>
+        <w:ind w:left="3600" w:hanging="360"/>
+      </w:pPr>
+      <w:rPr>
+        <w:rFonts w:ascii="Wingdings" w:hAnsi="Wingdings" w:hint="default"/>
+        <w:sz w:val="20"/>
+      </w:rPr>
+    </w:lvl>
+    <w:lvl w:ilvl="5" w:tentative="1">
+      <w:start w:val="1"/>
+      <w:numFmt w:val="bullet"/>
+      <w:lvlText w:val=""/>
+      <w:lvlJc w:val="left"/>
+      <w:pPr>
+        <w:tabs>
+          <w:tab w:val="num" w:pos="4320"/>
+        </w:tabs>
+        <w:ind w:left="4320" w:hanging="360"/>
+      </w:pPr>
+      <w:rPr>
+        <w:rFonts w:ascii="Wingdings" w:hAnsi="Wingdings" w:hint="default"/>
+        <w:sz w:val="20"/>
+      </w:rPr>
+    </w:lvl>
+    <w:lvl w:ilvl="6" w:tentative="1">
+      <w:start w:val="1"/>
+      <w:numFmt w:val="bullet"/>
+      <w:lvlText w:val=""/>
+      <w:lvlJc w:val="left"/>
+      <w:pPr>
+        <w:tabs>
+          <w:tab w:val="num" w:pos="5040"/>
+        </w:tabs>
+        <w:ind w:left="5040" w:hanging="360"/>
+      </w:pPr>
+      <w:rPr>
+        <w:rFonts w:ascii="Wingdings" w:hAnsi="Wingdings" w:hint="default"/>
+        <w:sz w:val="20"/>
+      </w:rPr>
+    </w:lvl>
+    <w:lvl w:ilvl="7" w:tentative="1">
+      <w:start w:val="1"/>
+      <w:numFmt w:val="bullet"/>
+      <w:lvlText w:val=""/>
+      <w:lvlJc w:val="left"/>
+      <w:pPr>
+        <w:tabs>
+          <w:tab w:val="num" w:pos="5760"/>
+        </w:tabs>
+        <w:ind w:left="5760" w:hanging="360"/>
+      </w:pPr>
+      <w:rPr>
+        <w:rFonts w:ascii="Wingdings" w:hAnsi="Wingdings" w:hint="default"/>
+        <w:sz w:val="20"/>
+      </w:rPr>
+    </w:lvl>
+    <w:lvl w:ilvl="8" w:tentative="1">
+      <w:start w:val="1"/>
+      <w:numFmt w:val="bullet"/>
+      <w:lvlText w:val=""/>
+      <w:lvlJc w:val="left"/>
+      <w:pPr>
+        <w:tabs>
+          <w:tab w:val="num" w:pos="6480"/>
+        </w:tabs>
+        <w:ind w:left="6480" w:hanging="360"/>
+      </w:pPr>
+      <w:rPr>
+        <w:rFonts w:ascii="Wingdings" w:hAnsi="Wingdings" w:hint="default"/>
+        <w:sz w:val="20"/>
+      </w:rPr>
+    </w:lvl>
+  </w:abstractNum>
+  <w:abstractNum w:abstractNumId="1">
+    <w:nsid w:val="0510682E"/>
+    <w:multiLevelType w:val="multilevel"/>
+    <w:tmpl w:val="DF30D0E8"/>
+    <w:lvl w:ilvl="0">
+      <w:start w:val="1"/>
+      <w:numFmt w:val="bullet"/>
+      <w:lvlText w:val=""/>
+      <w:lvlJc w:val="left"/>
+      <w:pPr>
+        <w:tabs>
+          <w:tab w:val="num" w:pos="720"/>
+        </w:tabs>
+        <w:ind w:left="720" w:hanging="360"/>
+      </w:pPr>
+      <w:rPr>
+        <w:rFonts w:ascii="Symbol" w:hAnsi="Symbol" w:hint="default"/>
+        <w:sz w:val="20"/>
+      </w:rPr>
+    </w:lvl>
+    <w:lvl w:ilvl="1">
+      <w:start w:val="1"/>
+      <w:numFmt w:val="bullet"/>
+      <w:lvlText w:val="o"/>
+      <w:lvlJc w:val="left"/>
+      <w:pPr>
+        <w:tabs>
+          <w:tab w:val="num" w:pos="1440"/>
+        </w:tabs>
+        <w:ind w:left="1440" w:hanging="360"/>
+      </w:pPr>
+      <w:rPr>
+        <w:rFonts w:ascii="Courier New" w:hAnsi="Courier New" w:hint="default"/>
+        <w:sz w:val="20"/>
+      </w:rPr>
+    </w:lvl>
+    <w:lvl w:ilvl="2" w:tentative="1">
+      <w:start w:val="1"/>
+      <w:numFmt w:val="bullet"/>
+      <w:lvlText w:val=""/>
+      <w:lvlJc w:val="left"/>
+      <w:pPr>
+        <w:tabs>
+          <w:tab w:val="num" w:pos="2160"/>
+        </w:tabs>
+        <w:ind w:left="2160" w:hanging="360"/>
+      </w:pPr>
+      <w:rPr>
+        <w:rFonts w:ascii="Wingdings" w:hAnsi="Wingdings" w:hint="default"/>
+        <w:sz w:val="20"/>
+      </w:rPr>
+    </w:lvl>
+    <w:lvl w:ilvl="3" w:tentative="1">
+      <w:start w:val="1"/>
+      <w:numFmt w:val="bullet"/>
+      <w:lvlText w:val=""/>
+      <w:lvlJc w:val="left"/>
+      <w:pPr>
+        <w:tabs>
+          <w:tab w:val="num" w:pos="2880"/>
+        </w:tabs>
+        <w:ind w:left="2880" w:hanging="360"/>
+      </w:pPr>
+      <w:rPr>
+        <w:rFonts w:ascii="Wingdings" w:hAnsi="Wingdings" w:hint="default"/>
+        <w:sz w:val="20"/>
+      </w:rPr>
+    </w:lvl>
+    <w:lvl w:ilvl="4" w:tentative="1">
+      <w:start w:val="1"/>
+      <w:numFmt w:val="bullet"/>
+      <w:lvlText w:val=""/>
+      <w:lvlJc w:val="left"/>
+      <w:pPr>
+        <w:tabs>
+          <w:tab w:val="num" w:pos="3600"/>
+        </w:tabs>
+        <w:ind w:left="3600" w:hanging="360"/>
+      </w:pPr>
+      <w:rPr>
+        <w:rFonts w:ascii="Wingdings" w:hAnsi="Wingdings" w:hint="default"/>
+        <w:sz w:val="20"/>
+      </w:rPr>
+    </w:lvl>
+    <w:lvl w:ilvl="5" w:tentative="1">
+      <w:start w:val="1"/>
+      <w:numFmt w:val="bullet"/>
+      <w:lvlText w:val=""/>
+      <w:lvlJc w:val="left"/>
+      <w:pPr>
+        <w:tabs>
+          <w:tab w:val="num" w:pos="4320"/>
+        </w:tabs>
+        <w:ind w:left="4320" w:hanging="360"/>
+      </w:pPr>
+      <w:rPr>
+        <w:rFonts w:ascii="Wingdings" w:hAnsi="Wingdings" w:hint="default"/>
+        <w:sz w:val="20"/>
+      </w:rPr>
+    </w:lvl>
+    <w:lvl w:ilvl="6" w:tentative="1">
+      <w:start w:val="1"/>
+      <w:numFmt w:val="bullet"/>
+      <w:lvlText w:val=""/>
+      <w:lvlJc w:val="left"/>
+      <w:pPr>
+        <w:tabs>
+          <w:tab w:val="num" w:pos="5040"/>
+        </w:tabs>
+        <w:ind w:left="5040" w:hanging="360"/>
+      </w:pPr>
+      <w:rPr>
+        <w:rFonts w:ascii="Wingdings" w:hAnsi="Wingdings" w:hint="default"/>
+        <w:sz w:val="20"/>
+      </w:rPr>
+    </w:lvl>
+    <w:lvl w:ilvl="7" w:tentative="1">
+      <w:start w:val="1"/>
+      <w:numFmt w:val="bullet"/>
+      <w:lvlText w:val=""/>
+      <w:lvlJc w:val="left"/>
+      <w:pPr>
+        <w:tabs>
+          <w:tab w:val="num" w:pos="5760"/>
+        </w:tabs>
+        <w:ind w:left="5760" w:hanging="360"/>
+      </w:pPr>
+      <w:rPr>
+        <w:rFonts w:ascii="Wingdings" w:hAnsi="Wingdings" w:hint="default"/>
+        <w:sz w:val="20"/>
+      </w:rPr>
+    </w:lvl>
+    <w:lvl w:ilvl="8" w:tentative="1">
+      <w:start w:val="1"/>
+      <w:numFmt w:val="bullet"/>
+      <w:lvlText w:val=""/>
+      <w:lvlJc w:val="left"/>
+      <w:pPr>
+        <w:tabs>
+          <w:tab w:val="num" w:pos="6480"/>
+        </w:tabs>
+        <w:ind w:left="6480" w:hanging="360"/>
+      </w:pPr>
+      <w:rPr>
+        <w:rFonts w:ascii="Wingdings" w:hAnsi="Wingdings" w:hint="default"/>
+        <w:sz w:val="20"/>
+      </w:rPr>
+    </w:lvl>
+  </w:abstractNum>
+  <w:abstractNum w:abstractNumId="2">
+    <w:nsid w:val="082805B2"/>
+    <w:multiLevelType w:val="multilevel"/>
+    <w:tmpl w:val="6674F878"/>
+    <w:lvl w:ilvl="0">
+      <w:start w:val="1"/>
+      <w:numFmt w:val="bullet"/>
+      <w:lvlText w:val=""/>
+      <w:lvlJc w:val="left"/>
+      <w:pPr>
+        <w:tabs>
+          <w:tab w:val="num" w:pos="720"/>
+        </w:tabs>
+        <w:ind w:left="720" w:hanging="360"/>
+      </w:pPr>
+      <w:rPr>
+        <w:rFonts w:ascii="Symbol" w:hAnsi="Symbol" w:hint="default"/>
+        <w:sz w:val="20"/>
+      </w:rPr>
+    </w:lvl>
+    <w:lvl w:ilvl="1" w:tentative="1">
+      <w:start w:val="1"/>
+      <w:numFmt w:val="bullet"/>
+      <w:lvlText w:val="o"/>
+      <w:lvlJc w:val="left"/>
+      <w:pPr>
+        <w:tabs>
+          <w:tab w:val="num" w:pos="1440"/>
+        </w:tabs>
+        <w:ind w:left="1440" w:hanging="360"/>
+      </w:pPr>
+      <w:rPr>
+        <w:rFonts w:ascii="Courier New" w:hAnsi="Courier New" w:hint="default"/>
+        <w:sz w:val="20"/>
+      </w:rPr>
+    </w:lvl>
+    <w:lvl w:ilvl="2" w:tentative="1">
+      <w:start w:val="1"/>
+      <w:numFmt w:val="bullet"/>
+      <w:lvlText w:val=""/>
+      <w:lvlJc w:val="left"/>
+      <w:pPr>
+        <w:tabs>
+          <w:tab w:val="num" w:pos="2160"/>
+        </w:tabs>
+        <w:ind w:left="2160" w:hanging="360"/>
+      </w:pPr>
+      <w:rPr>
+        <w:rFonts w:ascii="Wingdings" w:hAnsi="Wingdings" w:hint="default"/>
+        <w:sz w:val="20"/>
+      </w:rPr>
+    </w:lvl>
+    <w:lvl w:ilvl="3" w:tentative="1">
+      <w:start w:val="1"/>
+      <w:numFmt w:val="bullet"/>
+      <w:lvlText w:val=""/>
+      <w:lvlJc w:val="left"/>
+      <w:pPr>
+        <w:tabs>
+          <w:tab w:val="num" w:pos="2880"/>
+        </w:tabs>
+        <w:ind w:left="2880" w:hanging="360"/>
+      </w:pPr>
+      <w:rPr>
+        <w:rFonts w:ascii="Wingdings" w:hAnsi="Wingdings" w:hint="default"/>
+        <w:sz w:val="20"/>
+      </w:rPr>
+    </w:lvl>
+    <w:lvl w:ilvl="4" w:tentative="1">
+      <w:start w:val="1"/>
+      <w:numFmt w:val="bullet"/>
+      <w:lvlText w:val=""/>
+      <w:lvlJc w:val="left"/>
+      <w:pPr>
+        <w:tabs>
+          <w:tab w:val="num" w:pos="3600"/>
+        </w:tabs>
+        <w:ind w:left="3600" w:hanging="360"/>
+      </w:pPr>
+      <w:rPr>
+        <w:rFonts w:ascii="Wingdings" w:hAnsi="Wingdings" w:hint="default"/>
+        <w:sz w:val="20"/>
+      </w:rPr>
+    </w:lvl>
+    <w:lvl w:ilvl="5" w:tentative="1">
+      <w:start w:val="1"/>
+      <w:numFmt w:val="bullet"/>
+      <w:lvlText w:val=""/>
+      <w:lvlJc w:val="left"/>
+      <w:pPr>
+        <w:tabs>
+          <w:tab w:val="num" w:pos="4320"/>
+        </w:tabs>
+        <w:ind w:left="4320" w:hanging="360"/>
+      </w:pPr>
+      <w:rPr>
+        <w:rFonts w:ascii="Wingdings" w:hAnsi="Wingdings" w:hint="default"/>
+        <w:sz w:val="20"/>
+      </w:rPr>
+    </w:lvl>
+    <w:lvl w:ilvl="6" w:tentative="1">
+      <w:start w:val="1"/>
+      <w:numFmt w:val="bullet"/>
+      <w:lvlText w:val=""/>
+      <w:lvlJc w:val="left"/>
+      <w:pPr>
+        <w:tabs>
+          <w:tab w:val="num" w:pos="5040"/>
+        </w:tabs>
+        <w:ind w:left="5040" w:hanging="360"/>
+      </w:pPr>
+      <w:rPr>
+        <w:rFonts w:ascii="Wingdings" w:hAnsi="Wingdings" w:hint="default"/>
+        <w:sz w:val="20"/>
+      </w:rPr>
+    </w:lvl>
+    <w:lvl w:ilvl="7" w:tentative="1">
+      <w:start w:val="1"/>
+      <w:numFmt w:val="bullet"/>
+      <w:lvlText w:val=""/>
+      <w:lvlJc w:val="left"/>
+      <w:pPr>
+        <w:tabs>
+          <w:tab w:val="num" w:pos="5760"/>
+        </w:tabs>
+        <w:ind w:left="5760" w:hanging="360"/>
+      </w:pPr>
+      <w:rPr>
+        <w:rFonts w:ascii="Wingdings" w:hAnsi="Wingdings" w:hint="default"/>
+        <w:sz w:val="20"/>
+      </w:rPr>
+    </w:lvl>
+    <w:lvl w:ilvl="8" w:tentative="1">
+      <w:start w:val="1"/>
+      <w:numFmt w:val="bullet"/>
+      <w:lvlText w:val=""/>
+      <w:lvlJc w:val="left"/>
+      <w:pPr>
+        <w:tabs>
+          <w:tab w:val="num" w:pos="6480"/>
+        </w:tabs>
+        <w:ind w:left="6480" w:hanging="360"/>
+      </w:pPr>
+      <w:rPr>
+        <w:rFonts w:ascii="Wingdings" w:hAnsi="Wingdings" w:hint="default"/>
+        <w:sz w:val="20"/>
+      </w:rPr>
+    </w:lvl>
+  </w:abstractNum>
+  <w:abstractNum w:abstractNumId="3">
+    <w:nsid w:val="396C16D4"/>
+    <w:multiLevelType w:val="multilevel"/>
+    <w:tmpl w:val="DA5C869A"/>
+    <w:lvl w:ilvl="0">
+      <w:start w:val="1"/>
+      <w:numFmt w:val="bullet"/>
+      <w:lvlText w:val=""/>
+      <w:lvlJc w:val="left"/>
+      <w:pPr>
+        <w:tabs>
+          <w:tab w:val="num" w:pos="720"/>
+        </w:tabs>
+        <w:ind w:left="720" w:hanging="360"/>
+      </w:pPr>
+      <w:rPr>
+        <w:rFonts w:ascii="Symbol" w:hAnsi="Symbol" w:hint="default"/>
+        <w:sz w:val="20"/>
+      </w:rPr>
+    </w:lvl>
+    <w:lvl w:ilvl="1" w:tentative="1">
+      <w:start w:val="1"/>
+      <w:numFmt w:val="bullet"/>
+      <w:lvlText w:val="o"/>
+      <w:lvlJc w:val="left"/>
+      <w:pPr>
+        <w:tabs>
+          <w:tab w:val="num" w:pos="1440"/>
+        </w:tabs>
+        <w:ind w:left="1440" w:hanging="360"/>
+      </w:pPr>
+      <w:rPr>
+        <w:rFonts w:ascii="Courier New" w:hAnsi="Courier New" w:hint="default"/>
+        <w:sz w:val="20"/>
+      </w:rPr>
+    </w:lvl>
+    <w:lvl w:ilvl="2" w:tentative="1">
+      <w:start w:val="1"/>
+      <w:numFmt w:val="bullet"/>
+      <w:lvlText w:val=""/>
+      <w:lvlJc w:val="left"/>
+      <w:pPr>
+        <w:tabs>
+          <w:tab w:val="num" w:pos="2160"/>
+        </w:tabs>
+        <w:ind w:left="2160" w:hanging="360"/>
+      </w:pPr>
+      <w:rPr>
+        <w:rFonts w:ascii="Wingdings" w:hAnsi="Wingdings" w:hint="default"/>
+        <w:sz w:val="20"/>
+      </w:rPr>
+    </w:lvl>
+    <w:lvl w:ilvl="3" w:tentative="1">
+      <w:start w:val="1"/>
+      <w:numFmt w:val="bullet"/>
+      <w:lvlText w:val=""/>
+      <w:lvlJc w:val="left"/>
+      <w:pPr>
+        <w:tabs>
+          <w:tab w:val="num" w:pos="2880"/>
+        </w:tabs>
+        <w:ind w:left="2880" w:hanging="360"/>
+      </w:pPr>
+      <w:rPr>
+        <w:rFonts w:ascii="Wingdings" w:hAnsi="Wingdings" w:hint="default"/>
+        <w:sz w:val="20"/>
+      </w:rPr>
+    </w:lvl>
+    <w:lvl w:ilvl="4" w:tentative="1">
+      <w:start w:val="1"/>
+      <w:numFmt w:val="bullet"/>
+      <w:lvlText w:val=""/>
+      <w:lvlJc w:val="left"/>
+      <w:pPr>
+        <w:tabs>
+          <w:tab w:val="num" w:pos="3600"/>
+        </w:tabs>
+        <w:ind w:left="3600" w:hanging="360"/>
+      </w:pPr>
+      <w:rPr>
+        <w:rFonts w:ascii="Wingdings" w:hAnsi="Wingdings" w:hint="default"/>
+        <w:sz w:val="20"/>
+      </w:rPr>
+    </w:lvl>
+    <w:lvl w:ilvl="5" w:tentative="1">
+      <w:start w:val="1"/>
+      <w:numFmt w:val="bullet"/>
+      <w:lvlText w:val=""/>
+      <w:lvlJc w:val="left"/>
+      <w:pPr>
+        <w:tabs>
+          <w:tab w:val="num" w:pos="4320"/>
+        </w:tabs>
+        <w:ind w:left="4320" w:hanging="360"/>
+      </w:pPr>
+      <w:rPr>
+        <w:rFonts w:ascii="Wingdings" w:hAnsi="Wingdings" w:hint="default"/>
+        <w:sz w:val="20"/>
+      </w:rPr>
+    </w:lvl>
+    <w:lvl w:ilvl="6" w:tentative="1">
+      <w:start w:val="1"/>
+      <w:numFmt w:val="bullet"/>
+      <w:lvlText w:val=""/>
+      <w:lvlJc w:val="left"/>
+      <w:pPr>
+        <w:tabs>
+          <w:tab w:val="num" w:pos="5040"/>
+        </w:tabs>
+        <w:ind w:left="5040" w:hanging="360"/>
+      </w:pPr>
+      <w:rPr>
+        <w:rFonts w:ascii="Wingdings" w:hAnsi="Wingdings" w:hint="default"/>
+        <w:sz w:val="20"/>
+      </w:rPr>
+    </w:lvl>
+    <w:lvl w:ilvl="7" w:tentative="1">
+      <w:start w:val="1"/>
+      <w:numFmt w:val="bullet"/>
+      <w:lvlText w:val=""/>
+      <w:lvlJc w:val="left"/>
+      <w:pPr>
+        <w:tabs>
+          <w:tab w:val="num" w:pos="5760"/>
+        </w:tabs>
+        <w:ind w:left="5760" w:hanging="360"/>
+      </w:pPr>
+      <w:rPr>
+        <w:rFonts w:ascii="Wingdings" w:hAnsi="Wingdings" w:hint="default"/>
+        <w:sz w:val="20"/>
+      </w:rPr>
+    </w:lvl>
+    <w:lvl w:ilvl="8" w:tentative="1">
+      <w:start w:val="1"/>
+      <w:numFmt w:val="bullet"/>
+      <w:lvlText w:val=""/>
+      <w:lvlJc w:val="left"/>
+      <w:pPr>
+        <w:tabs>
+          <w:tab w:val="num" w:pos="6480"/>
+        </w:tabs>
+        <w:ind w:left="6480" w:hanging="360"/>
+      </w:pPr>
+      <w:rPr>
+        <w:rFonts w:ascii="Wingdings" w:hAnsi="Wingdings" w:hint="default"/>
+        <w:sz w:val="20"/>
+      </w:rPr>
+    </w:lvl>
+  </w:abstractNum>
+  <w:abstractNum w:abstractNumId="4">
+    <w:nsid w:val="432F2472"/>
+    <w:multiLevelType w:val="multilevel"/>
+    <w:tmpl w:val="D890BB6E"/>
+    <w:lvl w:ilvl="0">
+      <w:start w:val="1"/>
+      <w:numFmt w:val="bullet"/>
+      <w:lvlText w:val=""/>
+      <w:lvlJc w:val="left"/>
+      <w:pPr>
+        <w:tabs>
+          <w:tab w:val="num" w:pos="720"/>
+        </w:tabs>
+        <w:ind w:left="720" w:hanging="360"/>
+      </w:pPr>
+      <w:rPr>
+        <w:rFonts w:ascii="Symbol" w:hAnsi="Symbol" w:hint="default"/>
+        <w:sz w:val="20"/>
+      </w:rPr>
+    </w:lvl>
+    <w:lvl w:ilvl="1" w:tentative="1">
+      <w:start w:val="1"/>
+      <w:numFmt w:val="bullet"/>
+      <w:lvlText w:val="o"/>
+      <w:lvlJc w:val="left"/>
+      <w:pPr>
+        <w:tabs>
+          <w:tab w:val="num" w:pos="1440"/>
+        </w:tabs>
+        <w:ind w:left="1440" w:hanging="360"/>
+      </w:pPr>
+      <w:rPr>
+        <w:rFonts w:ascii="Courier New" w:hAnsi="Courier New" w:hint="default"/>
+        <w:sz w:val="20"/>
+      </w:rPr>
+    </w:lvl>
+    <w:lvl w:ilvl="2" w:tentative="1">
+      <w:start w:val="1"/>
+      <w:numFmt w:val="bullet"/>
+      <w:lvlText w:val=""/>
+      <w:lvlJc w:val="left"/>
+      <w:pPr>
+        <w:tabs>
+          <w:tab w:val="num" w:pos="2160"/>
+        </w:tabs>
+        <w:ind w:left="2160" w:hanging="360"/>
+      </w:pPr>
+      <w:rPr>
+        <w:rFonts w:ascii="Wingdings" w:hAnsi="Wingdings" w:hint="default"/>
+        <w:sz w:val="20"/>
+      </w:rPr>
+    </w:lvl>
+    <w:lvl w:ilvl="3" w:tentative="1">
+      <w:start w:val="1"/>
+      <w:numFmt w:val="bullet"/>
+      <w:lvlText w:val=""/>
+      <w:lvlJc w:val="left"/>
+      <w:pPr>
+        <w:tabs>
+          <w:tab w:val="num" w:pos="2880"/>
+        </w:tabs>
+        <w:ind w:left="2880" w:hanging="360"/>
+      </w:pPr>
+      <w:rPr>
+        <w:rFonts w:ascii="Wingdings" w:hAnsi="Wingdings" w:hint="default"/>
+        <w:sz w:val="20"/>
+      </w:rPr>
+    </w:lvl>
+    <w:lvl w:ilvl="4" w:tentative="1">
+      <w:start w:val="1"/>
+      <w:numFmt w:val="bullet"/>
+      <w:lvlText w:val=""/>
+      <w:lvlJc w:val="left"/>
+      <w:pPr>
+        <w:tabs>
+          <w:tab w:val="num" w:pos="3600"/>
+        </w:tabs>
+        <w:ind w:left="3600" w:hanging="360"/>
+      </w:pPr>
+      <w:rPr>
+        <w:rFonts w:ascii="Wingdings" w:hAnsi="Wingdings" w:hint="default"/>
+        <w:sz w:val="20"/>
+      </w:rPr>
+    </w:lvl>
+    <w:lvl w:ilvl="5" w:tentative="1">
+      <w:start w:val="1"/>
+      <w:numFmt w:val="bullet"/>
+      <w:lvlText w:val=""/>
+      <w:lvlJc w:val="left"/>
+      <w:pPr>
+        <w:tabs>
+          <w:tab w:val="num" w:pos="4320"/>
+        </w:tabs>
+        <w:ind w:left="4320" w:hanging="360"/>
+      </w:pPr>
+      <w:rPr>
+        <w:rFonts w:ascii="Wingdings" w:hAnsi="Wingdings" w:hint="default"/>
+        <w:sz w:val="20"/>
+      </w:rPr>
+    </w:lvl>
+    <w:lvl w:ilvl="6" w:tentative="1">
+      <w:start w:val="1"/>
+      <w:numFmt w:val="bullet"/>
+      <w:lvlText w:val=""/>
+      <w:lvlJc w:val="left"/>
+      <w:pPr>
+        <w:tabs>
+          <w:tab w:val="num" w:pos="5040"/>
+        </w:tabs>
+        <w:ind w:left="5040" w:hanging="360"/>
+      </w:pPr>
+      <w:rPr>
+        <w:rFonts w:ascii="Wingdings" w:hAnsi="Wingdings" w:hint="default"/>
+        <w:sz w:val="20"/>
+      </w:rPr>
+    </w:lvl>
+    <w:lvl w:ilvl="7" w:tentative="1">
+      <w:start w:val="1"/>
+      <w:numFmt w:val="bullet"/>
+      <w:lvlText w:val=""/>
+      <w:lvlJc w:val="left"/>
+      <w:pPr>
+        <w:tabs>
+          <w:tab w:val="num" w:pos="5760"/>
+        </w:tabs>
+        <w:ind w:left="5760" w:hanging="360"/>
+      </w:pPr>
+      <w:rPr>
+        <w:rFonts w:ascii="Wingdings" w:hAnsi="Wingdings" w:hint="default"/>
+        <w:sz w:val="20"/>
+      </w:rPr>
+    </w:lvl>
+    <w:lvl w:ilvl="8" w:tentative="1">
+      <w:start w:val="1"/>
+      <w:numFmt w:val="bullet"/>
+      <w:lvlText w:val=""/>
+      <w:lvlJc w:val="left"/>
+      <w:pPr>
+        <w:tabs>
+          <w:tab w:val="num" w:pos="6480"/>
+        </w:tabs>
+        <w:ind w:left="6480" w:hanging="360"/>
+      </w:pPr>
+      <w:rPr>
+        <w:rFonts w:ascii="Wingdings" w:hAnsi="Wingdings" w:hint="default"/>
+        <w:sz w:val="20"/>
+      </w:rPr>
+    </w:lvl>
+  </w:abstractNum>
+  <w:abstractNum w:abstractNumId="5">
+    <w:nsid w:val="656527A1"/>
+    <w:multiLevelType w:val="multilevel"/>
+    <w:tmpl w:val="0354F4B2"/>
+    <w:lvl w:ilvl="0">
+      <w:start w:val="1"/>
+      <w:numFmt w:val="bullet"/>
+      <w:lvlText w:val=""/>
+      <w:lvlJc w:val="left"/>
+      <w:pPr>
+        <w:tabs>
+          <w:tab w:val="num" w:pos="720"/>
+        </w:tabs>
+        <w:ind w:left="720" w:hanging="360"/>
+      </w:pPr>
+      <w:rPr>
+        <w:rFonts w:ascii="Symbol" w:hAnsi="Symbol" w:hint="default"/>
+        <w:sz w:val="20"/>
+      </w:rPr>
+    </w:lvl>
+    <w:lvl w:ilvl="1" w:tentative="1">
+      <w:start w:val="1"/>
+      <w:numFmt w:val="bullet"/>
+      <w:lvlText w:val="o"/>
+      <w:lvlJc w:val="left"/>
+      <w:pPr>
+        <w:tabs>
+          <w:tab w:val="num" w:pos="1440"/>
+        </w:tabs>
+        <w:ind w:left="1440" w:hanging="360"/>
+      </w:pPr>
+      <w:rPr>
+        <w:rFonts w:ascii="Courier New" w:hAnsi="Courier New" w:hint="default"/>
+        <w:sz w:val="20"/>
+      </w:rPr>
+    </w:lvl>
+    <w:lvl w:ilvl="2" w:tentative="1">
+      <w:start w:val="1"/>
+      <w:numFmt w:val="bullet"/>
+      <w:lvlText w:val=""/>
+      <w:lvlJc w:val="left"/>
+      <w:pPr>
+        <w:tabs>
+          <w:tab w:val="num" w:pos="2160"/>
+        </w:tabs>
+        <w:ind w:left="2160" w:hanging="360"/>
+      </w:pPr>
+      <w:rPr>
+        <w:rFonts w:ascii="Wingdings" w:hAnsi="Wingdings" w:hint="default"/>
+        <w:sz w:val="20"/>
+      </w:rPr>
+    </w:lvl>
+    <w:lvl w:ilvl="3" w:tentative="1">
+      <w:start w:val="1"/>
+      <w:numFmt w:val="bullet"/>
+      <w:lvlText w:val=""/>
+      <w:lvlJc w:val="left"/>
+      <w:pPr>
+        <w:tabs>
+          <w:tab w:val="num" w:pos="2880"/>
+        </w:tabs>
+        <w:ind w:left="2880" w:hanging="360"/>
+      </w:pPr>
+      <w:rPr>
+        <w:rFonts w:ascii="Wingdings" w:hAnsi="Wingdings" w:hint="default"/>
+        <w:sz w:val="20"/>
+      </w:rPr>
+    </w:lvl>
+    <w:lvl w:ilvl="4" w:tentative="1">
+      <w:start w:val="1"/>
+      <w:numFmt w:val="bullet"/>
+      <w:lvlText w:val=""/>
+      <w:lvlJc w:val="left"/>
+      <w:pPr>
+        <w:tabs>
+          <w:tab w:val="num" w:pos="3600"/>
+        </w:tabs>
+        <w:ind w:left="3600" w:hanging="360"/>
+      </w:pPr>
+      <w:rPr>
+        <w:rFonts w:ascii="Wingdings" w:hAnsi="Wingdings" w:hint="default"/>
+        <w:sz w:val="20"/>
+      </w:rPr>
+    </w:lvl>
+    <w:lvl w:ilvl="5" w:tentative="1">
+      <w:start w:val="1"/>
+      <w:numFmt w:val="bullet"/>
+      <w:lvlText w:val=""/>
+      <w:lvlJc w:val="left"/>
+      <w:pPr>
+        <w:tabs>
+          <w:tab w:val="num" w:pos="4320"/>
+        </w:tabs>
+        <w:ind w:left="4320" w:hanging="360"/>
+      </w:pPr>
+      <w:rPr>
+        <w:rFonts w:ascii="Wingdings" w:hAnsi="Wingdings" w:hint="default"/>
+        <w:sz w:val="20"/>
+      </w:rPr>
+    </w:lvl>
+    <w:lvl w:ilvl="6" w:tentative="1">
+      <w:start w:val="1"/>
+      <w:numFmt w:val="bullet"/>
+      <w:lvlText w:val=""/>
+      <w:lvlJc w:val="left"/>
+      <w:pPr>
+        <w:tabs>
+          <w:tab w:val="num" w:pos="5040"/>
+        </w:tabs>
+        <w:ind w:left="5040" w:hanging="360"/>
+      </w:pPr>
+      <w:rPr>
+        <w:rFonts w:ascii="Wingdings" w:hAnsi="Wingdings" w:hint="default"/>
+        <w:sz w:val="20"/>
+      </w:rPr>
+    </w:lvl>
+    <w:lvl w:ilvl="7" w:tentative="1">
+      <w:start w:val="1"/>
+      <w:numFmt w:val="bullet"/>
+      <w:lvlText w:val=""/>
+      <w:lvlJc w:val="left"/>
+      <w:pPr>
+        <w:tabs>
+          <w:tab w:val="num" w:pos="5760"/>
+        </w:tabs>
+        <w:ind w:left="5760" w:hanging="360"/>
+      </w:pPr>
+      <w:rPr>
+        <w:rFonts w:ascii="Wingdings" w:hAnsi="Wingdings" w:hint="default"/>
+        <w:sz w:val="20"/>
+      </w:rPr>
+    </w:lvl>
+    <w:lvl w:ilvl="8" w:tentative="1">
+      <w:start w:val="1"/>
+      <w:numFmt w:val="bullet"/>
+      <w:lvlText w:val=""/>
+      <w:lvlJc w:val="left"/>
+      <w:pPr>
+        <w:tabs>
+          <w:tab w:val="num" w:pos="6480"/>
+        </w:tabs>
+        <w:ind w:left="6480" w:hanging="360"/>
+      </w:pPr>
+      <w:rPr>
+        <w:rFonts w:ascii="Wingdings" w:hAnsi="Wingdings" w:hint="default"/>
+        <w:sz w:val="20"/>
+      </w:rPr>
+    </w:lvl>
+  </w:abstractNum>
+  <w:abstractNum w:abstractNumId="6">
+    <w:nsid w:val="6B5B44F3"/>
+    <w:multiLevelType w:val="multilevel"/>
+    <w:tmpl w:val="A30447B0"/>
+    <w:lvl w:ilvl="0">
+      <w:start w:val="1"/>
+      <w:numFmt w:val="bullet"/>
+      <w:lvlText w:val=""/>
+      <w:lvlJc w:val="left"/>
+      <w:pPr>
+        <w:tabs>
+          <w:tab w:val="num" w:pos="720"/>
+        </w:tabs>
+        <w:ind w:left="720" w:hanging="360"/>
+      </w:pPr>
+      <w:rPr>
+        <w:rFonts w:ascii="Symbol" w:hAnsi="Symbol" w:hint="default"/>
+        <w:sz w:val="20"/>
+      </w:rPr>
+    </w:lvl>
+    <w:lvl w:ilvl="1" w:tentative="1">
+      <w:start w:val="1"/>
+      <w:numFmt w:val="bullet"/>
+      <w:lvlText w:val="o"/>
+      <w:lvlJc w:val="left"/>
+      <w:pPr>
+        <w:tabs>
+          <w:tab w:val="num" w:pos="1440"/>
+        </w:tabs>
+        <w:ind w:left="1440" w:hanging="360"/>
+      </w:pPr>
+      <w:rPr>
+        <w:rFonts w:ascii="Courier New" w:hAnsi="Courier New" w:hint="default"/>
+        <w:sz w:val="20"/>
+      </w:rPr>
+    </w:lvl>
+    <w:lvl w:ilvl="2" w:tentative="1">
+      <w:start w:val="1"/>
+      <w:numFmt w:val="bullet"/>
+      <w:lvlText w:val=""/>
+      <w:lvlJc w:val="left"/>
+      <w:pPr>
+        <w:tabs>
+          <w:tab w:val="num" w:pos="2160"/>
+        </w:tabs>
+        <w:ind w:left="2160" w:hanging="360"/>
+      </w:pPr>
+      <w:rPr>
+        <w:rFonts w:ascii="Wingdings" w:hAnsi="Wingdings" w:hint="default"/>
+        <w:sz w:val="20"/>
+      </w:rPr>
+    </w:lvl>
+    <w:lvl w:ilvl="3" w:tentative="1">
+      <w:start w:val="1"/>
+      <w:numFmt w:val="bullet"/>
+      <w:lvlText w:val=""/>
+      <w:lvlJc w:val="left"/>
+      <w:pPr>
+        <w:tabs>
+          <w:tab w:val="num" w:pos="2880"/>
+        </w:tabs>
+        <w:ind w:left="2880" w:hanging="360"/>
+      </w:pPr>
+      <w:rPr>
+        <w:rFonts w:ascii="Wingdings" w:hAnsi="Wingdings" w:hint="default"/>
+        <w:sz w:val="20"/>
+      </w:rPr>
+    </w:lvl>
+    <w:lvl w:ilvl="4" w:tentative="1">
+      <w:start w:val="1"/>
+      <w:numFmt w:val="bullet"/>
+      <w:lvlText w:val=""/>
+      <w:lvlJc w:val="left"/>
+      <w:pPr>
+        <w:tabs>
+          <w:tab w:val="num" w:pos="3600"/>
+        </w:tabs>
+        <w:ind w:left="3600" w:hanging="360"/>
+      </w:pPr>
+      <w:rPr>
+        <w:rFonts w:ascii="Wingdings" w:hAnsi="Wingdings" w:hint="default"/>
+        <w:sz w:val="20"/>
+      </w:rPr>
+    </w:lvl>
+    <w:lvl w:ilvl="5" w:tentative="1">
+      <w:start w:val="1"/>
+      <w:numFmt w:val="bullet"/>
+      <w:lvlText w:val=""/>
+      <w:lvlJc w:val="left"/>
+      <w:pPr>
+        <w:tabs>
+          <w:tab w:val="num" w:pos="4320"/>
+        </w:tabs>
+        <w:ind w:left="4320" w:hanging="360"/>
+      </w:pPr>
+      <w:rPr>
+        <w:rFonts w:ascii="Wingdings" w:hAnsi="Wingdings" w:hint="default"/>
+        <w:sz w:val="20"/>
+      </w:rPr>
+    </w:lvl>
+    <w:lvl w:ilvl="6" w:tentative="1">
+      <w:start w:val="1"/>
+      <w:numFmt w:val="bullet"/>
+      <w:lvlText w:val=""/>
+      <w:lvlJc w:val="left"/>
+      <w:pPr>
+        <w:tabs>
+          <w:tab w:val="num" w:pos="5040"/>
+        </w:tabs>
+        <w:ind w:left="5040" w:hanging="360"/>
+      </w:pPr>
+      <w:rPr>
+        <w:rFonts w:ascii="Wingdings" w:hAnsi="Wingdings" w:hint="default"/>
+        <w:sz w:val="20"/>
+      </w:rPr>
+    </w:lvl>
+    <w:lvl w:ilvl="7" w:tentative="1">
+      <w:start w:val="1"/>
+      <w:numFmt w:val="bullet"/>
+      <w:lvlText w:val=""/>
+      <w:lvlJc w:val="left"/>
+      <w:pPr>
+        <w:tabs>
+          <w:tab w:val="num" w:pos="5760"/>
+        </w:tabs>
+        <w:ind w:left="5760" w:hanging="360"/>
+      </w:pPr>
+      <w:rPr>
+        <w:rFonts w:ascii="Wingdings" w:hAnsi="Wingdings" w:hint="default"/>
+        <w:sz w:val="20"/>
+      </w:rPr>
+    </w:lvl>
+    <w:lvl w:ilvl="8" w:tentative="1">
+      <w:start w:val="1"/>
+      <w:numFmt w:val="bullet"/>
+      <w:lvlText w:val=""/>
+      <w:lvlJc w:val="left"/>
+      <w:pPr>
+        <w:tabs>
+          <w:tab w:val="num" w:pos="6480"/>
+        </w:tabs>
+        <w:ind w:left="6480" w:hanging="360"/>
+      </w:pPr>
+      <w:rPr>
+        <w:rFonts w:ascii="Wingdings" w:hAnsi="Wingdings" w:hint="default"/>
+        <w:sz w:val="20"/>
+      </w:rPr>
+    </w:lvl>
+  </w:abstractNum>
+  <w:abstractNum w:abstractNumId="7">
+    <w:nsid w:val="7665628C"/>
+    <w:multiLevelType w:val="multilevel"/>
+    <w:tmpl w:val="E144AEA8"/>
+    <w:lvl w:ilvl="0">
+      <w:start w:val="1"/>
+      <w:numFmt w:val="bullet"/>
+      <w:lvlText w:val=""/>
+      <w:lvlJc w:val="left"/>
+      <w:pPr>
+        <w:tabs>
+          <w:tab w:val="num" w:pos="720"/>
+        </w:tabs>
+        <w:ind w:left="720" w:hanging="360"/>
+      </w:pPr>
+      <w:rPr>
+        <w:rFonts w:ascii="Symbol" w:hAnsi="Symbol" w:hint="default"/>
+        <w:sz w:val="20"/>
+      </w:rPr>
+    </w:lvl>
+    <w:lvl w:ilvl="1" w:tentative="1">
+      <w:start w:val="1"/>
+      <w:numFmt w:val="bullet"/>
+      <w:lvlText w:val="o"/>
+      <w:lvlJc w:val="left"/>
+      <w:pPr>
+        <w:tabs>
+          <w:tab w:val="num" w:pos="1440"/>
+        </w:tabs>
+        <w:ind w:left="1440" w:hanging="360"/>
+      </w:pPr>
+      <w:rPr>
+        <w:rFonts w:ascii="Courier New" w:hAnsi="Courier New" w:hint="default"/>
+        <w:sz w:val="20"/>
+      </w:rPr>
+    </w:lvl>
+    <w:lvl w:ilvl="2" w:tentative="1">
+      <w:start w:val="1"/>
+      <w:numFmt w:val="bullet"/>
+      <w:lvlText w:val=""/>
+      <w:lvlJc w:val="left"/>
+      <w:pPr>
+        <w:tabs>
+          <w:tab w:val="num" w:pos="2160"/>
+        </w:tabs>
+        <w:ind w:left="2160" w:hanging="360"/>
+      </w:pPr>
+      <w:rPr>
+        <w:rFonts w:ascii="Wingdings" w:hAnsi="Wingdings" w:hint="default"/>
+        <w:sz w:val="20"/>
+      </w:rPr>
+    </w:lvl>
+    <w:lvl w:ilvl="3" w:tentative="1">
+      <w:start w:val="1"/>
+      <w:numFmt w:val="bullet"/>
+      <w:lvlText w:val=""/>
+      <w:lvlJc w:val="left"/>
+      <w:pPr>
+        <w:tabs>
+          <w:tab w:val="num" w:pos="2880"/>
+        </w:tabs>
+        <w:ind w:left="2880" w:hanging="360"/>
+      </w:pPr>
+      <w:rPr>
+        <w:rFonts w:ascii="Wingdings" w:hAnsi="Wingdings" w:hint="default"/>
+        <w:sz w:val="20"/>
+      </w:rPr>
+    </w:lvl>
+    <w:lvl w:ilvl="4" w:tentative="1">
+      <w:start w:val="1"/>
+      <w:numFmt w:val="bullet"/>
+      <w:lvlText w:val=""/>
+      <w:lvlJc w:val="left"/>
+      <w:pPr>
+        <w:tabs>
+          <w:tab w:val="num" w:pos="3600"/>
+        </w:tabs>
+        <w:ind w:left="3600" w:hanging="360"/>
+      </w:pPr>
+      <w:rPr>
+        <w:rFonts w:ascii="Wingdings" w:hAnsi="Wingdings" w:hint="default"/>
+        <w:sz w:val="20"/>
+      </w:rPr>
+    </w:lvl>
+    <w:lvl w:ilvl="5" w:tentative="1">
+      <w:start w:val="1"/>
+      <w:numFmt w:val="bullet"/>
+      <w:lvlText w:val=""/>
+      <w:lvlJc w:val="left"/>
+      <w:pPr>
+        <w:tabs>
+          <w:tab w:val="num" w:pos="4320"/>
+        </w:tabs>
+        <w:ind w:left="4320" w:hanging="360"/>
+      </w:pPr>
+      <w:rPr>
+        <w:rFonts w:ascii="Wingdings" w:hAnsi="Wingdings" w:hint="default"/>
+        <w:sz w:val="20"/>
+      </w:rPr>
+    </w:lvl>
+    <w:lvl w:ilvl="6" w:tentative="1">
+      <w:start w:val="1"/>
+      <w:numFmt w:val="bullet"/>
+      <w:lvlText w:val=""/>
+      <w:lvlJc w:val="left"/>
+      <w:pPr>
+        <w:tabs>
+          <w:tab w:val="num" w:pos="5040"/>
+        </w:tabs>
+        <w:ind w:left="5040" w:hanging="360"/>
+      </w:pPr>
+      <w:rPr>
+        <w:rFonts w:ascii="Wingdings" w:hAnsi="Wingdings" w:hint="default"/>
+        <w:sz w:val="20"/>
+      </w:rPr>
+    </w:lvl>
+    <w:lvl w:ilvl="7" w:tentative="1">
+      <w:start w:val="1"/>
+      <w:numFmt w:val="bullet"/>
+      <w:lvlText w:val=""/>
+      <w:lvlJc w:val="left"/>
+      <w:pPr>
+        <w:tabs>
+          <w:tab w:val="num" w:pos="5760"/>
+        </w:tabs>
+        <w:ind w:left="5760" w:hanging="360"/>
+      </w:pPr>
+      <w:rPr>
+        <w:rFonts w:ascii="Wingdings" w:hAnsi="Wingdings" w:hint="default"/>
+        <w:sz w:val="20"/>
+      </w:rPr>
+    </w:lvl>
+    <w:lvl w:ilvl="8" w:tentative="1">
+      <w:start w:val="1"/>
+      <w:numFmt w:val="bullet"/>
+      <w:lvlText w:val=""/>
+      <w:lvlJc w:val="left"/>
+      <w:pPr>
+        <w:tabs>
+          <w:tab w:val="num" w:pos="6480"/>
+        </w:tabs>
+        <w:ind w:left="6480" w:hanging="360"/>
+      </w:pPr>
+      <w:rPr>
+        <w:rFonts w:ascii="Wingdings" w:hAnsi="Wingdings" w:hint="default"/>
+        <w:sz w:val="20"/>
+      </w:rPr>
+    </w:lvl>
+  </w:abstractNum>
+  <w:num w:numId="1">
+    <w:abstractNumId w:val="7"/>
+  </w:num>
+  <w:num w:numId="2">
+    <w:abstractNumId w:val="1"/>
+  </w:num>
+  <w:num w:numId="3">
+    <w:abstractNumId w:val="0"/>
+  </w:num>
+  <w:num w:numId="4">
+    <w:abstractNumId w:val="2"/>
+  </w:num>
+  <w:num w:numId="5">
+    <w:abstractNumId w:val="5"/>
+  </w:num>
+  <w:num w:numId="6">
+    <w:abstractNumId w:val="6"/>
+  </w:num>
+  <w:num w:numId="7">
+    <w:abstractNumId w:val="4"/>
+  </w:num>
+  <w:num w:numId="8">
+    <w:abstractNumId w:val="3"/>
+  </w:num>
+</w:numbering>
 </file>
 
 <file path=word/styles.xml><?xml version="1.0" encoding="utf-8"?>
@@ -207,6 +4403,46 @@
     <w:name w:val="Normal"/>
     <w:qFormat/>
   </w:style>
+  <w:style w:type="paragraph" w:styleId="Heading2">
+    <w:name w:val="heading 2"/>
+    <w:basedOn w:val="Normal"/>
+    <w:link w:val="Heading2Char"/>
+    <w:uiPriority w:val="9"/>
+    <w:qFormat/>
+    <w:rsid w:val="00877DC0"/>
+    <w:pPr>
+      <w:spacing w:before="100" w:beforeAutospacing="1" w:after="100" w:afterAutospacing="1" w:line="240" w:lineRule="auto"/>
+      <w:outlineLvl w:val="1"/>
+    </w:pPr>
+    <w:rPr>
+      <w:rFonts w:ascii="Times New Roman" w:eastAsia="Times New Roman" w:hAnsi="Times New Roman" w:cs="Times New Roman"/>
+      <w:b/>
+      <w:bCs/>
+      <w:sz w:val="36"/>
+      <w:szCs w:val="36"/>
+      <w:lang w:eastAsia="en-IN"/>
+    </w:rPr>
+  </w:style>
+  <w:style w:type="paragraph" w:styleId="Heading3">
+    <w:name w:val="heading 3"/>
+    <w:basedOn w:val="Normal"/>
+    <w:link w:val="Heading3Char"/>
+    <w:uiPriority w:val="9"/>
+    <w:qFormat/>
+    <w:rsid w:val="00877DC0"/>
+    <w:pPr>
+      <w:spacing w:before="100" w:beforeAutospacing="1" w:after="100" w:afterAutospacing="1" w:line="240" w:lineRule="auto"/>
+      <w:outlineLvl w:val="2"/>
+    </w:pPr>
+    <w:rPr>
+      <w:rFonts w:ascii="Times New Roman" w:eastAsia="Times New Roman" w:hAnsi="Times New Roman" w:cs="Times New Roman"/>
+      <w:b/>
+      <w:bCs/>
+      <w:sz w:val="27"/>
+      <w:szCs w:val="27"/>
+      <w:lang w:eastAsia="en-IN"/>
+    </w:rPr>
+  </w:style>
   <w:style w:type="character" w:default="1" w:styleId="DefaultParagraphFont">
     <w:name w:val="Default Paragraph Font"/>
     <w:uiPriority w:val="1"/>
@@ -233,6 +4469,97 @@
     <w:uiPriority w:val="99"/>
     <w:semiHidden/>
     <w:unhideWhenUsed/>
+  </w:style>
+  <w:style w:type="character" w:customStyle="1" w:styleId="Heading2Char">
+    <w:name w:val="Heading 2 Char"/>
+    <w:basedOn w:val="DefaultParagraphFont"/>
+    <w:link w:val="Heading2"/>
+    <w:uiPriority w:val="9"/>
+    <w:rsid w:val="00877DC0"/>
+    <w:rPr>
+      <w:rFonts w:ascii="Times New Roman" w:eastAsia="Times New Roman" w:hAnsi="Times New Roman" w:cs="Times New Roman"/>
+      <w:b/>
+      <w:bCs/>
+      <w:sz w:val="36"/>
+      <w:szCs w:val="36"/>
+      <w:lang w:eastAsia="en-IN"/>
+    </w:rPr>
+  </w:style>
+  <w:style w:type="character" w:customStyle="1" w:styleId="Heading3Char">
+    <w:name w:val="Heading 3 Char"/>
+    <w:basedOn w:val="DefaultParagraphFont"/>
+    <w:link w:val="Heading3"/>
+    <w:uiPriority w:val="9"/>
+    <w:rsid w:val="00877DC0"/>
+    <w:rPr>
+      <w:rFonts w:ascii="Times New Roman" w:eastAsia="Times New Roman" w:hAnsi="Times New Roman" w:cs="Times New Roman"/>
+      <w:b/>
+      <w:bCs/>
+      <w:sz w:val="27"/>
+      <w:szCs w:val="27"/>
+      <w:lang w:eastAsia="en-IN"/>
+    </w:rPr>
+  </w:style>
+  <w:style w:type="character" w:styleId="Strong">
+    <w:name w:val="Strong"/>
+    <w:basedOn w:val="DefaultParagraphFont"/>
+    <w:uiPriority w:val="22"/>
+    <w:qFormat/>
+    <w:rsid w:val="00877DC0"/>
+    <w:rPr>
+      <w:b/>
+      <w:bCs/>
+    </w:rPr>
+  </w:style>
+  <w:style w:type="paragraph" w:styleId="NormalWeb">
+    <w:name w:val="Normal (Web)"/>
+    <w:basedOn w:val="Normal"/>
+    <w:uiPriority w:val="99"/>
+    <w:semiHidden/>
+    <w:unhideWhenUsed/>
+    <w:rsid w:val="00877DC0"/>
+    <w:pPr>
+      <w:spacing w:before="100" w:beforeAutospacing="1" w:after="100" w:afterAutospacing="1" w:line="240" w:lineRule="auto"/>
+    </w:pPr>
+    <w:rPr>
+      <w:rFonts w:ascii="Times New Roman" w:eastAsia="Times New Roman" w:hAnsi="Times New Roman" w:cs="Times New Roman"/>
+      <w:sz w:val="24"/>
+      <w:szCs w:val="24"/>
+      <w:lang w:eastAsia="en-IN"/>
+    </w:rPr>
+  </w:style>
+  <w:style w:type="character" w:styleId="Emphasis">
+    <w:name w:val="Emphasis"/>
+    <w:basedOn w:val="DefaultParagraphFont"/>
+    <w:uiPriority w:val="20"/>
+    <w:qFormat/>
+    <w:rsid w:val="00877DC0"/>
+    <w:rPr>
+      <w:i/>
+      <w:iCs/>
+    </w:rPr>
+  </w:style>
+  <w:style w:type="character" w:styleId="HTMLCode">
+    <w:name w:val="HTML Code"/>
+    <w:basedOn w:val="DefaultParagraphFont"/>
+    <w:uiPriority w:val="99"/>
+    <w:semiHidden/>
+    <w:unhideWhenUsed/>
+    <w:rsid w:val="00877DC0"/>
+    <w:rPr>
+      <w:rFonts w:ascii="Courier New" w:eastAsia="Times New Roman" w:hAnsi="Courier New" w:cs="Courier New"/>
+      <w:sz w:val="20"/>
+      <w:szCs w:val="20"/>
+    </w:rPr>
+  </w:style>
+  <w:style w:type="paragraph" w:styleId="NoSpacing">
+    <w:name w:val="No Spacing"/>
+    <w:uiPriority w:val="1"/>
+    <w:qFormat/>
+    <w:rsid w:val="00877DC0"/>
+    <w:pPr>
+      <w:spacing w:after="0" w:line="240" w:lineRule="auto"/>
+    </w:pPr>
   </w:style>
 </w:styles>
 </file>
@@ -397,6 +4724,46 @@
     <w:name w:val="Normal"/>
     <w:qFormat/>
   </w:style>
+  <w:style w:type="paragraph" w:styleId="Heading2">
+    <w:name w:val="heading 2"/>
+    <w:basedOn w:val="Normal"/>
+    <w:link w:val="Heading2Char"/>
+    <w:uiPriority w:val="9"/>
+    <w:qFormat/>
+    <w:rsid w:val="00877DC0"/>
+    <w:pPr>
+      <w:spacing w:before="100" w:beforeAutospacing="1" w:after="100" w:afterAutospacing="1" w:line="240" w:lineRule="auto"/>
+      <w:outlineLvl w:val="1"/>
+    </w:pPr>
+    <w:rPr>
+      <w:rFonts w:ascii="Times New Roman" w:eastAsia="Times New Roman" w:hAnsi="Times New Roman" w:cs="Times New Roman"/>
+      <w:b/>
+      <w:bCs/>
+      <w:sz w:val="36"/>
+      <w:szCs w:val="36"/>
+      <w:lang w:eastAsia="en-IN"/>
+    </w:rPr>
+  </w:style>
+  <w:style w:type="paragraph" w:styleId="Heading3">
+    <w:name w:val="heading 3"/>
+    <w:basedOn w:val="Normal"/>
+    <w:link w:val="Heading3Char"/>
+    <w:uiPriority w:val="9"/>
+    <w:qFormat/>
+    <w:rsid w:val="00877DC0"/>
+    <w:pPr>
+      <w:spacing w:before="100" w:beforeAutospacing="1" w:after="100" w:afterAutospacing="1" w:line="240" w:lineRule="auto"/>
+      <w:outlineLvl w:val="2"/>
+    </w:pPr>
+    <w:rPr>
+      <w:rFonts w:ascii="Times New Roman" w:eastAsia="Times New Roman" w:hAnsi="Times New Roman" w:cs="Times New Roman"/>
+      <w:b/>
+      <w:bCs/>
+      <w:sz w:val="27"/>
+      <w:szCs w:val="27"/>
+      <w:lang w:eastAsia="en-IN"/>
+    </w:rPr>
+  </w:style>
   <w:style w:type="character" w:default="1" w:styleId="DefaultParagraphFont">
     <w:name w:val="Default Paragraph Font"/>
     <w:uiPriority w:val="1"/>
@@ -423,6 +4790,97 @@
     <w:uiPriority w:val="99"/>
     <w:semiHidden/>
     <w:unhideWhenUsed/>
+  </w:style>
+  <w:style w:type="character" w:customStyle="1" w:styleId="Heading2Char">
+    <w:name w:val="Heading 2 Char"/>
+    <w:basedOn w:val="DefaultParagraphFont"/>
+    <w:link w:val="Heading2"/>
+    <w:uiPriority w:val="9"/>
+    <w:rsid w:val="00877DC0"/>
+    <w:rPr>
+      <w:rFonts w:ascii="Times New Roman" w:eastAsia="Times New Roman" w:hAnsi="Times New Roman" w:cs="Times New Roman"/>
+      <w:b/>
+      <w:bCs/>
+      <w:sz w:val="36"/>
+      <w:szCs w:val="36"/>
+      <w:lang w:eastAsia="en-IN"/>
+    </w:rPr>
+  </w:style>
+  <w:style w:type="character" w:customStyle="1" w:styleId="Heading3Char">
+    <w:name w:val="Heading 3 Char"/>
+    <w:basedOn w:val="DefaultParagraphFont"/>
+    <w:link w:val="Heading3"/>
+    <w:uiPriority w:val="9"/>
+    <w:rsid w:val="00877DC0"/>
+    <w:rPr>
+      <w:rFonts w:ascii="Times New Roman" w:eastAsia="Times New Roman" w:hAnsi="Times New Roman" w:cs="Times New Roman"/>
+      <w:b/>
+      <w:bCs/>
+      <w:sz w:val="27"/>
+      <w:szCs w:val="27"/>
+      <w:lang w:eastAsia="en-IN"/>
+    </w:rPr>
+  </w:style>
+  <w:style w:type="character" w:styleId="Strong">
+    <w:name w:val="Strong"/>
+    <w:basedOn w:val="DefaultParagraphFont"/>
+    <w:uiPriority w:val="22"/>
+    <w:qFormat/>
+    <w:rsid w:val="00877DC0"/>
+    <w:rPr>
+      <w:b/>
+      <w:bCs/>
+    </w:rPr>
+  </w:style>
+  <w:style w:type="paragraph" w:styleId="NormalWeb">
+    <w:name w:val="Normal (Web)"/>
+    <w:basedOn w:val="Normal"/>
+    <w:uiPriority w:val="99"/>
+    <w:semiHidden/>
+    <w:unhideWhenUsed/>
+    <w:rsid w:val="00877DC0"/>
+    <w:pPr>
+      <w:spacing w:before="100" w:beforeAutospacing="1" w:after="100" w:afterAutospacing="1" w:line="240" w:lineRule="auto"/>
+    </w:pPr>
+    <w:rPr>
+      <w:rFonts w:ascii="Times New Roman" w:eastAsia="Times New Roman" w:hAnsi="Times New Roman" w:cs="Times New Roman"/>
+      <w:sz w:val="24"/>
+      <w:szCs w:val="24"/>
+      <w:lang w:eastAsia="en-IN"/>
+    </w:rPr>
+  </w:style>
+  <w:style w:type="character" w:styleId="Emphasis">
+    <w:name w:val="Emphasis"/>
+    <w:basedOn w:val="DefaultParagraphFont"/>
+    <w:uiPriority w:val="20"/>
+    <w:qFormat/>
+    <w:rsid w:val="00877DC0"/>
+    <w:rPr>
+      <w:i/>
+      <w:iCs/>
+    </w:rPr>
+  </w:style>
+  <w:style w:type="character" w:styleId="HTMLCode">
+    <w:name w:val="HTML Code"/>
+    <w:basedOn w:val="DefaultParagraphFont"/>
+    <w:uiPriority w:val="99"/>
+    <w:semiHidden/>
+    <w:unhideWhenUsed/>
+    <w:rsid w:val="00877DC0"/>
+    <w:rPr>
+      <w:rFonts w:ascii="Courier New" w:eastAsia="Times New Roman" w:hAnsi="Courier New" w:cs="Courier New"/>
+      <w:sz w:val="20"/>
+      <w:szCs w:val="20"/>
+    </w:rPr>
+  </w:style>
+  <w:style w:type="paragraph" w:styleId="NoSpacing">
+    <w:name w:val="No Spacing"/>
+    <w:uiPriority w:val="1"/>
+    <w:qFormat/>
+    <w:rsid w:val="00877DC0"/>
+    <w:pPr>
+      <w:spacing w:after="0" w:line="240" w:lineRule="auto"/>
+    </w:pPr>
   </w:style>
 </w:styles>
 </file>
